--- a/zht/docx/033.content.docx
+++ b/zht/docx/033.content.docx
@@ -149,27 +149,7 @@
         <w:rPr>
           <w:lang w:val="zh_TW" w:bidi="zh_TW"/>
         </w:rPr>
-        <w:t>fei</w:t>
-      </w:r>
-      <w:r>
-        <w:rPr>
-          <w:lang w:val="zh_TW" w:bidi="zh_TW"/>
-        </w:rPr>
-      </w:r>
-    </w:p>
-    <w:p>
-      <w:pPr/>
-      <w:r>
-        <w:rPr>
-          <w:lang w:val="zh_TW" w:bidi="zh_TW"/>
-        </w:rPr>
-      </w:r>
-      <w:r>
-        <w:rPr>
-          <w:i/>
-          <w:lang w:val="zh_TW" w:bidi="zh_TW"/>
-        </w:rPr>
-        <w:t>腓力, 腓利門書</w:t>
+        <w:t>fang</w:t>
       </w:r>
       <w:r>
         <w:rPr>
@@ -232,685 +212,7 @@
         <w:rPr>
           <w:lang w:val="zh_TW" w:bidi="zh_TW"/>
         </w:rPr>
-        <w:t>腓力</w:t>
-      </w:r>
-      <w:r>
-        <w:rPr>
-          <w:lang w:val="zh_TW" w:bidi="zh_TW"/>
-        </w:rPr>
-      </w:r>
-    </w:p>
-    <w:p>
-      <w:pPr>
-        <w:pStyle w:val="ListNumber"/>
-        <w:numPr>
-          <w:ilvl w:val="0"/>
-          <w:numId w:val="14"/>
-        </w:numPr>
-        <w:spacing w:line="240" w:lineRule="auto"/>
-        <w:ind w:left="720"/>
-      </w:pPr>
-      <w:r>
-        <w:rPr>
-          <w:lang w:val="zh_TW" w:bidi="zh_TW"/>
-        </w:rPr>
-      </w:r>
-      <w:r>
-        <w:rPr>
-          <w:lang w:val="zh_TW" w:bidi="zh_TW"/>
-        </w:rPr>
-        <w:t>耶穌的使徒。腓力的名字在十二使徒的名單中排在第五位，位於兩對兄弟西門彼得和安得烈、雅各和約翰之後（</w:t>
-      </w:r>
-      <w:hyperlink r:id="rId13">
-        <w:r>
-          <w:rPr>
-            <w:lang w:val="zh_TW" w:bidi="zh_TW"/>
-          </w:rPr>
-          <w:rPr>
-            <w:color w:val="0000EE"/>
-            <w:u w:val="single"/>
-          </w:rPr>
-          <w:t>太10:3</w:t>
-        </w:r>
-      </w:hyperlink>
-      <w:r>
-        <w:rPr>
-          <w:lang w:val="zh_TW" w:bidi="zh_TW"/>
-        </w:rPr>
-        <w:t>；</w:t>
-      </w:r>
-      <w:hyperlink r:id="rId14">
-        <w:r>
-          <w:rPr>
-            <w:lang w:val="zh_TW" w:bidi="zh_TW"/>
-          </w:rPr>
-          <w:rPr>
-            <w:color w:val="0000EE"/>
-            <w:u w:val="single"/>
-          </w:rPr>
-          <w:t>可3:18</w:t>
-        </w:r>
-      </w:hyperlink>
-      <w:r>
-        <w:rPr>
-          <w:lang w:val="zh_TW" w:bidi="zh_TW"/>
-        </w:rPr>
-        <w:t>；</w:t>
-      </w:r>
-      <w:hyperlink r:id="rId15">
-        <w:r>
-          <w:rPr>
-            <w:lang w:val="zh_TW" w:bidi="zh_TW"/>
-          </w:rPr>
-          <w:rPr>
-            <w:color w:val="0000EE"/>
-            <w:u w:val="single"/>
-          </w:rPr>
-          <w:t>路6:14</w:t>
-        </w:r>
-      </w:hyperlink>
-      <w:r>
-        <w:rPr>
-          <w:lang w:val="zh_TW" w:bidi="zh_TW"/>
-        </w:rPr>
-        <w:t>）。使徒約翰記載，當施洗約翰提到耶穌說「看哪，這是神的羔羊！」時，他的兩個門徒開始跟隨耶穌。其中一位是安得烈，他隨即對他哥哥西門彼得說：「我們遇見彌賽亞了」，並把他帶到耶穌面前。（另一位未提名的門徒很可能就是寫這段經文的約翰。）</w:t>
-        <w:br/>
-      </w:r>
-      <w:r>
-        <w:rPr>
-          <w:lang w:val="zh_TW" w:bidi="zh_TW"/>
-        </w:rPr>
-        <w:t>第二天，耶穌去了加利利，找到腓力並呼召他：「來跟從我吧。」約翰補充說腓力是伯賽大的人。腓力隨即找到拿但業並告訴他：「摩西在律法上所寫的和眾先知所記的那一位，我們遇見了」，並邀請拿但業前來親自看看（</w:t>
-      </w:r>
-      <w:hyperlink r:id="rId16">
-        <w:r>
-          <w:rPr>
-            <w:lang w:val="zh_TW" w:bidi="zh_TW"/>
-          </w:rPr>
-          <w:rPr>
-            <w:color w:val="0000EE"/>
-            <w:u w:val="single"/>
-          </w:rPr>
-          <w:t>約1:35–51</w:t>
-        </w:r>
-      </w:hyperlink>
-      <w:r>
-        <w:rPr>
-          <w:lang w:val="zh_TW" w:bidi="zh_TW"/>
-        </w:rPr>
-        <w:t>）。這段記載顯示腓力是最早跟隨耶穌的人之一，並迅速地邀請其他人也來跟從耶穌。</w:t>
-        <w:br/>
-      </w:r>
-      <w:r>
-        <w:rPr>
-          <w:lang w:val="zh_TW" w:bidi="zh_TW"/>
-        </w:rPr>
-        <w:t>腓力像其他使徒一樣，對基督的身分和大能仍有許多要學習的地方。在耶穌使五千人飽足的神蹟中，耶穌問腓力：「我們從哪裏買餅叫這些人吃呢？」腓力困惑地回答說，即使有二十兩銀子（相當於半年的工資）也買不到足夠的餅分給每個人（</w:t>
-      </w:r>
-      <w:hyperlink r:id="rId17">
-        <w:r>
-          <w:rPr>
-            <w:lang w:val="zh_TW" w:bidi="zh_TW"/>
-          </w:rPr>
-          <w:rPr>
-            <w:color w:val="0000EE"/>
-            <w:u w:val="single"/>
-          </w:rPr>
-          <w:t>約6:5–7</w:t>
-        </w:r>
-      </w:hyperlink>
-      <w:r>
-        <w:rPr>
-          <w:lang w:val="zh_TW" w:bidi="zh_TW"/>
-        </w:rPr>
-        <w:t>）。隨後的神蹟教導他，萬物的主能夠餵飽一大群人。</w:t>
-        <w:br/>
-      </w:r>
-      <w:r>
-        <w:rPr>
-          <w:lang w:val="zh_TW" w:bidi="zh_TW"/>
-        </w:rPr>
-        <w:t>腓力下一次出現是在耶路撒冷，在基督榮耀進城後。「有幾個希臘人」（說希臘話的非猶太人）來見腓力，請求「先生，我們願意見耶穌。」腓力告訴安得烈，兩人一同去帶他們去見耶穌（</w:t>
-      </w:r>
-      <w:hyperlink r:id="rId18">
-        <w:r>
-          <w:rPr>
-            <w:lang w:val="zh_TW" w:bidi="zh_TW"/>
-          </w:rPr>
-          <w:rPr>
-            <w:color w:val="0000EE"/>
-            <w:u w:val="single"/>
-          </w:rPr>
-          <w:t>12:20–22</w:t>
-        </w:r>
-      </w:hyperlink>
-      <w:r>
-        <w:rPr>
-          <w:lang w:val="zh_TW" w:bidi="zh_TW"/>
-        </w:rPr>
-        <w:t>）。這顯示腓力是一個容易接近的人，且懂得希臘文。</w:t>
-        <w:br/>
-      </w:r>
-      <w:r>
-        <w:rPr>
-          <w:lang w:val="zh_TW" w:bidi="zh_TW"/>
-        </w:rPr>
-        <w:t>在耶穌被捕的前一晚，耶穌與祂的跟隨者在樓房（即樓上的房間）裡會面。在這次會議中，腓力對耶穌說：「求主將父顯給我們看，我們就知足了。」耶穌利用這個時機教導腓力更多。腓力對神非常忠誠，或許他希望耶穌能顯示神的奇妙榮光，這類似於摩西在</w:t>
-      </w:r>
-      <w:hyperlink r:id="rId19">
-        <w:r>
-          <w:rPr>
-            <w:lang w:val="zh_TW" w:bidi="zh_TW"/>
-          </w:rPr>
-          <w:rPr>
-            <w:color w:val="0000EE"/>
-            <w:u w:val="single"/>
-          </w:rPr>
-          <w:t>出埃及記三十三章18節</w:t>
-        </w:r>
-      </w:hyperlink>
-      <w:r>
-        <w:rPr>
-          <w:lang w:val="zh_TW" w:bidi="zh_TW"/>
-        </w:rPr>
-        <w:t>中求見神的榮光。然而，耶穌教導他，祂自己就是父顯於人前的完全啟示（</w:t>
-      </w:r>
-      <w:hyperlink r:id="rId20">
-        <w:r>
-          <w:rPr>
-            <w:lang w:val="zh_TW" w:bidi="zh_TW"/>
-          </w:rPr>
-          <w:rPr>
-            <w:color w:val="0000EE"/>
-            <w:u w:val="single"/>
-          </w:rPr>
-          <w:t>約14:8–10</w:t>
-        </w:r>
-      </w:hyperlink>
-      <w:r>
-        <w:rPr>
-          <w:lang w:val="zh_TW" w:bidi="zh_TW"/>
-        </w:rPr>
-        <w:t>）。</w:t>
-        <w:br/>
-      </w:r>
-      <w:r>
-        <w:rPr>
-          <w:lang w:val="zh_TW" w:bidi="zh_TW"/>
-        </w:rPr>
-        <w:t>常有人會混淆使徒腓力和傳福音的腓力（下文#2所提到的那一位）。腓力可能在多處傳道，最後定居於羅馬亞細亞省的希拉坡里，直至去世。他是死於自然原因還是殉道（因信仰而被殺）則無法確定。</w:t>
-        <w:br/>
-      </w:r>
-      <w:r>
-        <w:rPr>
-          <w:i/>
-          <w:lang w:val="zh_TW" w:bidi="zh_TW"/>
-        </w:rPr>
-        <w:t>另見</w:t>
-      </w:r>
-      <w:r>
-        <w:rPr>
-          <w:lang w:val="zh_TW" w:bidi="zh_TW"/>
-        </w:rPr>
-        <w:t xml:space="preserve"> </w:t>
-      </w:r>
-      <w:r>
-        <w:rPr>
-          <w:lang w:val="zh_TW" w:bidi="zh_TW"/>
-        </w:rPr>
-        <w:t>使徒、使徒職分</w:t>
-      </w:r>
-      <w:r>
-        <w:rPr>
-          <w:lang w:val="zh_TW" w:bidi="zh_TW"/>
-        </w:rPr>
-        <w:t>。</w:t>
-      </w:r>
-    </w:p>
-    <w:p>
-      <w:pPr>
-        <w:pStyle w:val="ListNumber"/>
-        <w:spacing w:line="240" w:lineRule="auto"/>
-        <w:ind w:left="720"/>
-      </w:pPr>
-      <w:r>
-        <w:rPr>
-          <w:lang w:val="zh_TW" w:bidi="zh_TW"/>
-        </w:rPr>
-      </w:r>
-      <w:r>
-        <w:rPr>
-          <w:lang w:val="zh_TW" w:bidi="zh_TW"/>
-        </w:rPr>
-        <w:t>一位希臘化的猶太人（說希臘話並遵循希臘習俗的人），他成為基督的跟隨者。腓利是七位被選派負責管理耶路撒冷基督徒群體中貧困寡婦事工的人之一。</w:t>
-        <w:br/>
-      </w:r>
-      <w:r>
-        <w:rPr>
-          <w:lang w:val="zh_TW" w:bidi="zh_TW"/>
-        </w:rPr>
-        <w:t>包括腓利在內，這些人全都有希臘名字。其中一人叫尼哥拉，他是歸信猶太教的外邦人。儘管從記載中並不完全確定他們是否被視為正式的執事，但這事件通常被認為是教會中設立一特殊幫助群體的開始，這群體稱為執事（</w:t>
-      </w:r>
-      <w:hyperlink r:id="rId21">
-        <w:r>
-          <w:rPr>
-            <w:lang w:val="zh_TW" w:bidi="zh_TW"/>
-          </w:rPr>
-          <w:rPr>
-            <w:color w:val="0000EE"/>
-            <w:u w:val="single"/>
-          </w:rPr>
-          <w:t>徒6:1–7</w:t>
-        </w:r>
-      </w:hyperlink>
-      <w:r>
-        <w:rPr>
-          <w:lang w:val="zh_TW" w:bidi="zh_TW"/>
-        </w:rPr>
-        <w:t>）。在這七人中，新約中只記載了司提反和腓利更多的事蹟。他們被描述為有好名聲，滿有聖靈和智慧的人（</w:t>
-      </w:r>
-      <w:hyperlink r:id="rId22">
-        <w:r>
-          <w:rPr>
-            <w:lang w:val="zh_TW" w:bidi="zh_TW"/>
-          </w:rPr>
-          <w:rPr>
-            <w:color w:val="0000EE"/>
-            <w:u w:val="single"/>
-          </w:rPr>
-          <w:t>3</w:t>
-        </w:r>
-      </w:hyperlink>
-      <w:r>
-        <w:rPr>
-          <w:lang w:val="zh_TW" w:bidi="zh_TW"/>
-        </w:rPr>
-        <w:t>節）。</w:t>
-        <w:br/>
-      </w:r>
-      <w:r>
-        <w:rPr>
-          <w:lang w:val="zh_TW" w:bidi="zh_TW"/>
-        </w:rPr>
-        <w:t>腓利被稱為「傳福音的腓利」，這是從</w:t>
-      </w:r>
-      <w:hyperlink r:id="rId23">
-        <w:r>
-          <w:rPr>
-            <w:lang w:val="zh_TW" w:bidi="zh_TW"/>
-          </w:rPr>
-          <w:rPr>
-            <w:color w:val="0000EE"/>
-            <w:u w:val="single"/>
-          </w:rPr>
-          <w:t>使徒行傳二十一章8節</w:t>
-        </w:r>
-      </w:hyperlink>
-      <w:r>
-        <w:rPr>
-          <w:lang w:val="zh_TW" w:bidi="zh_TW"/>
-        </w:rPr>
-        <w:t>中明確得知的。這個名號實至名歸，當掃羅逼迫耶路撒冷的基督徒時，腓利去了撒馬利亞並大有能力地宣講福音，結果許多人滿心歡喜地歸信基督（</w:t>
-      </w:r>
-      <w:hyperlink r:id="rId24">
-        <w:r>
-          <w:rPr>
-            <w:lang w:val="zh_TW" w:bidi="zh_TW"/>
-          </w:rPr>
-          <w:rPr>
-            <w:color w:val="0000EE"/>
-            <w:u w:val="single"/>
-          </w:rPr>
-          <w:t>徒8:1–8</w:t>
-        </w:r>
-      </w:hyperlink>
-      <w:r>
-        <w:rPr>
-          <w:lang w:val="zh_TW" w:bidi="zh_TW"/>
-        </w:rPr>
-        <w:t>）。</w:t>
-        <w:br/>
-      </w:r>
-      <w:r>
-        <w:rPr>
-          <w:lang w:val="zh_TW" w:bidi="zh_TW"/>
-        </w:rPr>
-        <w:t>神呼召腓利離開撒馬利亞，前往南地的曠野。腓利的事工充滿能力且成功，因此，離開並前往其它地方似乎很奇怪且愚蠢。但腓利聽從並順服神。</w:t>
-        <w:br/>
-      </w:r>
-      <w:r>
-        <w:rPr>
-          <w:lang w:val="zh_TW" w:bidi="zh_TW"/>
-        </w:rPr>
-        <w:t>在曠野中，雖然沒有群眾，卻遇見了一位重要的衣索匹亞的官員。這人剛從耶路撒冷拜訪完畢，正返回非洲。腓利意識到神有充分的理由派他到那裡。這位衣索匹亞人正在閱讀</w:t>
-      </w:r>
-      <w:hyperlink r:id="rId25">
-        <w:r>
-          <w:rPr>
-            <w:lang w:val="zh_TW" w:bidi="zh_TW"/>
-          </w:rPr>
-          <w:rPr>
-            <w:color w:val="0000EE"/>
-            <w:u w:val="single"/>
-          </w:rPr>
-          <w:t>以賽亞書五十三章</w:t>
-        </w:r>
-      </w:hyperlink>
-      <w:r>
-        <w:rPr>
-          <w:lang w:val="zh_TW" w:bidi="zh_TW"/>
-        </w:rPr>
-        <w:t>，這是舊約中重要的福音章節。</w:t>
-        <w:br/>
-      </w:r>
-      <w:r>
-        <w:rPr>
-          <w:lang w:val="zh_TW" w:bidi="zh_TW"/>
-        </w:rPr>
-        <w:t>腓利告訴他這預言是關於耶穌基督的。這衣索匹亞人信了並受洗，滿心歡喜地繼續前行（</w:t>
-      </w:r>
-      <w:hyperlink r:id="rId26">
-        <w:r>
-          <w:rPr>
-            <w:lang w:val="zh_TW" w:bidi="zh_TW"/>
-          </w:rPr>
-          <w:rPr>
-            <w:color w:val="0000EE"/>
-            <w:u w:val="single"/>
-          </w:rPr>
-          <w:t>25–40</w:t>
-        </w:r>
-      </w:hyperlink>
-      <w:r>
-        <w:rPr>
-          <w:lang w:val="zh_TW" w:bidi="zh_TW"/>
-        </w:rPr>
-        <w:t>節）。這個人的歸信意味著腓利成為第一位向外邦人傳福音的人，且福音藉由這位衣索匹亞人傳到非洲大陸。</w:t>
-        <w:br/>
-      </w:r>
-      <w:r>
-        <w:rPr>
-          <w:lang w:val="zh_TW" w:bidi="zh_TW"/>
-        </w:rPr>
-        <w:t>當時的猶太人為自己的民族感到驕傲，且視撒馬利亞人為不潔。撒馬利亞人是猶太人與非猶太人的混血族群。猶太人也認為非猶太人（稱為外邦人）不潔。然而腓利不同，他樂於向撒馬利亞人和這位衣索匹亞人傳講耶穌的事。腓利的行動顯示了耶穌的福音是為所有人預備的，無論他們的來歷或所屬的群體。腓利的工作證明了神的愛藉著耶穌白白賜給所有人。</w:t>
-        <w:br/>
-      </w:r>
-      <w:r>
-        <w:rPr>
-          <w:lang w:val="zh_TW" w:bidi="zh_TW"/>
-        </w:rPr>
-        <w:t>腓利後來住在海岸邊的凱撒利亞，並在使徒保羅第三次宣教之旅結束時，接待了保羅和路加。路加記載腓力有四個未婚的女兒，她們都是女先知（</w:t>
-      </w:r>
-      <w:hyperlink r:id="rId27">
-        <w:r>
-          <w:rPr>
-            <w:lang w:val="zh_TW" w:bidi="zh_TW"/>
-          </w:rPr>
-          <w:rPr>
-            <w:color w:val="0000EE"/>
-            <w:u w:val="single"/>
-          </w:rPr>
-          <w:t>徒21:8–9</w:t>
-        </w:r>
-      </w:hyperlink>
-      <w:r>
-        <w:rPr>
-          <w:lang w:val="zh_TW" w:bidi="zh_TW"/>
-        </w:rPr>
-        <w:t>）。不久之後，保羅在凱撒利亞被拘留兩年，腓力的善意和友誼，對保羅應是莫大的安慰（</w:t>
-      </w:r>
-      <w:hyperlink r:id="rId28">
-        <w:r>
-          <w:rPr>
-            <w:lang w:val="zh_TW" w:bidi="zh_TW"/>
-          </w:rPr>
-          <w:rPr>
-            <w:color w:val="0000EE"/>
-            <w:u w:val="single"/>
-          </w:rPr>
-          <w:t>23:31–35，</w:t>
-        </w:r>
-      </w:hyperlink>
-      <w:hyperlink r:id="rId29">
-        <w:r>
-          <w:rPr>
-            <w:lang w:val="zh_TW" w:bidi="zh_TW"/>
-          </w:rPr>
-          <w:rPr>
-            <w:color w:val="0000EE"/>
-            <w:u w:val="single"/>
-          </w:rPr>
-          <w:t>24:23、27</w:t>
-        </w:r>
-      </w:hyperlink>
-      <w:r>
-        <w:rPr>
-          <w:lang w:val="zh_TW" w:bidi="zh_TW"/>
-        </w:rPr>
-        <w:t>）。</w:t>
-      </w:r>
-    </w:p>
-    <w:p>
-      <w:pPr>
-        <w:pStyle w:val="ListNumber"/>
-        <w:spacing w:line="240" w:lineRule="auto"/>
-        <w:ind w:left="720"/>
-      </w:pPr>
-      <w:r>
-        <w:rPr>
-          <w:lang w:val="zh_TW" w:bidi="zh_TW"/>
-        </w:rPr>
-      </w:r>
-      <w:r>
-        <w:rPr>
-          <w:lang w:val="zh_TW" w:bidi="zh_TW"/>
-        </w:rPr>
-        <w:t>另一位腓力是大希律與</w:t>
-      </w:r>
-      <w:r>
-        <w:rPr>
-          <w:lang w:val="zh_TW" w:bidi="zh_TW"/>
-        </w:rPr>
-        <w:t>克麗奧佩特拉（</w:t>
-      </w:r>
-      <w:r>
-        <w:rPr>
-          <w:lang w:val="zh_TW" w:bidi="zh_TW"/>
-        </w:rPr>
-        <w:t>Cleopatra</w:t>
-      </w:r>
-      <w:r>
-        <w:rPr>
-          <w:lang w:val="zh_TW" w:bidi="zh_TW"/>
-        </w:rPr>
-        <w:t>）</w:t>
-      </w:r>
-      <w:r>
-        <w:rPr>
-          <w:lang w:val="zh_TW" w:bidi="zh_TW"/>
-        </w:rPr>
-        <w:t>之子，安提帕的同父異母兄弟，安提帕的母親是馬爾他斯（Malthace）。他在</w:t>
-      </w:r>
-      <w:hyperlink r:id="rId30">
-        <w:r>
-          <w:rPr>
-            <w:lang w:val="zh_TW" w:bidi="zh_TW"/>
-          </w:rPr>
-          <w:rPr>
-            <w:color w:val="0000EE"/>
-            <w:u w:val="single"/>
-          </w:rPr>
-          <w:t>路加福音三章1節</w:t>
-        </w:r>
-      </w:hyperlink>
-      <w:r>
-        <w:rPr>
-          <w:lang w:val="zh_TW" w:bidi="zh_TW"/>
-        </w:rPr>
-        <w:t>中被稱為希律。安提帕在公元前4年到公元39年間擔任比利亞和加利利的分封王（巡撫），而腓力則在加利利東北部的以土利亞和特拉可尼地方及某些其它領地任分封王37年（從公元前4年到公元33年）。他的妻子是他的姪女撒羅米（Salome），她曾為希律跳舞，並要求得到施洗約翰的首級作為報酬（</w:t>
-      </w:r>
-      <w:hyperlink r:id="rId31">
-        <w:r>
-          <w:rPr>
-            <w:lang w:val="zh_TW" w:bidi="zh_TW"/>
-          </w:rPr>
-          <w:rPr>
-            <w:color w:val="0000EE"/>
-            <w:u w:val="single"/>
-          </w:rPr>
-          <w:t>太14:3–12</w:t>
-        </w:r>
-      </w:hyperlink>
-      <w:r>
-        <w:rPr>
-          <w:lang w:val="zh_TW" w:bidi="zh_TW"/>
-        </w:rPr>
-        <w:t>；</w:t>
-      </w:r>
-      <w:hyperlink r:id="rId32">
-        <w:r>
-          <w:rPr>
-            <w:lang w:val="zh_TW" w:bidi="zh_TW"/>
-          </w:rPr>
-          <w:rPr>
-            <w:color w:val="0000EE"/>
-            <w:u w:val="single"/>
-          </w:rPr>
-          <w:t>可6:17–29</w:t>
-        </w:r>
-      </w:hyperlink>
-      <w:r>
-        <w:rPr>
-          <w:lang w:val="zh_TW" w:bidi="zh_TW"/>
-        </w:rPr>
-        <w:t>）。</w:t>
-        <w:br/>
-      </w:r>
-      <w:r>
-        <w:rPr>
-          <w:i/>
-          <w:lang w:val="zh_TW" w:bidi="zh_TW"/>
-        </w:rPr>
-        <w:t>另見</w:t>
-      </w:r>
-      <w:r>
-        <w:rPr>
-          <w:lang w:val="zh_TW" w:bidi="zh_TW"/>
-        </w:rPr>
-        <w:t xml:space="preserve"> </w:t>
-      </w:r>
-      <w:r>
-        <w:rPr>
-          <w:lang w:val="zh_TW" w:bidi="zh_TW"/>
-        </w:rPr>
-        <w:t>希律、希律家族</w:t>
-      </w:r>
-      <w:r>
-        <w:rPr>
-          <w:lang w:val="zh_TW" w:bidi="zh_TW"/>
-        </w:rPr>
-        <w:t>。</w:t>
-      </w:r>
-    </w:p>
-    <w:p>
-      <w:pPr>
-        <w:pStyle w:val="ListNumber"/>
-        <w:spacing w:line="240" w:lineRule="auto"/>
-        <w:ind w:left="720"/>
-      </w:pPr>
-      <w:r>
-        <w:rPr>
-          <w:lang w:val="zh_TW" w:bidi="zh_TW"/>
-        </w:rPr>
-      </w:r>
-      <w:r>
-        <w:rPr>
-          <w:lang w:val="zh_TW" w:bidi="zh_TW"/>
-        </w:rPr>
-        <w:t>最後一位腓力是大希律和</w:t>
-      </w:r>
-      <w:r>
-        <w:rPr>
-          <w:lang w:val="zh_TW" w:bidi="zh_TW"/>
-        </w:rPr>
-        <w:t>瑪利暗（</w:t>
-      </w:r>
-      <w:r>
-        <w:rPr>
-          <w:lang w:val="zh_TW" w:bidi="zh_TW"/>
-        </w:rPr>
-        <w:t>Mariamne</w:t>
-      </w:r>
-      <w:r>
-        <w:rPr>
-          <w:lang w:val="zh_TW" w:bidi="zh_TW"/>
-        </w:rPr>
-        <w:t>）</w:t>
-      </w:r>
-      <w:r>
-        <w:rPr>
-          <w:lang w:val="zh_TW" w:bidi="zh_TW"/>
-        </w:rPr>
-        <w:t>的兒子，也是撒羅米的母親希羅底的丈夫。希羅底拋棄他，轉而成為他的同父異母兄弟希律安提帕的情婦。因這不道德的關係，施洗約翰責備希律，而施洗約翰後來也因此被囚，最後被斬首（</w:t>
-      </w:r>
-      <w:hyperlink r:id="rId31">
-        <w:r>
-          <w:rPr>
-            <w:lang w:val="zh_TW" w:bidi="zh_TW"/>
-          </w:rPr>
-          <w:rPr>
-            <w:color w:val="0000EE"/>
-            <w:u w:val="single"/>
-          </w:rPr>
-          <w:t>太14:3–12</w:t>
-        </w:r>
-      </w:hyperlink>
-      <w:r>
-        <w:rPr>
-          <w:lang w:val="zh_TW" w:bidi="zh_TW"/>
-        </w:rPr>
-        <w:t>；</w:t>
-      </w:r>
-      <w:hyperlink r:id="rId32">
-        <w:r>
-          <w:rPr>
-            <w:lang w:val="zh_TW" w:bidi="zh_TW"/>
-          </w:rPr>
-          <w:rPr>
-            <w:color w:val="0000EE"/>
-            <w:u w:val="single"/>
-          </w:rPr>
-          <w:t>可6:17–29</w:t>
-        </w:r>
-      </w:hyperlink>
-      <w:r>
-        <w:rPr>
-          <w:lang w:val="zh_TW" w:bidi="zh_TW"/>
-        </w:rPr>
-        <w:t>；</w:t>
-      </w:r>
-      <w:hyperlink r:id="rId33">
-        <w:r>
-          <w:rPr>
-            <w:lang w:val="zh_TW" w:bidi="zh_TW"/>
-          </w:rPr>
-          <w:rPr>
-            <w:color w:val="0000EE"/>
-            <w:u w:val="single"/>
-          </w:rPr>
-          <w:t>路3:19–20</w:t>
-        </w:r>
-      </w:hyperlink>
-      <w:r>
-        <w:rPr>
-          <w:lang w:val="zh_TW" w:bidi="zh_TW"/>
-        </w:rPr>
-        <w:t>）。</w:t>
-      </w:r>
-      <w:r>
-        <w:rPr>
-          <w:lang w:val="zh_TW" w:bidi="zh_TW"/>
-        </w:rPr>
+        <w:t>房角石</w:t>
       </w:r>
       <w:r>
         <w:rPr>
@@ -925,21 +227,11 @@
           <w:lang w:val="zh_TW" w:bidi="zh_TW"/>
         </w:rPr>
       </w:r>
-    </w:p>
-    <w:p>
-      <w:pPr>
-        <w:pStyle w:val="Heading2"/>
-      </w:pPr>
-      <w:r>
-        <w:rPr>
-          <w:lang w:val="zh_TW" w:bidi="zh_TW"/>
-        </w:rPr>
-        <w:t>腓利門書</w:t>
-      </w:r>
-      <w:r>
-        <w:rPr>
-          <w:lang w:val="zh_TW" w:bidi="zh_TW"/>
-        </w:rPr>
+      <w:r>
+        <w:rPr>
+          <w:lang w:val="zh_TW" w:bidi="zh_TW"/>
+        </w:rPr>
+        <w:t>新約中用以描述耶穌崇高地位的術語。</w:t>
       </w:r>
     </w:p>
     <w:p>
@@ -953,7 +245,97 @@
         <w:rPr>
           <w:lang w:val="zh_TW" w:bidi="zh_TW"/>
         </w:rPr>
-        <w:t>保羅最短的監獄書信。</w:t>
+        <w:t>耶穌在凶惡園戶的比喻中使用這個詞來指自己（</w:t>
+      </w:r>
+      <w:hyperlink r:id="rId13">
+        <w:r>
+          <w:rPr>
+            <w:lang w:val="zh_TW" w:bidi="zh_TW"/>
+          </w:rPr>
+          <w:rPr>
+            <w:color w:val="0000EE"/>
+            <w:u w:val="single"/>
+          </w:rPr>
+          <w:t>太21:42</w:t>
+        </w:r>
+      </w:hyperlink>
+      <w:r>
+        <w:rPr>
+          <w:lang w:val="zh_TW" w:bidi="zh_TW"/>
+        </w:rPr>
+        <w:t>；</w:t>
+      </w:r>
+      <w:hyperlink r:id="rId14">
+        <w:r>
+          <w:rPr>
+            <w:lang w:val="zh_TW" w:bidi="zh_TW"/>
+          </w:rPr>
+          <w:rPr>
+            <w:color w:val="0000EE"/>
+            <w:u w:val="single"/>
+          </w:rPr>
+          <w:t>可12:10</w:t>
+        </w:r>
+      </w:hyperlink>
+      <w:r>
+        <w:rPr>
+          <w:lang w:val="zh_TW" w:bidi="zh_TW"/>
+        </w:rPr>
+        <w:t>；</w:t>
+      </w:r>
+      <w:hyperlink r:id="rId15">
+        <w:r>
+          <w:rPr>
+            <w:lang w:val="zh_TW" w:bidi="zh_TW"/>
+          </w:rPr>
+          <w:rPr>
+            <w:color w:val="0000EE"/>
+            <w:u w:val="single"/>
+          </w:rPr>
+          <w:t>路20:17</w:t>
+        </w:r>
+      </w:hyperlink>
+      <w:r>
+        <w:rPr>
+          <w:lang w:val="zh_TW" w:bidi="zh_TW"/>
+        </w:rPr>
+        <w:t>）。此比喻的背景是耶穌在耶路撒冷最後的事工期間，潔淨聖殿後，猶太宗教領袖質疑祂的行動。耶穌用比喻回應他們，象徵性地描述了耶穌與這些領袖的關係。比喻中，猶太宗教領袖被描繪為看守葡萄園的惡園戶，葡萄園象徵神的百姓。惡園戶拒絕尊敬園主（代表神），最終殺害了園主的兒子（象徵耶穌）。比喻預言了耶穌的受死，耶穌引用猶太領袖熟悉的經文</w:t>
+      </w:r>
+      <w:hyperlink r:id="rId16">
+        <w:r>
+          <w:rPr>
+            <w:lang w:val="zh_TW" w:bidi="zh_TW"/>
+          </w:rPr>
+          <w:rPr>
+            <w:color w:val="0000EE"/>
+            <w:u w:val="single"/>
+          </w:rPr>
+          <w:t>詩篇一一八篇22至23節</w:t>
+        </w:r>
+      </w:hyperlink>
+      <w:r>
+        <w:rPr>
+          <w:lang w:val="zh_TW" w:bidi="zh_TW"/>
+        </w:rPr>
+        <w:t>（參</w:t>
+      </w:r>
+      <w:hyperlink r:id="rId17">
+        <w:r>
+          <w:rPr>
+            <w:lang w:val="zh_TW" w:bidi="zh_TW"/>
+          </w:rPr>
+          <w:rPr>
+            <w:color w:val="0000EE"/>
+            <w:u w:val="single"/>
+          </w:rPr>
+          <w:t>賽28:16</w:t>
+        </w:r>
+      </w:hyperlink>
+      <w:r>
+        <w:rPr>
+          <w:lang w:val="zh_TW" w:bidi="zh_TW"/>
+        </w:rPr>
+        <w:t>），表明這段經文談及祂被棄絕與被高舉。雖然猶太領袖棄絕了耶穌，但神使祂成為房角石。</w:t>
       </w:r>
     </w:p>
     <w:p>
@@ -967,7 +349,61 @@
         <w:rPr>
           <w:lang w:val="zh_TW" w:bidi="zh_TW"/>
         </w:rPr>
-        <w:t>概覽</w:t>
+        <w:t>其次，在</w:t>
+      </w:r>
+      <w:hyperlink r:id="rId18">
+        <w:r>
+          <w:rPr>
+            <w:lang w:val="zh_TW" w:bidi="zh_TW"/>
+          </w:rPr>
+          <w:rPr>
+            <w:color w:val="0000EE"/>
+            <w:u w:val="single"/>
+          </w:rPr>
+          <w:t>使徒行傳四章11節</w:t>
+        </w:r>
+      </w:hyperlink>
+      <w:r>
+        <w:rPr>
+          <w:lang w:val="zh_TW" w:bidi="zh_TW"/>
+        </w:rPr>
+        <w:t>，彼得在耶路撒冷的猶太領袖前辯護時，也使用了這個詞。他解釋聖殿門口瘸腿的乞丐得醫治是因奉拿撒勒人耶穌基督的名，這位耶穌曾被他們釘十字架，但神使祂復活（</w:t>
+      </w:r>
+      <w:hyperlink r:id="rId19">
+        <w:r>
+          <w:rPr>
+            <w:lang w:val="zh_TW" w:bidi="zh_TW"/>
+          </w:rPr>
+          <w:rPr>
+            <w:color w:val="0000EE"/>
+            <w:u w:val="single"/>
+          </w:rPr>
+          <w:t>10</w:t>
+        </w:r>
+      </w:hyperlink>
+      <w:r>
+        <w:rPr>
+          <w:lang w:val="zh_TW" w:bidi="zh_TW"/>
+        </w:rPr>
+        <w:t>節）。彼得引用</w:t>
+      </w:r>
+      <w:hyperlink r:id="rId20">
+        <w:r>
+          <w:rPr>
+            <w:lang w:val="zh_TW" w:bidi="zh_TW"/>
+          </w:rPr>
+          <w:rPr>
+            <w:color w:val="0000EE"/>
+            <w:u w:val="single"/>
+          </w:rPr>
+          <w:t>詩篇一一八篇22節</w:t>
+        </w:r>
+      </w:hyperlink>
+      <w:r>
+        <w:rPr>
+          <w:lang w:val="zh_TW" w:bidi="zh_TW"/>
+        </w:rPr>
+        <w:t>，來確認這一事件符合聖經。他將被棄的石頭比作耶穌的受死，將成為房角石比作耶穌的復活與高舉，表明「房角石」象徵耶穌與父神同享的崇高地位。</w:t>
       </w:r>
     </w:p>
     <w:p>
@@ -977,11 +413,167 @@
           <w:lang w:val="zh_TW" w:bidi="zh_TW"/>
         </w:rPr>
       </w:r>
-      <w:r>
-        <w:rPr>
-          <w:lang w:val="zh_TW" w:bidi="zh_TW"/>
-        </w:rPr>
-        <w:t>• 作者</w:t>
+      <w:hyperlink r:id="rId21">
+        <w:r>
+          <w:rPr>
+            <w:lang w:val="zh_TW" w:bidi="zh_TW"/>
+          </w:rPr>
+          <w:rPr>
+            <w:color w:val="0000EE"/>
+            <w:u w:val="single"/>
+          </w:rPr>
+          <w:t>彼前書二章6至7節</w:t>
+        </w:r>
+      </w:hyperlink>
+      <w:r>
+        <w:rPr>
+          <w:lang w:val="zh_TW" w:bidi="zh_TW"/>
+        </w:rPr>
+        <w:t>也提到房角石。在第</w:t>
+      </w:r>
+      <w:hyperlink r:id="rId22">
+        <w:r>
+          <w:rPr>
+            <w:lang w:val="zh_TW" w:bidi="zh_TW"/>
+          </w:rPr>
+          <w:rPr>
+            <w:color w:val="0000EE"/>
+            <w:u w:val="single"/>
+          </w:rPr>
+          <w:t>4</w:t>
+        </w:r>
+      </w:hyperlink>
+      <w:r>
+        <w:rPr>
+          <w:lang w:val="zh_TW" w:bidi="zh_TW"/>
+        </w:rPr>
+        <w:t>節中，彼得將</w:t>
+      </w:r>
+      <w:hyperlink r:id="rId20">
+        <w:r>
+          <w:rPr>
+            <w:lang w:val="zh_TW" w:bidi="zh_TW"/>
+          </w:rPr>
+          <w:rPr>
+            <w:color w:val="0000EE"/>
+            <w:u w:val="single"/>
+          </w:rPr>
+          <w:t>詩篇一一八篇22節</w:t>
+        </w:r>
+      </w:hyperlink>
+      <w:r>
+        <w:rPr>
+          <w:lang w:val="zh_TW" w:bidi="zh_TW"/>
+        </w:rPr>
+        <w:t>中被棄的石頭與</w:t>
+      </w:r>
+      <w:hyperlink r:id="rId17">
+        <w:r>
+          <w:rPr>
+            <w:lang w:val="zh_TW" w:bidi="zh_TW"/>
+          </w:rPr>
+          <w:rPr>
+            <w:color w:val="0000EE"/>
+            <w:u w:val="single"/>
+          </w:rPr>
+          <w:t>以賽亞書二十八章16節</w:t>
+        </w:r>
+      </w:hyperlink>
+      <w:r>
+        <w:rPr>
+          <w:lang w:val="zh_TW" w:bidi="zh_TW"/>
+        </w:rPr>
+        <w:t>中的「被揀選和寶貴的石頭」結合，並加入他自己經歷耶穌復活的生命見證。彼得鼓勵讀者來到耶穌面前，藉此成為靈宮，被建造成為神的居所。這個意象用來突顯耶穌的崇高本質。在第</w:t>
+      </w:r>
+      <w:hyperlink r:id="rId23">
+        <w:r>
+          <w:rPr>
+            <w:lang w:val="zh_TW" w:bidi="zh_TW"/>
+          </w:rPr>
+          <w:rPr>
+            <w:color w:val="0000EE"/>
+            <w:u w:val="single"/>
+          </w:rPr>
+          <w:t>6</w:t>
+        </w:r>
+      </w:hyperlink>
+      <w:r>
+        <w:rPr>
+          <w:lang w:val="zh_TW" w:bidi="zh_TW"/>
+        </w:rPr>
+        <w:t>節中，彼得引用</w:t>
+      </w:r>
+      <w:hyperlink r:id="rId17">
+        <w:r>
+          <w:rPr>
+            <w:lang w:val="zh_TW" w:bidi="zh_TW"/>
+          </w:rPr>
+          <w:rPr>
+            <w:color w:val="0000EE"/>
+            <w:u w:val="single"/>
+          </w:rPr>
+          <w:t>以賽亞書二十八章16節</w:t>
+        </w:r>
+      </w:hyperlink>
+      <w:r>
+        <w:rPr>
+          <w:lang w:val="zh_TW" w:bidi="zh_TW"/>
+        </w:rPr>
+        <w:t>，論到「被揀選和寶貴的房角石」，並將其與信徒聯繫起來。而第</w:t>
+      </w:r>
+      <w:hyperlink r:id="rId24">
+        <w:r>
+          <w:rPr>
+            <w:lang w:val="zh_TW" w:bidi="zh_TW"/>
+          </w:rPr>
+          <w:rPr>
+            <w:color w:val="0000EE"/>
+            <w:u w:val="single"/>
+          </w:rPr>
+          <w:t>7至8</w:t>
+        </w:r>
+      </w:hyperlink>
+      <w:r>
+        <w:rPr>
+          <w:lang w:val="zh_TW" w:bidi="zh_TW"/>
+        </w:rPr>
+        <w:t>節則引用</w:t>
+      </w:r>
+      <w:hyperlink r:id="rId20">
+        <w:r>
+          <w:rPr>
+            <w:lang w:val="zh_TW" w:bidi="zh_TW"/>
+          </w:rPr>
+          <w:rPr>
+            <w:color w:val="0000EE"/>
+            <w:u w:val="single"/>
+          </w:rPr>
+          <w:t>詩篇一一八篇22節</w:t>
+        </w:r>
+      </w:hyperlink>
+      <w:r>
+        <w:rPr>
+          <w:lang w:val="zh_TW" w:bidi="zh_TW"/>
+        </w:rPr>
+        <w:t>和</w:t>
+      </w:r>
+      <w:hyperlink r:id="rId25">
+        <w:r>
+          <w:rPr>
+            <w:lang w:val="zh_TW" w:bidi="zh_TW"/>
+          </w:rPr>
+          <w:rPr>
+            <w:color w:val="0000EE"/>
+            <w:u w:val="single"/>
+          </w:rPr>
+          <w:t>以賽亞書八章14節</w:t>
+        </w:r>
+      </w:hyperlink>
+      <w:r>
+        <w:rPr>
+          <w:lang w:val="zh_TW" w:bidi="zh_TW"/>
+        </w:rPr>
+        <w:t>，提到絆腳的石頭，並將其與不信者聯繫起來。彼得的目的是向讀者顯明耶穌崇高的地位，並鼓勵他們記念蒙召歸向的主。</w:t>
       </w:r>
     </w:p>
     <w:p>
@@ -995,7 +587,35 @@
         <w:rPr>
           <w:lang w:val="zh_TW" w:bidi="zh_TW"/>
         </w:rPr>
-        <w:t>• 寫作地點</w:t>
+        <w:t>顯然，舊約中關於房角石的概念在新約中應用在耶穌身上，是為了強調祂與父神同享的崇高地位，並藉此鼓勵信徒。在</w:t>
+      </w:r>
+      <w:hyperlink r:id="rId26">
+        <w:r>
+          <w:rPr>
+            <w:lang w:val="zh_TW" w:bidi="zh_TW"/>
+          </w:rPr>
+          <w:rPr>
+            <w:color w:val="0000EE"/>
+            <w:u w:val="single"/>
+          </w:rPr>
+          <w:t>以弗所書二章20節</w:t>
+        </w:r>
+      </w:hyperlink>
+      <w:r>
+        <w:rPr>
+          <w:lang w:val="zh_TW" w:bidi="zh_TW"/>
+        </w:rPr>
+        <w:t>中，也簡要提到基督耶穌是建立教會的房角石。</w:t>
+      </w:r>
+      <w:r>
+        <w:rPr>
+          <w:lang w:val="zh_TW" w:bidi="zh_TW"/>
+        </w:rPr>
+      </w:r>
+      <w:r>
+        <w:rPr>
+          <w:lang w:val="zh_TW" w:bidi="zh_TW"/>
+        </w:rPr>
       </w:r>
     </w:p>
     <w:p>
@@ -1005,11 +625,21 @@
           <w:lang w:val="zh_TW" w:bidi="zh_TW"/>
         </w:rPr>
       </w:r>
-      <w:r>
-        <w:rPr>
-          <w:lang w:val="zh_TW" w:bidi="zh_TW"/>
-        </w:rPr>
-        <w:t>• 收信人</w:t>
+    </w:p>
+    <w:p>
+      <w:pPr>
+        <w:pStyle w:val="Heading2"/>
+      </w:pPr>
+      <w:r>
+        <w:rPr>
+          <w:lang w:val="zh_TW" w:bidi="zh_TW"/>
+        </w:rPr>
+        <w:t>房屋與住處</w:t>
+      </w:r>
+      <w:r>
+        <w:rPr>
+          <w:lang w:val="zh_TW" w:bidi="zh_TW"/>
+        </w:rPr>
       </w:r>
     </w:p>
     <w:p>
@@ -1023,7 +653,90 @@
         <w:rPr>
           <w:lang w:val="zh_TW" w:bidi="zh_TW"/>
         </w:rPr>
-        <w:t>• 背景</w:t>
+        <w:t>概述</w:t>
+      </w:r>
+    </w:p>
+    <w:p>
+      <w:pPr>
+        <w:pStyle w:val="ListBullet"/>
+        <w:spacing w:line="240" w:lineRule="auto"/>
+        <w:ind w:left="720"/>
+      </w:pPr>
+      <w:r>
+        <w:rPr>
+          <w:lang w:val="zh_TW" w:bidi="zh_TW"/>
+        </w:rPr>
+      </w:r>
+      <w:r>
+        <w:rPr>
+          <w:lang w:val="zh_TW" w:bidi="zh_TW"/>
+        </w:rPr>
+        <w:t>青銅器時代中期的房屋</w:t>
+      </w:r>
+    </w:p>
+    <w:p>
+      <w:pPr>
+        <w:pStyle w:val="ListBullet"/>
+        <w:spacing w:line="240" w:lineRule="auto"/>
+        <w:ind w:left="720"/>
+      </w:pPr>
+      <w:r>
+        <w:rPr>
+          <w:lang w:val="zh_TW" w:bidi="zh_TW"/>
+        </w:rPr>
+      </w:r>
+      <w:r>
+        <w:rPr>
+          <w:lang w:val="zh_TW" w:bidi="zh_TW"/>
+        </w:rPr>
+        <w:t>青銅器時代晚期的房屋</w:t>
+      </w:r>
+    </w:p>
+    <w:p>
+      <w:pPr>
+        <w:pStyle w:val="ListBullet"/>
+        <w:spacing w:line="240" w:lineRule="auto"/>
+        <w:ind w:left="720"/>
+      </w:pPr>
+      <w:r>
+        <w:rPr>
+          <w:lang w:val="zh_TW" w:bidi="zh_TW"/>
+        </w:rPr>
+      </w:r>
+      <w:r>
+        <w:rPr>
+          <w:lang w:val="zh_TW" w:bidi="zh_TW"/>
+        </w:rPr>
+        <w:t>鐵器時代的以色列人的房屋</w:t>
+      </w:r>
+    </w:p>
+    <w:p>
+      <w:pPr>
+        <w:pStyle w:val="ListBullet"/>
+        <w:spacing w:line="240" w:lineRule="auto"/>
+        <w:ind w:left="720"/>
+      </w:pPr>
+      <w:r>
+        <w:rPr>
+          <w:lang w:val="zh_TW" w:bidi="zh_TW"/>
+        </w:rPr>
+      </w:r>
+      <w:r>
+        <w:rPr>
+          <w:lang w:val="zh_TW" w:bidi="zh_TW"/>
+        </w:rPr>
+        <w:t>新約時代的房屋</w:t>
+      </w:r>
+    </w:p>
+    <w:p>
+      <w:pPr>
+        <w:pStyle w:val="Heading3"/>
+      </w:pPr>
+      <w:r>
+        <w:rPr>
+          <w:lang w:val="zh_TW" w:bidi="zh_TW"/>
+        </w:rPr>
+        <w:t>青銅器時代中期的房屋（約公元前1800–1500年）</w:t>
       </w:r>
     </w:p>
     <w:p>
@@ -1037,7 +750,7 @@
         <w:rPr>
           <w:lang w:val="zh_TW" w:bidi="zh_TW"/>
         </w:rPr>
-        <w:t>• 目的</w:t>
+        <w:t>以色列人早期的祖先大多住在帳篷或臨時住所中，但青銅器時代中期的迦南人（以色列人來到他們的土地上）則住在優渥的堅固房屋中，這種房屋是由幾個房間圍繞著庭院建造的。</w:t>
       </w:r>
     </w:p>
     <w:p>
@@ -1051,18 +764,7 @@
         <w:rPr>
           <w:lang w:val="zh_TW" w:bidi="zh_TW"/>
         </w:rPr>
-        <w:t>• 教導</w:t>
-      </w:r>
-    </w:p>
-    <w:p>
-      <w:pPr>
-        <w:pStyle w:val="Heading3"/>
-      </w:pPr>
-      <w:r>
-        <w:rPr>
-          <w:lang w:val="zh_TW" w:bidi="zh_TW"/>
-        </w:rPr>
-        <w:t>作者</w:t>
+        <w:t>這種新型房屋的最簡單的形式是有一個庭院，庭院的一側有一個單間房，通常位於庭院的西側，以避免西風將煙霧吹入房間。儲存穀物的倉庫通常在房間內，而不是在庭院中。這種單間房屋最好的例子是在別是巴西北的納吉拉遺址（Tell Nagila）發現的，可追溯到約公元前1700年。三座這樣的房屋有一個10乘7英尺（3乘2.1米）的房間和一個10乘16英尺（3乘4.9米）的庭院。有時房間內有隔板，牆壁由粗石和泥磚砌成，外屋塗上泥灰，牆壁厚度不足以支撐第二層樓。房屋緊密相連，以利用共同的後牆，庭院的入口大致在平行的街道上。每棟房子沿著牆壁都有一個石頭和黏土製成的長凳。</w:t>
       </w:r>
     </w:p>
     <w:p>
@@ -1076,36 +778,7 @@
         <w:rPr>
           <w:lang w:val="zh_TW" w:bidi="zh_TW"/>
         </w:rPr>
-        <w:t>使徒保羅照著他的書寫習慣和當時書信的規範，表明自己是這封信的作者。他說他在寫信時，因著為耶穌基督作見證而被囚（</w:t>
-      </w:r>
-      <w:hyperlink r:id="rId34">
-        <w:r>
-          <w:rPr>
-            <w:lang w:val="zh_TW" w:bidi="zh_TW"/>
-          </w:rPr>
-          <w:rPr>
-            <w:color w:val="0000EE"/>
-            <w:u w:val="single"/>
-          </w:rPr>
-          <w:t>門1:9–10、13、23</w:t>
-        </w:r>
-      </w:hyperlink>
-      <w:r>
-        <w:rPr>
-          <w:lang w:val="zh_TW" w:bidi="zh_TW"/>
-        </w:rPr>
-        <w:t>）。</w:t>
-      </w:r>
-    </w:p>
-    <w:p>
-      <w:pPr>
-        <w:pStyle w:val="Heading3"/>
-      </w:pPr>
-      <w:r>
-        <w:rPr>
-          <w:lang w:val="zh_TW" w:bidi="zh_TW"/>
-        </w:rPr>
-        <w:t>寫作地點</w:t>
+        <w:t>有時候，幾個房間會建在庭院的一側。這樣的例子有迄今為止發現的最宏偉的房子來自伯美森廢丘（Tell Beit Mirsim），建於約公元前1600年，可能是當地總督或貴族的住宅。庭院西側有不少於六個房間，庭院大小約為35乘19英尺（10.7乘5.8米）。有屋頂的居住空間，包括底層和二樓，約為1,500平方英尺（139平方米）；根據四周牆壁的厚度推測，應該有二樓。地面可能有多種用途，包括兩個馬廄房間和兩個儲藏區。其他不那麼宏偉的庭院房屋的變體，只有一側有房間，來自同一個遺址的E層（約公元前1700年）。</w:t>
       </w:r>
     </w:p>
     <w:p>
@@ -1119,144 +792,7 @@
         <w:rPr>
           <w:lang w:val="zh_TW" w:bidi="zh_TW"/>
         </w:rPr>
-        <w:t>我們難以確定保羅寫信時的被囚地點。凱撒利亞、以弗所或羅馬這幾處地方之中，後兩者似乎都能對應這封書信，也符合歌羅西書提到的情形（歌羅西書與腓利門書密切相關，</w:t>
-      </w:r>
-      <w:hyperlink r:id="rId35">
-        <w:r>
-          <w:rPr>
-            <w:lang w:val="zh_TW" w:bidi="zh_TW"/>
-          </w:rPr>
-          <w:rPr>
-            <w:color w:val="0000EE"/>
-            <w:u w:val="single"/>
-          </w:rPr>
-          <w:t>西4:7–14</w:t>
-        </w:r>
-      </w:hyperlink>
-      <w:r>
-        <w:rPr>
-          <w:lang w:val="zh_TW" w:bidi="zh_TW"/>
-        </w:rPr>
-        <w:t>；參</w:t>
-      </w:r>
-      <w:hyperlink r:id="rId36">
-        <w:r>
-          <w:rPr>
-            <w:lang w:val="zh_TW" w:bidi="zh_TW"/>
-          </w:rPr>
-          <w:rPr>
-            <w:color w:val="0000EE"/>
-            <w:u w:val="single"/>
-          </w:rPr>
-          <w:t>門1:23–24</w:t>
-        </w:r>
-      </w:hyperlink>
-      <w:r>
-        <w:rPr>
-          <w:lang w:val="zh_TW" w:bidi="zh_TW"/>
-        </w:rPr>
-        <w:t>）。腓利門書提到馬可和路加與保羅同行，傾向支持這封書信在羅馬寫成（</w:t>
-      </w:r>
-      <w:hyperlink r:id="rId37">
-        <w:r>
-          <w:rPr>
-            <w:lang w:val="zh_TW" w:bidi="zh_TW"/>
-          </w:rPr>
-          <w:rPr>
-            <w:color w:val="0000EE"/>
-            <w:u w:val="single"/>
-          </w:rPr>
-          <w:t>門1:24</w:t>
-        </w:r>
-      </w:hyperlink>
-      <w:r>
-        <w:rPr>
-          <w:lang w:val="zh_TW" w:bidi="zh_TW"/>
-        </w:rPr>
-        <w:t>）。不過，相對而言，以弗所更靠近腓利門居住的地方歌羅西（約100英里，或160.9公里），以及保羅宣告會到歌羅西去（第</w:t>
-      </w:r>
-      <w:hyperlink r:id="rId38">
-        <w:r>
-          <w:rPr>
-            <w:lang w:val="zh_TW" w:bidi="zh_TW"/>
-          </w:rPr>
-          <w:rPr>
-            <w:color w:val="0000EE"/>
-            <w:u w:val="single"/>
-          </w:rPr>
-          <w:t>22</w:t>
-        </w:r>
-      </w:hyperlink>
-      <w:r>
-        <w:rPr>
-          <w:lang w:val="zh_TW" w:bidi="zh_TW"/>
-        </w:rPr>
-        <w:t>節），暗示以弗所是他被囚的地方。雖然使徒行傳沒有明確提到他被囚於以弗所，但保羅在那裡宣教的記錄，表明他遇到了相當大的反對（</w:t>
-      </w:r>
-      <w:hyperlink r:id="rId39">
-        <w:r>
-          <w:rPr>
-            <w:lang w:val="zh_TW" w:bidi="zh_TW"/>
-          </w:rPr>
-          <w:rPr>
-            <w:color w:val="0000EE"/>
-            <w:u w:val="single"/>
-          </w:rPr>
-          <w:t>徒20:19</w:t>
-        </w:r>
-      </w:hyperlink>
-      <w:r>
-        <w:rPr>
-          <w:lang w:val="zh_TW" w:bidi="zh_TW"/>
-        </w:rPr>
-        <w:t>），保羅的表述可能暗示他曾身陷囹圄中（</w:t>
-      </w:r>
-      <w:hyperlink r:id="rId40">
-        <w:r>
-          <w:rPr>
-            <w:lang w:val="zh_TW" w:bidi="zh_TW"/>
-          </w:rPr>
-          <w:rPr>
-            <w:color w:val="0000EE"/>
-            <w:u w:val="single"/>
-          </w:rPr>
-          <w:t>林前15:32</w:t>
-        </w:r>
-      </w:hyperlink>
-      <w:r>
-        <w:rPr>
-          <w:lang w:val="zh_TW" w:bidi="zh_TW"/>
-        </w:rPr>
-        <w:t>；</w:t>
-      </w:r>
-      <w:hyperlink r:id="rId41">
-        <w:r>
-          <w:rPr>
-            <w:lang w:val="zh_TW" w:bidi="zh_TW"/>
-          </w:rPr>
-          <w:rPr>
-            <w:color w:val="0000EE"/>
-            <w:u w:val="single"/>
-          </w:rPr>
-          <w:t>林後1:8–10</w:t>
-        </w:r>
-      </w:hyperlink>
-      <w:r>
-        <w:rPr>
-          <w:lang w:val="zh_TW" w:bidi="zh_TW"/>
-        </w:rPr>
-        <w:t>）。</w:t>
-      </w:r>
-    </w:p>
-    <w:p>
-      <w:pPr>
-        <w:pStyle w:val="Heading3"/>
-      </w:pPr>
-      <w:r>
-        <w:rPr>
-          <w:lang w:val="zh_TW" w:bidi="zh_TW"/>
-        </w:rPr>
-        <w:t>收信人</w:t>
+        <w:t>青銅時代中期的第二種類型房屋是有一個屋頂的大廳，兩側有房間。這種房屋的一個很好的例子來自伯美森廢丘，約公元前1800年。這個有屋頂的長方形大廳內有三塊沿長軸排列的大平石，用來作為木製屋頂支架的地基。在遺址中發現了木製的椽子和覆蓋著泥土的蘆葦屋頂。西側的三個房間都從大廳進入。石基和泥磚牆足以支撐第二層，並可通過外部木樓梯或梯子到達二樓。地面由泥土、灰燼和稻草鋪成，並仔細磨平。</w:t>
       </w:r>
     </w:p>
     <w:p>
@@ -1270,61 +806,7 @@
         <w:rPr>
           <w:lang w:val="zh_TW" w:bidi="zh_TW"/>
         </w:rPr>
-        <w:t>人們經常誤會這份文獻，是保羅寫給腓利門書的個人便條；腓利門由保羅帶領信主，是他的朋友，也是歌羅西的教會領袖及奴隸主人。事實上，這封書信是寫給腓利門、亞腓亞（可能是腓利門的妻子）、亞基布以及在腓利門家中聚會的信徒群體（</w:t>
-      </w:r>
-      <w:hyperlink r:id="rId42">
-        <w:r>
-          <w:rPr>
-            <w:lang w:val="zh_TW" w:bidi="zh_TW"/>
-          </w:rPr>
-          <w:rPr>
-            <w:color w:val="0000EE"/>
-            <w:u w:val="single"/>
-          </w:rPr>
-          <w:t>門1:1–2</w:t>
-        </w:r>
-      </w:hyperlink>
-      <w:r>
-        <w:rPr>
-          <w:lang w:val="zh_TW" w:bidi="zh_TW"/>
-        </w:rPr>
-        <w:t>）。書信的作者代表以巴弗、馬可、亞里達古、底馬和路加問安，他們共同代表一個令人印象深刻的教會領袖群體（第</w:t>
-      </w:r>
-      <w:hyperlink r:id="rId36">
-        <w:r>
-          <w:rPr>
-            <w:lang w:val="zh_TW" w:bidi="zh_TW"/>
-          </w:rPr>
-          <w:rPr>
-            <w:color w:val="0000EE"/>
-            <w:u w:val="single"/>
-          </w:rPr>
-          <w:t>23–24節</w:t>
-        </w:r>
-      </w:hyperlink>
-      <w:r>
-        <w:rPr>
-          <w:lang w:val="zh_TW" w:bidi="zh_TW"/>
-        </w:rPr>
-        <w:t>）。保羅提到他們的目的，是讓腓利門意識到，他對保羅請求的回應不會是一個私人決定，而要對他所屬的信徒群體負責。在基督的身體中，與信徒關係有關的事，是整個群體關心的問題。這些事不能視為私人問題，因為它們必然影響整體教會的福祉（</w:t>
-      </w:r>
-      <w:hyperlink r:id="rId43">
-        <w:r>
-          <w:rPr>
-            <w:lang w:val="zh_TW" w:bidi="zh_TW"/>
-          </w:rPr>
-          <w:rPr>
-            <w:color w:val="0000EE"/>
-            <w:u w:val="single"/>
-          </w:rPr>
-          <w:t>太18:15–20</w:t>
-        </w:r>
-      </w:hyperlink>
-      <w:r>
-        <w:rPr>
-          <w:lang w:val="zh_TW" w:bidi="zh_TW"/>
-        </w:rPr>
-        <w:t>）。</w:t>
+        <w:t>第三種類型的房屋由一個開放的庭院和庭院兩側相鄰的房間組成。一個很好的例子來自伯美森廢丘，建在有屋頂大廳的房屋遺址上。屋頂大廳改造成庭院。他納遺址（Tell Taanach）的一座房屋，來自青銅時代中期IIB期（約公元前1700年），結構非常堅固，牆壁厚度超過三英尺（0.9米），用砂漿砌成。庭院內有一口水池，東側房間內發現了一個烤爐。地面鋪有灰泥，總面積約為2,300平方英尺（214平方米）。內部有樓梯通往二樓。</w:t>
       </w:r>
     </w:p>
     <w:p>
@@ -1338,126 +820,7 @@
         <w:rPr>
           <w:lang w:val="zh_TW" w:bidi="zh_TW"/>
         </w:rPr>
-        <w:t>這封書信清楚表明，保羅與腓利門之間存在溫馨的手足之情。使徒稱腓利門為他「親愛的同工」（</w:t>
-      </w:r>
-      <w:hyperlink r:id="rId44">
-        <w:r>
-          <w:rPr>
-            <w:lang w:val="zh_TW" w:bidi="zh_TW"/>
-          </w:rPr>
-          <w:rPr>
-            <w:color w:val="0000EE"/>
-            <w:u w:val="single"/>
-          </w:rPr>
-          <w:t>門1:1</w:t>
-        </w:r>
-      </w:hyperlink>
-      <w:r>
-        <w:rPr>
-          <w:lang w:val="zh_TW" w:bidi="zh_TW"/>
-        </w:rPr>
-        <w:t>）；他用熱烈讚揚腓利門在宣教事奉中的參與（第</w:t>
-      </w:r>
-      <w:hyperlink r:id="rId45">
-        <w:r>
-          <w:rPr>
-            <w:lang w:val="zh_TW" w:bidi="zh_TW"/>
-          </w:rPr>
-          <w:rPr>
-            <w:color w:val="0000EE"/>
-            <w:u w:val="single"/>
-          </w:rPr>
-          <w:t>5–7節</w:t>
-        </w:r>
-      </w:hyperlink>
-      <w:r>
-        <w:rPr>
-          <w:lang w:val="zh_TW" w:bidi="zh_TW"/>
-        </w:rPr>
-        <w:t>）；他憑著愛心向他請求（第</w:t>
-      </w:r>
-      <w:hyperlink r:id="rId46">
-        <w:r>
-          <w:rPr>
-            <w:lang w:val="zh_TW" w:bidi="zh_TW"/>
-          </w:rPr>
-          <w:rPr>
-            <w:color w:val="0000EE"/>
-            <w:u w:val="single"/>
-          </w:rPr>
-          <w:t>9節</w:t>
-        </w:r>
-      </w:hyperlink>
-      <w:r>
-        <w:rPr>
-          <w:lang w:val="zh_TW" w:bidi="zh_TW"/>
-        </w:rPr>
-        <w:t>）；他喚起他們的同伴關係（第</w:t>
-      </w:r>
-      <w:hyperlink r:id="rId47">
-        <w:r>
-          <w:rPr>
-            <w:lang w:val="zh_TW" w:bidi="zh_TW"/>
-          </w:rPr>
-          <w:rPr>
-            <w:color w:val="0000EE"/>
-            <w:u w:val="single"/>
-          </w:rPr>
-          <w:t>17節</w:t>
-        </w:r>
-      </w:hyperlink>
-      <w:r>
-        <w:rPr>
-          <w:lang w:val="zh_TW" w:bidi="zh_TW"/>
-        </w:rPr>
-        <w:t>）；保羅溫和提醒腓利門，他的救恩是與保羅有關（第</w:t>
-      </w:r>
-      <w:hyperlink r:id="rId48">
-        <w:r>
-          <w:rPr>
-            <w:lang w:val="zh_TW" w:bidi="zh_TW"/>
-          </w:rPr>
-          <w:rPr>
-            <w:color w:val="0000EE"/>
-            <w:u w:val="single"/>
-          </w:rPr>
-          <w:t>19節</w:t>
-        </w:r>
-      </w:hyperlink>
-      <w:r>
-        <w:rPr>
-          <w:lang w:val="zh_TW" w:bidi="zh_TW"/>
-        </w:rPr>
-        <w:t>），並且說他相信腓利門會照著他所求的而行，甚至過於所說的（第</w:t>
-      </w:r>
-      <w:hyperlink r:id="rId49">
-        <w:r>
-          <w:rPr>
-            <w:lang w:val="zh_TW" w:bidi="zh_TW"/>
-          </w:rPr>
-          <w:rPr>
-            <w:color w:val="0000EE"/>
-            <w:u w:val="single"/>
-          </w:rPr>
-          <w:t>21節</w:t>
-        </w:r>
-      </w:hyperlink>
-      <w:r>
-        <w:rPr>
-          <w:lang w:val="zh_TW" w:bidi="zh_TW"/>
-        </w:rPr>
-        <w:t>）。</w:t>
-      </w:r>
-    </w:p>
-    <w:p>
-      <w:pPr>
-        <w:pStyle w:val="Heading3"/>
-      </w:pPr>
-      <w:r>
-        <w:rPr>
-          <w:lang w:val="zh_TW" w:bidi="zh_TW"/>
-        </w:rPr>
-        <w:t>背景</w:t>
+        <w:t>在一些房屋中，房間位於庭院的兩側。伯示麥（魯梅拉遺址〔Tell er-Rumeilah〕）和米吉多提供了很好的例子。在伯示麥，城牆構成了房屋的南牆，房間位於庭院的東側和西側。入口從街道進入其中一個房間，穿過庭院才能進入其他房間。外牆厚度超過三英尺（91.4厘米），內牆厚度為一英尺半（45.7厘米）。牆壁塗有泥和石灰灰泥。</w:t>
       </w:r>
     </w:p>
     <w:p>
@@ -1471,97 +834,7 @@
         <w:rPr>
           <w:lang w:val="zh_TW" w:bidi="zh_TW"/>
         </w:rPr>
-        <w:t>保羅書信的對象涉及第三方——阿尼西謀，他是從腓利門手下逃跑的奴隸。這名奴隸做了信中未有提及的不當行為（第</w:t>
-      </w:r>
-      <w:hyperlink r:id="rId50">
-        <w:r>
-          <w:rPr>
-            <w:lang w:val="zh_TW" w:bidi="zh_TW"/>
-          </w:rPr>
-          <w:rPr>
-            <w:color w:val="0000EE"/>
-            <w:u w:val="single"/>
-          </w:rPr>
-          <w:t>18</w:t>
-        </w:r>
-      </w:hyperlink>
-      <w:r>
-        <w:rPr>
-          <w:lang w:val="zh_TW" w:bidi="zh_TW"/>
-        </w:rPr>
-        <w:t>節），之後逃跑到大城市，混跡於各種底層群體中，隱姓埋名。他因著神秘之中的境遇，受到保羅的影響，由保羅帶領信主（第</w:t>
-      </w:r>
-      <w:hyperlink r:id="rId51">
-        <w:r>
-          <w:rPr>
-            <w:lang w:val="zh_TW" w:bidi="zh_TW"/>
-          </w:rPr>
-          <w:rPr>
-            <w:color w:val="0000EE"/>
-            <w:u w:val="single"/>
-          </w:rPr>
-          <w:t>10</w:t>
-        </w:r>
-      </w:hyperlink>
-      <w:r>
-        <w:rPr>
-          <w:lang w:val="zh_TW" w:bidi="zh_TW"/>
-        </w:rPr>
-        <w:t>節），贏得保羅的心（第</w:t>
-      </w:r>
-      <w:hyperlink r:id="rId52">
-        <w:r>
-          <w:rPr>
-            <w:lang w:val="zh_TW" w:bidi="zh_TW"/>
-          </w:rPr>
-          <w:rPr>
-            <w:color w:val="0000EE"/>
-            <w:u w:val="single"/>
-          </w:rPr>
-          <w:t>12</w:t>
-        </w:r>
-      </w:hyperlink>
-      <w:r>
-        <w:rPr>
-          <w:lang w:val="zh_TW" w:bidi="zh_TW"/>
-        </w:rPr>
-        <w:t>節），並與保羅一起參與福音工作，以致保羅有意將這位忠心、親愛的弟兄（第</w:t>
-      </w:r>
-      <w:hyperlink r:id="rId53">
-        <w:r>
-          <w:rPr>
-            <w:lang w:val="zh_TW" w:bidi="zh_TW"/>
-          </w:rPr>
-          <w:rPr>
-            <w:color w:val="0000EE"/>
-            <w:u w:val="single"/>
-          </w:rPr>
-          <w:t>13</w:t>
-        </w:r>
-      </w:hyperlink>
-      <w:r>
-        <w:rPr>
-          <w:lang w:val="zh_TW" w:bidi="zh_TW"/>
-        </w:rPr>
-        <w:t>節；</w:t>
-      </w:r>
-      <w:hyperlink r:id="rId54">
-        <w:r>
-          <w:rPr>
-            <w:lang w:val="zh_TW" w:bidi="zh_TW"/>
-          </w:rPr>
-          <w:rPr>
-            <w:color w:val="0000EE"/>
-            <w:u w:val="single"/>
-          </w:rPr>
-          <w:t>西4:9</w:t>
-        </w:r>
-      </w:hyperlink>
-      <w:r>
-        <w:rPr>
-          <w:lang w:val="zh_TW" w:bidi="zh_TW"/>
-        </w:rPr>
-        <w:t>）留下伺候他。</w:t>
+        <w:t>在米吉多，房屋是靠北城牆而建。在第十二層（約公元前1750–1700年），發現了三座保存完好的這類房屋。這些房屋由與城牆成直角的牆壁分隔，每座房屋只有一扇門通往街道，經過一個房間，進入房屋後再通往鋪有小石頭和鵝卵石的庭院。庭院裡有烤爐，其中一座房屋有一口水池。</w:t>
       </w:r>
     </w:p>
     <w:p>
@@ -1575,9 +848,9 @@
         <w:rPr>
           <w:lang w:val="zh_TW" w:bidi="zh_TW"/>
         </w:rPr>
-        <w:t>保羅知道，如果他讓阿尼西謀留在他身邊同工，腓利門會勉強同意他的決定（</w:t>
-      </w:r>
-      <w:hyperlink r:id="rId55">
+        <w:t>第四種類型的青銅時代中期房屋在庭院的三側有房間。這些房間的大小和用途差異很大。公元前1600年左右的一個很好的例子來自米吉多第九層。這座房屋的尺寸為42乘39英尺（12.8乘11.9米），包含九個大小不一的房間。庭院鋪有石灰，中央有一個大烤爐，另一個烤爐則在東側的房間內。每個房間都有一扇通向庭院的門。這座房屋像青銅時代中期的其他房屋一樣，地板下有墓葬（參</w:t>
+      </w:r>
+      <w:hyperlink r:id="rId27">
         <w:r>
           <w:rPr>
             <w:lang w:val="zh_TW" w:bidi="zh_TW"/>
@@ -1586,28 +859,10 @@
             <w:color w:val="0000EE"/>
             <w:u w:val="single"/>
           </w:rPr>
-          <w:t>門1:13–14</w:t>
+          <w:t>撒上25:1；</w:t>
         </w:r>
       </w:hyperlink>
-      <w:r>
-        <w:rPr>
-          <w:lang w:val="zh_TW" w:bidi="zh_TW"/>
-        </w:rPr>
-        <w:t>）。然而，保羅決定使用這個兩難的情況，讓腓利門思考他的信仰對奴隸制度的意義，並由此他釋放阿尼西謀；不僅在屬靈的意義上（「按主說」），也在他的社會身份上（「</w:t>
-      </w:r>
-      <w:r>
-        <w:rPr>
-          <w:lang w:val="zh_TW" w:bidi="zh_TW"/>
-        </w:rPr>
-        <w:t>按肉體說</w:t>
-      </w:r>
-      <w:r>
-        <w:rPr>
-          <w:lang w:val="zh_TW" w:bidi="zh_TW"/>
-        </w:rPr>
-        <w:t>」，第</w:t>
-      </w:r>
-      <w:hyperlink r:id="rId56">
+      <w:hyperlink r:id="rId28">
         <w:r>
           <w:rPr>
             <w:lang w:val="zh_TW" w:bidi="zh_TW"/>
@@ -1616,14 +871,14 @@
             <w:color w:val="0000EE"/>
             <w:u w:val="single"/>
           </w:rPr>
-          <w:t>16</w:t>
+          <w:t>王上2:34</w:t>
         </w:r>
       </w:hyperlink>
       <w:r>
         <w:rPr>
           <w:lang w:val="zh_TW" w:bidi="zh_TW"/>
         </w:rPr>
-        <w:t>節），使他有兄弟的地位。腓利門答應保羅的請求，並給阿尼西謀自由；這一點由這份文獻得以保存，便可以證實。假如腓利門拒絕保羅的請求，他很可能會銷毀這封書信，抹去他頑梗不化的罪證。</w:t>
+        <w:t>，有關鐵器時代的聖經參考）。</w:t>
       </w:r>
     </w:p>
     <w:p>
@@ -1637,43 +892,7 @@
         <w:rPr>
           <w:lang w:val="zh_TW" w:bidi="zh_TW"/>
         </w:rPr>
-        <w:t>這個故事另有一個有趣的後續，因為人們發現了一位名叫阿尼西謀的年長主教曾被多次提及。根據伊格那丟寫給以弗所的信，他在二世紀初期帶領以弗所教會。由於伊格那丟的信中，使用保羅在第</w:t>
-      </w:r>
-      <w:hyperlink r:id="rId57">
-        <w:r>
-          <w:rPr>
-            <w:lang w:val="zh_TW" w:bidi="zh_TW"/>
-          </w:rPr>
-          <w:rPr>
-            <w:color w:val="0000EE"/>
-            <w:u w:val="single"/>
-          </w:rPr>
-          <w:t>11</w:t>
-        </w:r>
-      </w:hyperlink>
-      <w:r>
-        <w:rPr>
-          <w:lang w:val="zh_TW" w:bidi="zh_TW"/>
-        </w:rPr>
-        <w:t>和</w:t>
-      </w:r>
-      <w:hyperlink r:id="rId58">
-        <w:r>
-          <w:rPr>
-            <w:lang w:val="zh_TW" w:bidi="zh_TW"/>
-          </w:rPr>
-          <w:rPr>
-            <w:color w:val="0000EE"/>
-            <w:u w:val="single"/>
-          </w:rPr>
-          <w:t>20</w:t>
-        </w:r>
-      </w:hyperlink>
-      <w:r>
-        <w:rPr>
-          <w:lang w:val="zh_TW" w:bidi="zh_TW"/>
-        </w:rPr>
-        <w:t>節中（阿尼西謀意為「有用的」或「有益的」）與阿尼西謀這個名字的雙關語，因此人們認為這位主教就是腓利門的奴僕。假若如此，這位以前的奴隸有可能就是收集保羅書信的人，這些書信（包括腓利門書）最終被納入新約正典。</w:t>
+        <w:t>在青銅時代中期，巴勒斯坦房屋的多樣性表明其繁榮程度遠高於青銅時代初期。房屋和墓葬中都出土了大量優雅且製作精良的家居用品。</w:t>
       </w:r>
     </w:p>
     <w:p>
@@ -1684,7 +903,7 @@
         <w:rPr>
           <w:lang w:val="zh_TW" w:bidi="zh_TW"/>
         </w:rPr>
-        <w:t>目的</w:t>
+        <w:t>青銅器時代晚期的房屋（約公元前1550–1200年）</w:t>
       </w:r>
     </w:p>
     <w:p>
@@ -1698,25 +917,7 @@
         <w:rPr>
           <w:lang w:val="zh_TW" w:bidi="zh_TW"/>
         </w:rPr>
-        <w:t>保羅寫信給腓利門，目的是要具體說明奴隸制度與基督教不協調，從而使阿尼西謀得釋放。書信中沒有證據顯示，保羅擔心腓利門會對阿尼西謀施加羅馬法律對逃跑奴隸所規定的嚴厲懲罰。然而，保羅關心的是阿尼西謀不會再次成為奴隸，而是受接納為腓利門家中的正式成員，並且受到至少與保羅本人相同的尊重和尊嚴（第</w:t>
-      </w:r>
-      <w:hyperlink r:id="rId59">
-        <w:r>
-          <w:rPr>
-            <w:lang w:val="zh_TW" w:bidi="zh_TW"/>
-          </w:rPr>
-          <w:rPr>
-            <w:color w:val="0000EE"/>
-            <w:u w:val="single"/>
-          </w:rPr>
-          <w:t>17、21</w:t>
-        </w:r>
-      </w:hyperlink>
-      <w:r>
-        <w:rPr>
-          <w:lang w:val="zh_TW" w:bidi="zh_TW"/>
-        </w:rPr>
-        <w:t>節）。</w:t>
+        <w:t>這一時期的信息有限，部分原因是挖掘過程中的偶然意外，部分原因是在時代結束時，許多遺址遭到以色列人、海上民族、埃及人和其他人的嚴重破壞。</w:t>
       </w:r>
     </w:p>
     <w:p>
@@ -1727,7 +928,7 @@
         <w:rPr>
           <w:lang w:val="zh_TW" w:bidi="zh_TW"/>
         </w:rPr>
-        <w:t>教導</w:t>
+        <w:t>鐵器時代的以色列人的房屋（約公元前1200–600年）</w:t>
       </w:r>
     </w:p>
     <w:p>
@@ -1741,7 +942,7 @@
         <w:rPr>
           <w:lang w:val="zh_TW" w:bidi="zh_TW"/>
         </w:rPr>
-        <w:t>這封短小書信包含許多教導，其中有三處特別值得提及。</w:t>
+        <w:t>這一時期出土了許多民宅建築的範例。以色列人的建築起初相當簡陋，但品質隨後有所提高。因此，在公元前12世紀的卡斯勒遺址（Tell Qasil），發現了一些簡陋房屋，這些房屋設有一個庭院，一側有單間房。在當代的伯示麥，有一座較大的房子，地基由大型未切割石頭建成，庭院約34乘20英尺（10.4乘6.1米），一側有三個房間，大小為11乘10½英尺（3.4乘3.2米）。庭院和其中兩個房間內都用粗糙的石頭鋪地。在夏瑣發現了一座約公元前900年的房屋，該房屋有一個庭院，一側有房間。庭院的一半被覆蓋，屋頂由石柱支撐。這些石柱是巴勒斯坦鐵器時代房屋的典型特徵，並且在全國各地的遺址中都有發現。</w:t>
       </w:r>
     </w:p>
     <w:p>
@@ -1755,163 +956,7 @@
         <w:rPr>
           <w:lang w:val="zh_TW" w:bidi="zh_TW"/>
         </w:rPr>
-        <w:t>首先，這封書信見證福音徹底挑戰社會充滿罪惡的制度，譴責奴隸制的行為。耶穌否認祂的追隨者擁有或控制他人的權利；在基督徒群體中，主人或領袖的權柄應該從社會的最低層，以僕人的身份行使，而不是以權力的等級結構行使（</w:t>
-      </w:r>
-      <w:hyperlink r:id="rId60">
-        <w:r>
-          <w:rPr>
-            <w:lang w:val="zh_TW" w:bidi="zh_TW"/>
-          </w:rPr>
-          <w:rPr>
-            <w:color w:val="0000EE"/>
-            <w:u w:val="single"/>
-          </w:rPr>
-          <w:t>可10:42–45</w:t>
-        </w:r>
-      </w:hyperlink>
-      <w:r>
-        <w:rPr>
-          <w:lang w:val="zh_TW" w:bidi="zh_TW"/>
-        </w:rPr>
-        <w:t>）。因此，基督徒之間的階層差異已經變得無關緊要。在基督裡，既沒有奴隸也沒有自由人，因為所有人在祂裡面都是合一的（</w:t>
-      </w:r>
-      <w:hyperlink r:id="rId61">
-        <w:r>
-          <w:rPr>
-            <w:lang w:val="zh_TW" w:bidi="zh_TW"/>
-          </w:rPr>
-          <w:rPr>
-            <w:color w:val="0000EE"/>
-            <w:u w:val="single"/>
-          </w:rPr>
-          <w:t>加3:28</w:t>
-        </w:r>
-      </w:hyperlink>
-      <w:r>
-        <w:rPr>
-          <w:lang w:val="zh_TW" w:bidi="zh_TW"/>
-        </w:rPr>
-        <w:t>）。能夠獲得自由的基督徒奴僕應該抓住機會（</w:t>
-      </w:r>
-      <w:hyperlink r:id="rId62">
-        <w:r>
-          <w:rPr>
-            <w:lang w:val="zh_TW" w:bidi="zh_TW"/>
-          </w:rPr>
-          <w:rPr>
-            <w:color w:val="0000EE"/>
-            <w:u w:val="single"/>
-          </w:rPr>
-          <w:t>林前7:21</w:t>
-        </w:r>
-      </w:hyperlink>
-      <w:r>
-        <w:rPr>
-          <w:lang w:val="zh_TW" w:bidi="zh_TW"/>
-        </w:rPr>
-        <w:t>），而自由人亦應避免成為人的奴隸（</w:t>
-      </w:r>
-      <w:hyperlink r:id="rId63">
-        <w:r>
-          <w:rPr>
-            <w:lang w:val="zh_TW" w:bidi="zh_TW"/>
-          </w:rPr>
-          <w:rPr>
-            <w:color w:val="0000EE"/>
-            <w:u w:val="single"/>
-          </w:rPr>
-          <w:t>林前7:23</w:t>
-        </w:r>
-      </w:hyperlink>
-      <w:r>
-        <w:rPr>
-          <w:lang w:val="zh_TW" w:bidi="zh_TW"/>
-        </w:rPr>
-        <w:t>；</w:t>
-      </w:r>
-      <w:hyperlink r:id="rId64">
-        <w:r>
-          <w:rPr>
-            <w:lang w:val="zh_TW" w:bidi="zh_TW"/>
-          </w:rPr>
-          <w:rPr>
-            <w:color w:val="0000EE"/>
-            <w:u w:val="single"/>
-          </w:rPr>
-          <w:t>加5:1</w:t>
-        </w:r>
-      </w:hyperlink>
-      <w:r>
-        <w:rPr>
-          <w:lang w:val="zh_TW" w:bidi="zh_TW"/>
-        </w:rPr>
-        <w:t>）。相反，基督徒奴隸主應該像僕人一樣對待他們的奴隸（</w:t>
-      </w:r>
-      <w:hyperlink r:id="rId65">
-        <w:r>
-          <w:rPr>
-            <w:lang w:val="zh_TW" w:bidi="zh_TW"/>
-          </w:rPr>
-          <w:rPr>
-            <w:color w:val="0000EE"/>
-            <w:u w:val="single"/>
-          </w:rPr>
-          <w:t>弗6:9</w:t>
-        </w:r>
-      </w:hyperlink>
-      <w:r>
-        <w:rPr>
-          <w:lang w:val="zh_TW" w:bidi="zh_TW"/>
-        </w:rPr>
-        <w:t>），所有基督徒都應該</w:t>
-      </w:r>
-      <w:r>
-        <w:rPr>
-          <w:lang w:val="zh_TW" w:bidi="zh_TW"/>
-        </w:rPr>
-        <w:t>互相服事</w:t>
-      </w:r>
-      <w:r>
-        <w:rPr>
-          <w:lang w:val="zh_TW" w:bidi="zh_TW"/>
-        </w:rPr>
-        <w:t>（</w:t>
-      </w:r>
-      <w:hyperlink r:id="rId66">
-        <w:r>
-          <w:rPr>
-            <w:lang w:val="zh_TW" w:bidi="zh_TW"/>
-          </w:rPr>
-          <w:rPr>
-            <w:color w:val="0000EE"/>
-            <w:u w:val="single"/>
-          </w:rPr>
-          <w:t>加5:13</w:t>
-        </w:r>
-      </w:hyperlink>
-      <w:r>
-        <w:rPr>
-          <w:lang w:val="zh_TW" w:bidi="zh_TW"/>
-        </w:rPr>
-        <w:t>）。因此，腓利門應該接納阿尼西謀「不再是奴隸」（</w:t>
-      </w:r>
-      <w:hyperlink r:id="rId56">
-        <w:r>
-          <w:rPr>
-            <w:lang w:val="zh_TW" w:bidi="zh_TW"/>
-          </w:rPr>
-          <w:rPr>
-            <w:color w:val="0000EE"/>
-            <w:u w:val="single"/>
-          </w:rPr>
-          <w:t>門1:16</w:t>
-        </w:r>
-      </w:hyperlink>
-      <w:r>
-        <w:rPr>
-          <w:lang w:val="zh_TW" w:bidi="zh_TW"/>
-        </w:rPr>
-        <w:t>）。</w:t>
+        <w:t>猶大和以色列王時代最常見的房屋類型是三面建有房間的庭院式房屋。這種房屋有時被稱為「四房屋（four-room house）」。沿庭院短軸建造了一個長房間，另兩間房間分別位於庭院長軸的兩側。庭院被兩排延伸到庭院長軸的柱子分成三部分，這些柱子支撐屋頂，並為半高或全高的牆壁提供支撐。房屋的入口位於街道上，進入房屋的入口可從街道通向庭院，庭院中通常有烤爐和穀倉，但具體位置可能有所不同。這樣的框架可以通過在庭院長軸現有房間外添加一排房間來擴展。有許多方法可以將長房間分隔成較小的房間。有些牆壁足夠堅固，還可以加建第二層樓。在示劍出土的四間房屋就是一個範例，這座房屋後來被擴建，約可追溯至公元前748–724年。庭院內有一個儲物箱、一個開放式的大壁爐、一個磨盤（手磨）、石磨和放置在石基座上的陶罐底座。在新增的房間中，有一個從屋頂接水的裝置，並將水輸送到地下供水系統。一個房間內的大穀倉與廚房相連。</w:t>
       </w:r>
     </w:p>
     <w:p>
@@ -1925,7 +970,19 @@
         <w:rPr>
           <w:lang w:val="zh_TW" w:bidi="zh_TW"/>
         </w:rPr>
-        <w:t>其次，如果持守福音，禁止人們以保守態度維持現狀，那亦同時排除以暴力改變現狀。福音的革命特性表現在僕人的姿態上，而不是在軍事敵意上。保羅建議阿尼西謀以順服的態度回到腓利門那裡，以展示這種帶來解放的神學，讓聖靈為他們的關係帶來根本的變化。用撒但的方法達成國度的結果，會排除神的干預，導致壓迫的增加。</w:t>
+        <w:t>有證據顯示較大的鐵器時代房屋有工業或商業用途。在</w:t>
+      </w:r>
+      <w:r>
+        <w:rPr>
+          <w:lang w:val="zh_TW" w:bidi="zh_TW"/>
+        </w:rPr>
+        <w:t>伯美森廢丘</w:t>
+      </w:r>
+      <w:r>
+        <w:rPr>
+          <w:lang w:val="zh_TW" w:bidi="zh_TW"/>
+        </w:rPr>
+        <w:t>發現的某些房屋內有染缸和織布機配件。在其它地方，大量的磨盤暗示這些地方可能是小麥加工業的中心。也有證據顯示有酒缸、陶器設備和商店。有些房屋設有專門用於宗教用途的房間，內有香爐、雕像、小型祭壇等。</w:t>
       </w:r>
     </w:p>
     <w:p>
@@ -1939,133 +996,7 @@
         <w:rPr>
           <w:lang w:val="zh_TW" w:bidi="zh_TW"/>
         </w:rPr>
-        <w:t>最後，這封書信提供了一個卓越教會領袖的典範。腓利門和阿尼西謀之間的情況，需要一位能贏得前者尊重的中介來調停，方能成功為後者說話。為了說服腓利門，保羅運用讚美心理（第</w:t>
-      </w:r>
-      <w:hyperlink r:id="rId67">
-        <w:r>
-          <w:rPr>
-            <w:lang w:val="zh_TW" w:bidi="zh_TW"/>
-          </w:rPr>
-          <w:rPr>
-            <w:color w:val="0000EE"/>
-            <w:u w:val="single"/>
-          </w:rPr>
-          <w:t>4–7</w:t>
-        </w:r>
-      </w:hyperlink>
-      <w:r>
-        <w:rPr>
-          <w:lang w:val="zh_TW" w:bidi="zh_TW"/>
-        </w:rPr>
-        <w:t>節）；他強調自己為了福音而犧牲自我的苦難（第</w:t>
-      </w:r>
-      <w:hyperlink r:id="rId46">
-        <w:r>
-          <w:rPr>
-            <w:lang w:val="zh_TW" w:bidi="zh_TW"/>
-          </w:rPr>
-          <w:rPr>
-            <w:color w:val="0000EE"/>
-            <w:u w:val="single"/>
-          </w:rPr>
-          <w:t>9</w:t>
-        </w:r>
-      </w:hyperlink>
-      <w:r>
-        <w:rPr>
-          <w:lang w:val="zh_TW" w:bidi="zh_TW"/>
-        </w:rPr>
-        <w:t>節）；他訴諸腓利門的善意（第</w:t>
-      </w:r>
-      <w:hyperlink r:id="rId68">
-        <w:r>
-          <w:rPr>
-            <w:lang w:val="zh_TW" w:bidi="zh_TW"/>
-          </w:rPr>
-          <w:rPr>
-            <w:color w:val="0000EE"/>
-            <w:u w:val="single"/>
-          </w:rPr>
-          <w:t>14</w:t>
-        </w:r>
-      </w:hyperlink>
-      <w:r>
-        <w:rPr>
-          <w:lang w:val="zh_TW" w:bidi="zh_TW"/>
-        </w:rPr>
-        <w:t>節）；他也訴諸個人友誼（第</w:t>
-      </w:r>
-      <w:hyperlink r:id="rId69">
-        <w:r>
-          <w:rPr>
-            <w:lang w:val="zh_TW" w:bidi="zh_TW"/>
-          </w:rPr>
-          <w:rPr>
-            <w:color w:val="0000EE"/>
-            <w:u w:val="single"/>
-          </w:rPr>
-          <w:t>17、20</w:t>
-        </w:r>
-      </w:hyperlink>
-      <w:r>
-        <w:rPr>
-          <w:lang w:val="zh_TW" w:bidi="zh_TW"/>
-        </w:rPr>
-        <w:t>節）；他提出承擔所產生損失的責任（第</w:t>
-      </w:r>
-      <w:hyperlink r:id="rId46">
-        <w:r>
-          <w:rPr>
-            <w:lang w:val="zh_TW" w:bidi="zh_TW"/>
-          </w:rPr>
-          <w:rPr>
-            <w:color w:val="0000EE"/>
-            <w:u w:val="single"/>
-          </w:rPr>
-          <w:t>18</w:t>
-        </w:r>
-      </w:hyperlink>
-      <w:r>
-        <w:rPr>
-          <w:lang w:val="zh_TW" w:bidi="zh_TW"/>
-        </w:rPr>
-        <w:t>節）；他提醒腓利門對保羅的虧欠（第</w:t>
-      </w:r>
-      <w:hyperlink r:id="rId48">
-        <w:r>
-          <w:rPr>
-            <w:lang w:val="zh_TW" w:bidi="zh_TW"/>
-          </w:rPr>
-          <w:rPr>
-            <w:color w:val="0000EE"/>
-            <w:u w:val="single"/>
-          </w:rPr>
-          <w:t>19</w:t>
-        </w:r>
-      </w:hyperlink>
-      <w:r>
-        <w:rPr>
-          <w:lang w:val="zh_TW" w:bidi="zh_TW"/>
-        </w:rPr>
-        <w:t>節）；並且他預告即將到來的會面，假如腓利門拒絕他的請求，就可能會帶來尷尬（第</w:t>
-      </w:r>
-      <w:hyperlink r:id="rId38">
-        <w:r>
-          <w:rPr>
-            <w:lang w:val="zh_TW" w:bidi="zh_TW"/>
-          </w:rPr>
-          <w:rPr>
-            <w:color w:val="0000EE"/>
-            <w:u w:val="single"/>
-          </w:rPr>
-          <w:t>22</w:t>
-        </w:r>
-      </w:hyperlink>
-      <w:r>
-        <w:rPr>
-          <w:lang w:val="zh_TW" w:bidi="zh_TW"/>
-        </w:rPr>
-        <w:t>節）。保羅個人和具牧養性質的方法，友好且充滿熱情，展現了堅定與靈巧之間完美的平衡，又展示了如何通過勸告和懇求，而不是通過強硬的權威壓制，行使真正的基督教領袖權柄。</w:t>
+        <w:t>凱瑟琳·凱尼恩（Kathleen Kenyon）在耶路撒冷的挖掘工作中揭示了猶大末期的房屋。這些房屋相當小且設計不規則，但其總體設計與猶大山區遺址的房屋相同——庭院被一排支撐屋頂的石柱分隔。</w:t>
       </w:r>
     </w:p>
     <w:p>
@@ -2079,7 +1010,18 @@
         <w:rPr>
           <w:lang w:val="zh_TW" w:bidi="zh_TW"/>
         </w:rPr>
-        <w:t>雖然這封書信是聖經最短的書卷之一，但腓利門書是一座永恆的紀念碑，彰顯基督賦予所有人的尊嚴和平等，無論其地位、性別、階級或身份如何。此書卷也為基督徒提供了一個追求有效社會改革的使命和方法。</w:t>
+        <w:t>在一些城中，大房屋和小房屋之間的差異可能反映出先知們所提到的社會不平等現象。在公元前10和9世紀，有許多小房屋和少數大房屋的情況相當一致。到了公元前8世紀，在像得撒這樣的城，有三四個大房子和許多簡陋的建築。</w:t>
+      </w:r>
+    </w:p>
+    <w:p>
+      <w:pPr>
+        <w:pStyle w:val="Heading3"/>
+      </w:pPr>
+      <w:r>
+        <w:rPr>
+          <w:lang w:val="zh_TW" w:bidi="zh_TW"/>
+        </w:rPr>
+        <w:t>新約時代的房屋</w:t>
       </w:r>
     </w:p>
     <w:p>
@@ -2091,6 +1033,370 @@
       </w:r>
       <w:r>
         <w:rPr>
+          <w:lang w:val="zh_TW" w:bidi="zh_TW"/>
+        </w:rPr>
+        <w:t>新約中提到房屋、屋頂、門、地基、樓房和燈。耶穌的一個比喻提到好的和壞的根基（</w:t>
+      </w:r>
+      <w:hyperlink r:id="rId29">
+        <w:r>
+          <w:rPr>
+            <w:lang w:val="zh_TW" w:bidi="zh_TW"/>
+          </w:rPr>
+          <w:rPr>
+            <w:color w:val="0000EE"/>
+            <w:u w:val="single"/>
+          </w:rPr>
+          <w:t>太7:25</w:t>
+        </w:r>
+      </w:hyperlink>
+      <w:r>
+        <w:rPr>
+          <w:lang w:val="zh_TW" w:bidi="zh_TW"/>
+        </w:rPr>
+        <w:t>）。在一次事件中，朋友們把一個癱瘓的人帶到屋頂，並拆開屋頂，把他送到耶穌所在的房子裡（</w:t>
+      </w:r>
+      <w:hyperlink r:id="rId30">
+        <w:r>
+          <w:rPr>
+            <w:lang w:val="zh_TW" w:bidi="zh_TW"/>
+          </w:rPr>
+          <w:rPr>
+            <w:color w:val="0000EE"/>
+            <w:u w:val="single"/>
+          </w:rPr>
+          <w:t>可2:4</w:t>
+        </w:r>
+      </w:hyperlink>
+      <w:r>
+        <w:rPr>
+          <w:lang w:val="zh_TW" w:bidi="zh_TW"/>
+        </w:rPr>
+        <w:t>）。耶穌提到從房上宣告的話（</w:t>
+      </w:r>
+      <w:hyperlink r:id="rId31">
+        <w:r>
+          <w:rPr>
+            <w:lang w:val="zh_TW" w:bidi="zh_TW"/>
+          </w:rPr>
+          <w:rPr>
+            <w:color w:val="0000EE"/>
+            <w:u w:val="single"/>
+          </w:rPr>
+          <w:t>太10:27</w:t>
+        </w:r>
+      </w:hyperlink>
+      <w:r>
+        <w:rPr>
+          <w:lang w:val="zh_TW" w:bidi="zh_TW"/>
+        </w:rPr>
+        <w:t>；</w:t>
+      </w:r>
+      <w:hyperlink r:id="rId32">
+        <w:r>
+          <w:rPr>
+            <w:lang w:val="zh_TW" w:bidi="zh_TW"/>
+          </w:rPr>
+          <w:rPr>
+            <w:color w:val="0000EE"/>
+            <w:u w:val="single"/>
+          </w:rPr>
+          <w:t>路12:3</w:t>
+        </w:r>
+      </w:hyperlink>
+      <w:r>
+        <w:rPr>
+          <w:lang w:val="zh_TW" w:bidi="zh_TW"/>
+        </w:rPr>
+        <w:t>），彼得上房頂禱告（</w:t>
+      </w:r>
+      <w:hyperlink r:id="rId33">
+        <w:r>
+          <w:rPr>
+            <w:lang w:val="zh_TW" w:bidi="zh_TW"/>
+          </w:rPr>
+          <w:rPr>
+            <w:color w:val="0000EE"/>
+            <w:u w:val="single"/>
+          </w:rPr>
+          <w:t>徒10:9</w:t>
+        </w:r>
+      </w:hyperlink>
+      <w:r>
+        <w:rPr>
+          <w:lang w:val="zh_TW" w:bidi="zh_TW"/>
+        </w:rPr>
+        <w:t>）。打掃屋子以尋找失物（</w:t>
+      </w:r>
+      <w:hyperlink r:id="rId34">
+        <w:r>
+          <w:rPr>
+            <w:lang w:val="zh_TW" w:bidi="zh_TW"/>
+          </w:rPr>
+          <w:rPr>
+            <w:color w:val="0000EE"/>
+            <w:u w:val="single"/>
+          </w:rPr>
+          <w:t>路15:8</w:t>
+        </w:r>
+      </w:hyperlink>
+      <w:r>
+        <w:rPr>
+          <w:lang w:val="zh_TW" w:bidi="zh_TW"/>
+        </w:rPr>
+        <w:t>），並用燈照亮（</w:t>
+      </w:r>
+      <w:hyperlink r:id="rId35">
+        <w:r>
+          <w:rPr>
+            <w:lang w:val="zh_TW" w:bidi="zh_TW"/>
+          </w:rPr>
+          <w:rPr>
+            <w:color w:val="0000EE"/>
+            <w:u w:val="single"/>
+          </w:rPr>
+          <w:t>太5:15</w:t>
+        </w:r>
+      </w:hyperlink>
+      <w:r>
+        <w:rPr>
+          <w:lang w:val="zh_TW" w:bidi="zh_TW"/>
+        </w:rPr>
+        <w:t>）。有幾處提到具體個人的房屋（</w:t>
+      </w:r>
+      <w:hyperlink r:id="rId36">
+        <w:r>
+          <w:rPr>
+            <w:lang w:val="zh_TW" w:bidi="zh_TW"/>
+          </w:rPr>
+          <w:rPr>
+            <w:color w:val="0000EE"/>
+            <w:u w:val="single"/>
+          </w:rPr>
+          <w:t>可8:3</w:t>
+        </w:r>
+      </w:hyperlink>
+      <w:r>
+        <w:rPr>
+          <w:lang w:val="zh_TW" w:bidi="zh_TW"/>
+        </w:rPr>
+        <w:t>；</w:t>
+      </w:r>
+      <w:hyperlink r:id="rId37">
+        <w:r>
+          <w:rPr>
+            <w:lang w:val="zh_TW" w:bidi="zh_TW"/>
+          </w:rPr>
+          <w:rPr>
+            <w:color w:val="0000EE"/>
+            <w:u w:val="single"/>
+          </w:rPr>
+          <w:t>路10:5</w:t>
+        </w:r>
+      </w:hyperlink>
+      <w:r>
+        <w:rPr>
+          <w:lang w:val="zh_TW" w:bidi="zh_TW"/>
+        </w:rPr>
+        <w:t>，</w:t>
+      </w:r>
+      <w:hyperlink r:id="rId38">
+        <w:r>
+          <w:rPr>
+            <w:lang w:val="zh_TW" w:bidi="zh_TW"/>
+          </w:rPr>
+          <w:rPr>
+            <w:color w:val="0000EE"/>
+            <w:u w:val="single"/>
+          </w:rPr>
+          <w:t>16:4</w:t>
+        </w:r>
+      </w:hyperlink>
+      <w:r>
+        <w:rPr>
+          <w:lang w:val="zh_TW" w:bidi="zh_TW"/>
+        </w:rPr>
+        <w:t>，</w:t>
+      </w:r>
+      <w:hyperlink r:id="rId39">
+        <w:r>
+          <w:rPr>
+            <w:lang w:val="zh_TW" w:bidi="zh_TW"/>
+          </w:rPr>
+          <w:rPr>
+            <w:color w:val="0000EE"/>
+            <w:u w:val="single"/>
+          </w:rPr>
+          <w:t>19:9</w:t>
+        </w:r>
+      </w:hyperlink>
+      <w:r>
+        <w:rPr>
+          <w:lang w:val="zh_TW" w:bidi="zh_TW"/>
+        </w:rPr>
+        <w:t>；</w:t>
+      </w:r>
+      <w:hyperlink r:id="rId40">
+        <w:r>
+          <w:rPr>
+            <w:lang w:val="zh_TW" w:bidi="zh_TW"/>
+          </w:rPr>
+          <w:rPr>
+            <w:color w:val="0000EE"/>
+            <w:u w:val="single"/>
+          </w:rPr>
+          <w:t>約11:20</w:t>
+        </w:r>
+      </w:hyperlink>
+      <w:r>
+        <w:rPr>
+          <w:lang w:val="zh_TW" w:bidi="zh_TW"/>
+        </w:rPr>
+        <w:t>；</w:t>
+      </w:r>
+      <w:hyperlink r:id="rId41">
+        <w:r>
+          <w:rPr>
+            <w:lang w:val="zh_TW" w:bidi="zh_TW"/>
+          </w:rPr>
+          <w:rPr>
+            <w:color w:val="0000EE"/>
+            <w:u w:val="single"/>
+          </w:rPr>
+          <w:t>徒4:34，</w:t>
+        </w:r>
+      </w:hyperlink>
+      <w:hyperlink r:id="rId42">
+        <w:r>
+          <w:rPr>
+            <w:lang w:val="zh_TW" w:bidi="zh_TW"/>
+          </w:rPr>
+          <w:rPr>
+            <w:color w:val="0000EE"/>
+            <w:u w:val="single"/>
+          </w:rPr>
+          <w:t>9:11</w:t>
+        </w:r>
+      </w:hyperlink>
+      <w:r>
+        <w:rPr>
+          <w:lang w:val="zh_TW" w:bidi="zh_TW"/>
+        </w:rPr>
+        <w:t>，</w:t>
+      </w:r>
+      <w:hyperlink r:id="rId43">
+        <w:r>
+          <w:rPr>
+            <w:lang w:val="zh_TW" w:bidi="zh_TW"/>
+          </w:rPr>
+          <w:rPr>
+            <w:color w:val="0000EE"/>
+            <w:u w:val="single"/>
+          </w:rPr>
+          <w:t>10:32</w:t>
+        </w:r>
+      </w:hyperlink>
+      <w:r>
+        <w:rPr>
+          <w:lang w:val="zh_TW" w:bidi="zh_TW"/>
+        </w:rPr>
+        <w:t>）。有些房屋有通往屋頂的外部樓梯。逾越節的晚餐是在這樣一間大的樓上房間裡準備的（</w:t>
+      </w:r>
+      <w:hyperlink r:id="rId44">
+        <w:r>
+          <w:rPr>
+            <w:lang w:val="zh_TW" w:bidi="zh_TW"/>
+          </w:rPr>
+          <w:rPr>
+            <w:color w:val="0000EE"/>
+            <w:u w:val="single"/>
+          </w:rPr>
+          <w:t>可14:12–15</w:t>
+        </w:r>
+      </w:hyperlink>
+      <w:r>
+        <w:rPr>
+          <w:lang w:val="zh_TW" w:bidi="zh_TW"/>
+        </w:rPr>
+        <w:t>）。耶穌死而復活後，門徒住在類似的房間裡（</w:t>
+      </w:r>
+      <w:hyperlink r:id="rId45">
+        <w:r>
+          <w:rPr>
+            <w:lang w:val="zh_TW" w:bidi="zh_TW"/>
+          </w:rPr>
+          <w:rPr>
+            <w:color w:val="0000EE"/>
+            <w:u w:val="single"/>
+          </w:rPr>
+          <w:t>徒1:13</w:t>
+        </w:r>
+      </w:hyperlink>
+      <w:r>
+        <w:rPr>
+          <w:lang w:val="zh_TW" w:bidi="zh_TW"/>
+        </w:rPr>
+        <w:t>）。在這樣的房屋裡有時會有僕人（</w:t>
+      </w:r>
+      <w:hyperlink r:id="rId46">
+        <w:r>
+          <w:rPr>
+            <w:lang w:val="zh_TW" w:bidi="zh_TW"/>
+          </w:rPr>
+          <w:rPr>
+            <w:color w:val="0000EE"/>
+            <w:u w:val="single"/>
+          </w:rPr>
+          <w:t>10:7</w:t>
+        </w:r>
+      </w:hyperlink>
+      <w:r>
+        <w:rPr>
+          <w:lang w:val="zh_TW" w:bidi="zh_TW"/>
+        </w:rPr>
+        <w:t>），有些有客房（</w:t>
+      </w:r>
+      <w:hyperlink r:id="rId47">
+        <w:r>
+          <w:rPr>
+            <w:lang w:val="zh_TW" w:bidi="zh_TW"/>
+          </w:rPr>
+          <w:rPr>
+            <w:color w:val="0000EE"/>
+            <w:u w:val="single"/>
+          </w:rPr>
+          <w:t>可14:14</w:t>
+        </w:r>
+      </w:hyperlink>
+      <w:r>
+        <w:rPr>
+          <w:lang w:val="zh_TW" w:bidi="zh_TW"/>
+        </w:rPr>
+        <w:t>）。我們從新約的資料得出結論，耶穌時代的房屋在大小和華麗程度上有多種多樣。在猶太或加利利的一條典型街道上，房屋從小房屋（25到30平方英尺或2.3到2.8平方米）到上層階級的豪宅不等，豪宅可能有兩層或更多層，並以柱子和建築裝飾點綴。</w:t>
+      </w:r>
+    </w:p>
+    <w:p>
+      <w:pPr/>
+      <w:r>
+        <w:rPr>
+          <w:lang w:val="zh_TW" w:bidi="zh_TW"/>
+        </w:rPr>
+      </w:r>
+      <w:r>
+        <w:rPr>
+          <w:lang w:val="zh_TW" w:bidi="zh_TW"/>
+        </w:rPr>
+        <w:t>要了解這些房屋的具體特徵，我們需要依靠考古和文學資料。拉比和約瑟夫的著作補充了許多細節。早期羅馬（希律王）時期（公元前37年–公元70年）的考古遺址發掘提供了更多具體的證據。耶路撒冷舊猶太區的發掘是一個豐富的資訊來源。一座約209平方碼的大房屋有一個中央庭院，內有三個烹飪爐和一個水池。一些牆壁上的大壁龕裡有破碎的陶器，可能是壁櫥。馬賽克地板和抹灰牆壁的痕跡展示了這座房屋的美麗。庭院外有幾個房間，可能多達十個。在更西邊的地方，尤其是在錫安山的亞蘭公墓區，發現了第二聖殿時期晚期的其它精美房屋遺跡，其中保存了獨特的鳥類壁畫。還有一些出土的房屋有純幾何圖案的馬賽克地板，這與遵守禁止描繪動物形象的禁令相一致。</w:t>
+      </w:r>
+    </w:p>
+    <w:p>
+      <w:pPr/>
+      <w:r>
+        <w:rPr>
+          <w:lang w:val="zh_TW" w:bidi="zh_TW"/>
+        </w:rPr>
+      </w:r>
+      <w:r>
+        <w:rPr>
           <w:i/>
           <w:lang w:val="zh_TW" w:bidi="zh_TW"/>
         </w:rPr>
@@ -2106,19 +1412,7 @@
         <w:rPr>
           <w:lang w:val="zh_TW" w:bidi="zh_TW"/>
         </w:rPr>
-        <w:t>使徒保羅</w:t>
-      </w:r>
-      <w:r>
-        <w:rPr>
-          <w:lang w:val="zh_TW" w:bidi="zh_TW"/>
-        </w:rPr>
-        <w:t>；</w:t>
-      </w:r>
-      <w:r>
-        <w:rPr>
-          <w:lang w:val="zh_TW" w:bidi="zh_TW"/>
-        </w:rPr>
-        <w:t>腓利門（人）</w:t>
+        <w:t>建築</w:t>
       </w:r>
       <w:r>
         <w:rPr>
@@ -4026,12 +3320,6 @@
   </w:num>
   <w:num w:numId="13" w16cid:durableId="592781308">
     <w:abstractNumId w:val="11"/>
-  </w:num>
-  <w:num w:numId="14">
-    <w:abstractNumId w:val="3"/>
-    <w:lvlOverride w:ilvl="0">
-      <w:startOverride w:val="1"/>
-    </w:lvlOverride>
   </w:num>
   <w:numIdMacAtCleanup w:val="10"/>
 </w:numbering>

--- a/zht/docx/033.content.docx
+++ b/zht/docx/033.content.docx
@@ -19,7 +19,7 @@
         <w:rPr>
           <w:lang w:val="zh_TW" w:bidi="zh_TW"/>
         </w:rPr>
-        <w:t>Resource: 聖經詞典 (Tyndale)</w:t>
+        <w:t>Resource: Tyndale Open Bible Dictionary</w:t>
       </w:r>
       <w:r>
         <w:rPr>
@@ -112,7 +112,7 @@
         <w:rPr>
           <w:lang w:val="zh_TW" w:bidi="zh_TW"/>
         </w:rPr>
-        <w:t>聖經詞典 (Tyndale)</w:t>
+        <w:t>Tyndale Open Bible Dictionary</w:t>
       </w:r>
     </w:p>
     <w:p>
@@ -149,7 +149,7 @@
         <w:rPr>
           <w:lang w:val="zh_TW" w:bidi="zh_TW"/>
         </w:rPr>
-        <w:t>fang</w:t>
+        <w:t>E</w:t>
       </w:r>
       <w:r>
         <w:rPr>
@@ -212,7 +212,7 @@
         <w:rPr>
           <w:lang w:val="zh_TW" w:bidi="zh_TW"/>
         </w:rPr>
-        <w:t>房角石</w:t>
+        <w:t>蛾摩拉</w:t>
       </w:r>
       <w:r>
         <w:rPr>
@@ -231,21 +231,7 @@
         <w:rPr>
           <w:lang w:val="zh_TW" w:bidi="zh_TW"/>
         </w:rPr>
-        <w:t>新約中用以描述耶穌崇高地位的術語。</w:t>
-      </w:r>
-    </w:p>
-    <w:p>
-      <w:pPr/>
-      <w:r>
-        <w:rPr>
-          <w:lang w:val="zh_TW" w:bidi="zh_TW"/>
-        </w:rPr>
-      </w:r>
-      <w:r>
-        <w:rPr>
-          <w:lang w:val="zh_TW" w:bidi="zh_TW"/>
-        </w:rPr>
-        <w:t>耶穌在凶惡園戶的比喻中使用這個詞來指自己（</w:t>
+        <w:t>蛾摩拉是「平原上的城」之一（</w:t>
       </w:r>
       <w:hyperlink r:id="rId13">
         <w:r>
@@ -256,1136 +242,14 @@
             <w:color w:val="0000EE"/>
             <w:u w:val="single"/>
           </w:rPr>
-          <w:t>太21:42</w:t>
+          <w:t>創19章</w:t>
         </w:r>
       </w:hyperlink>
       <w:r>
         <w:rPr>
           <w:lang w:val="zh_TW" w:bidi="zh_TW"/>
         </w:rPr>
-        <w:t>；</w:t>
-      </w:r>
-      <w:hyperlink r:id="rId14">
-        <w:r>
-          <w:rPr>
-            <w:lang w:val="zh_TW" w:bidi="zh_TW"/>
-          </w:rPr>
-          <w:rPr>
-            <w:color w:val="0000EE"/>
-            <w:u w:val="single"/>
-          </w:rPr>
-          <w:t>可12:10</w:t>
-        </w:r>
-      </w:hyperlink>
-      <w:r>
-        <w:rPr>
-          <w:lang w:val="zh_TW" w:bidi="zh_TW"/>
-        </w:rPr>
-        <w:t>；</w:t>
-      </w:r>
-      <w:hyperlink r:id="rId15">
-        <w:r>
-          <w:rPr>
-            <w:lang w:val="zh_TW" w:bidi="zh_TW"/>
-          </w:rPr>
-          <w:rPr>
-            <w:color w:val="0000EE"/>
-            <w:u w:val="single"/>
-          </w:rPr>
-          <w:t>路20:17</w:t>
-        </w:r>
-      </w:hyperlink>
-      <w:r>
-        <w:rPr>
-          <w:lang w:val="zh_TW" w:bidi="zh_TW"/>
-        </w:rPr>
-        <w:t>）。此比喻的背景是耶穌在耶路撒冷最後的事工期間，潔淨聖殿後，猶太宗教領袖質疑祂的行動。耶穌用比喻回應他們，象徵性地描述了耶穌與這些領袖的關係。比喻中，猶太宗教領袖被描繪為看守葡萄園的惡園戶，葡萄園象徵神的百姓。惡園戶拒絕尊敬園主（代表神），最終殺害了園主的兒子（象徵耶穌）。比喻預言了耶穌的受死，耶穌引用猶太領袖熟悉的經文</w:t>
-      </w:r>
-      <w:hyperlink r:id="rId16">
-        <w:r>
-          <w:rPr>
-            <w:lang w:val="zh_TW" w:bidi="zh_TW"/>
-          </w:rPr>
-          <w:rPr>
-            <w:color w:val="0000EE"/>
-            <w:u w:val="single"/>
-          </w:rPr>
-          <w:t>詩篇一一八篇22至23節</w:t>
-        </w:r>
-      </w:hyperlink>
-      <w:r>
-        <w:rPr>
-          <w:lang w:val="zh_TW" w:bidi="zh_TW"/>
-        </w:rPr>
-        <w:t>（參</w:t>
-      </w:r>
-      <w:hyperlink r:id="rId17">
-        <w:r>
-          <w:rPr>
-            <w:lang w:val="zh_TW" w:bidi="zh_TW"/>
-          </w:rPr>
-          <w:rPr>
-            <w:color w:val="0000EE"/>
-            <w:u w:val="single"/>
-          </w:rPr>
-          <w:t>賽28:16</w:t>
-        </w:r>
-      </w:hyperlink>
-      <w:r>
-        <w:rPr>
-          <w:lang w:val="zh_TW" w:bidi="zh_TW"/>
-        </w:rPr>
-        <w:t>），表明這段經文談及祂被棄絕與被高舉。雖然猶太領袖棄絕了耶穌，但神使祂成為房角石。</w:t>
-      </w:r>
-    </w:p>
-    <w:p>
-      <w:pPr/>
-      <w:r>
-        <w:rPr>
-          <w:lang w:val="zh_TW" w:bidi="zh_TW"/>
-        </w:rPr>
-      </w:r>
-      <w:r>
-        <w:rPr>
-          <w:lang w:val="zh_TW" w:bidi="zh_TW"/>
-        </w:rPr>
-        <w:t>其次，在</w:t>
-      </w:r>
-      <w:hyperlink r:id="rId18">
-        <w:r>
-          <w:rPr>
-            <w:lang w:val="zh_TW" w:bidi="zh_TW"/>
-          </w:rPr>
-          <w:rPr>
-            <w:color w:val="0000EE"/>
-            <w:u w:val="single"/>
-          </w:rPr>
-          <w:t>使徒行傳四章11節</w:t>
-        </w:r>
-      </w:hyperlink>
-      <w:r>
-        <w:rPr>
-          <w:lang w:val="zh_TW" w:bidi="zh_TW"/>
-        </w:rPr>
-        <w:t>，彼得在耶路撒冷的猶太領袖前辯護時，也使用了這個詞。他解釋聖殿門口瘸腿的乞丐得醫治是因奉拿撒勒人耶穌基督的名，這位耶穌曾被他們釘十字架，但神使祂復活（</w:t>
-      </w:r>
-      <w:hyperlink r:id="rId19">
-        <w:r>
-          <w:rPr>
-            <w:lang w:val="zh_TW" w:bidi="zh_TW"/>
-          </w:rPr>
-          <w:rPr>
-            <w:color w:val="0000EE"/>
-            <w:u w:val="single"/>
-          </w:rPr>
-          <w:t>10</w:t>
-        </w:r>
-      </w:hyperlink>
-      <w:r>
-        <w:rPr>
-          <w:lang w:val="zh_TW" w:bidi="zh_TW"/>
-        </w:rPr>
-        <w:t>節）。彼得引用</w:t>
-      </w:r>
-      <w:hyperlink r:id="rId20">
-        <w:r>
-          <w:rPr>
-            <w:lang w:val="zh_TW" w:bidi="zh_TW"/>
-          </w:rPr>
-          <w:rPr>
-            <w:color w:val="0000EE"/>
-            <w:u w:val="single"/>
-          </w:rPr>
-          <w:t>詩篇一一八篇22節</w:t>
-        </w:r>
-      </w:hyperlink>
-      <w:r>
-        <w:rPr>
-          <w:lang w:val="zh_TW" w:bidi="zh_TW"/>
-        </w:rPr>
-        <w:t>，來確認這一事件符合聖經。他將被棄的石頭比作耶穌的受死，將成為房角石比作耶穌的復活與高舉，表明「房角石」象徵耶穌與父神同享的崇高地位。</w:t>
-      </w:r>
-    </w:p>
-    <w:p>
-      <w:pPr/>
-      <w:r>
-        <w:rPr>
-          <w:lang w:val="zh_TW" w:bidi="zh_TW"/>
-        </w:rPr>
-      </w:r>
-      <w:hyperlink r:id="rId21">
-        <w:r>
-          <w:rPr>
-            <w:lang w:val="zh_TW" w:bidi="zh_TW"/>
-          </w:rPr>
-          <w:rPr>
-            <w:color w:val="0000EE"/>
-            <w:u w:val="single"/>
-          </w:rPr>
-          <w:t>彼前書二章6至7節</w:t>
-        </w:r>
-      </w:hyperlink>
-      <w:r>
-        <w:rPr>
-          <w:lang w:val="zh_TW" w:bidi="zh_TW"/>
-        </w:rPr>
-        <w:t>也提到房角石。在第</w:t>
-      </w:r>
-      <w:hyperlink r:id="rId22">
-        <w:r>
-          <w:rPr>
-            <w:lang w:val="zh_TW" w:bidi="zh_TW"/>
-          </w:rPr>
-          <w:rPr>
-            <w:color w:val="0000EE"/>
-            <w:u w:val="single"/>
-          </w:rPr>
-          <w:t>4</w:t>
-        </w:r>
-      </w:hyperlink>
-      <w:r>
-        <w:rPr>
-          <w:lang w:val="zh_TW" w:bidi="zh_TW"/>
-        </w:rPr>
-        <w:t>節中，彼得將</w:t>
-      </w:r>
-      <w:hyperlink r:id="rId20">
-        <w:r>
-          <w:rPr>
-            <w:lang w:val="zh_TW" w:bidi="zh_TW"/>
-          </w:rPr>
-          <w:rPr>
-            <w:color w:val="0000EE"/>
-            <w:u w:val="single"/>
-          </w:rPr>
-          <w:t>詩篇一一八篇22節</w:t>
-        </w:r>
-      </w:hyperlink>
-      <w:r>
-        <w:rPr>
-          <w:lang w:val="zh_TW" w:bidi="zh_TW"/>
-        </w:rPr>
-        <w:t>中被棄的石頭與</w:t>
-      </w:r>
-      <w:hyperlink r:id="rId17">
-        <w:r>
-          <w:rPr>
-            <w:lang w:val="zh_TW" w:bidi="zh_TW"/>
-          </w:rPr>
-          <w:rPr>
-            <w:color w:val="0000EE"/>
-            <w:u w:val="single"/>
-          </w:rPr>
-          <w:t>以賽亞書二十八章16節</w:t>
-        </w:r>
-      </w:hyperlink>
-      <w:r>
-        <w:rPr>
-          <w:lang w:val="zh_TW" w:bidi="zh_TW"/>
-        </w:rPr>
-        <w:t>中的「被揀選和寶貴的石頭」結合，並加入他自己經歷耶穌復活的生命見證。彼得鼓勵讀者來到耶穌面前，藉此成為靈宮，被建造成為神的居所。這個意象用來突顯耶穌的崇高本質。在第</w:t>
-      </w:r>
-      <w:hyperlink r:id="rId23">
-        <w:r>
-          <w:rPr>
-            <w:lang w:val="zh_TW" w:bidi="zh_TW"/>
-          </w:rPr>
-          <w:rPr>
-            <w:color w:val="0000EE"/>
-            <w:u w:val="single"/>
-          </w:rPr>
-          <w:t>6</w:t>
-        </w:r>
-      </w:hyperlink>
-      <w:r>
-        <w:rPr>
-          <w:lang w:val="zh_TW" w:bidi="zh_TW"/>
-        </w:rPr>
-        <w:t>節中，彼得引用</w:t>
-      </w:r>
-      <w:hyperlink r:id="rId17">
-        <w:r>
-          <w:rPr>
-            <w:lang w:val="zh_TW" w:bidi="zh_TW"/>
-          </w:rPr>
-          <w:rPr>
-            <w:color w:val="0000EE"/>
-            <w:u w:val="single"/>
-          </w:rPr>
-          <w:t>以賽亞書二十八章16節</w:t>
-        </w:r>
-      </w:hyperlink>
-      <w:r>
-        <w:rPr>
-          <w:lang w:val="zh_TW" w:bidi="zh_TW"/>
-        </w:rPr>
-        <w:t>，論到「被揀選和寶貴的房角石」，並將其與信徒聯繫起來。而第</w:t>
-      </w:r>
-      <w:hyperlink r:id="rId24">
-        <w:r>
-          <w:rPr>
-            <w:lang w:val="zh_TW" w:bidi="zh_TW"/>
-          </w:rPr>
-          <w:rPr>
-            <w:color w:val="0000EE"/>
-            <w:u w:val="single"/>
-          </w:rPr>
-          <w:t>7至8</w:t>
-        </w:r>
-      </w:hyperlink>
-      <w:r>
-        <w:rPr>
-          <w:lang w:val="zh_TW" w:bidi="zh_TW"/>
-        </w:rPr>
-        <w:t>節則引用</w:t>
-      </w:r>
-      <w:hyperlink r:id="rId20">
-        <w:r>
-          <w:rPr>
-            <w:lang w:val="zh_TW" w:bidi="zh_TW"/>
-          </w:rPr>
-          <w:rPr>
-            <w:color w:val="0000EE"/>
-            <w:u w:val="single"/>
-          </w:rPr>
-          <w:t>詩篇一一八篇22節</w:t>
-        </w:r>
-      </w:hyperlink>
-      <w:r>
-        <w:rPr>
-          <w:lang w:val="zh_TW" w:bidi="zh_TW"/>
-        </w:rPr>
-        <w:t>和</w:t>
-      </w:r>
-      <w:hyperlink r:id="rId25">
-        <w:r>
-          <w:rPr>
-            <w:lang w:val="zh_TW" w:bidi="zh_TW"/>
-          </w:rPr>
-          <w:rPr>
-            <w:color w:val="0000EE"/>
-            <w:u w:val="single"/>
-          </w:rPr>
-          <w:t>以賽亞書八章14節</w:t>
-        </w:r>
-      </w:hyperlink>
-      <w:r>
-        <w:rPr>
-          <w:lang w:val="zh_TW" w:bidi="zh_TW"/>
-        </w:rPr>
-        <w:t>，提到絆腳的石頭，並將其與不信者聯繫起來。彼得的目的是向讀者顯明耶穌崇高的地位，並鼓勵他們記念蒙召歸向的主。</w:t>
-      </w:r>
-    </w:p>
-    <w:p>
-      <w:pPr/>
-      <w:r>
-        <w:rPr>
-          <w:lang w:val="zh_TW" w:bidi="zh_TW"/>
-        </w:rPr>
-      </w:r>
-      <w:r>
-        <w:rPr>
-          <w:lang w:val="zh_TW" w:bidi="zh_TW"/>
-        </w:rPr>
-        <w:t>顯然，舊約中關於房角石的概念在新約中應用在耶穌身上，是為了強調祂與父神同享的崇高地位，並藉此鼓勵信徒。在</w:t>
-      </w:r>
-      <w:hyperlink r:id="rId26">
-        <w:r>
-          <w:rPr>
-            <w:lang w:val="zh_TW" w:bidi="zh_TW"/>
-          </w:rPr>
-          <w:rPr>
-            <w:color w:val="0000EE"/>
-            <w:u w:val="single"/>
-          </w:rPr>
-          <w:t>以弗所書二章20節</w:t>
-        </w:r>
-      </w:hyperlink>
-      <w:r>
-        <w:rPr>
-          <w:lang w:val="zh_TW" w:bidi="zh_TW"/>
-        </w:rPr>
-        <w:t>中，也簡要提到基督耶穌是建立教會的房角石。</w:t>
-      </w:r>
-      <w:r>
-        <w:rPr>
-          <w:lang w:val="zh_TW" w:bidi="zh_TW"/>
-        </w:rPr>
-      </w:r>
-      <w:r>
-        <w:rPr>
-          <w:lang w:val="zh_TW" w:bidi="zh_TW"/>
-        </w:rPr>
-      </w:r>
-    </w:p>
-    <w:p>
-      <w:pPr/>
-      <w:r>
-        <w:rPr>
-          <w:lang w:val="zh_TW" w:bidi="zh_TW"/>
-        </w:rPr>
-      </w:r>
-    </w:p>
-    <w:p>
-      <w:pPr>
-        <w:pStyle w:val="Heading2"/>
-      </w:pPr>
-      <w:r>
-        <w:rPr>
-          <w:lang w:val="zh_TW" w:bidi="zh_TW"/>
-        </w:rPr>
-        <w:t>房屋與住處</w:t>
-      </w:r>
-      <w:r>
-        <w:rPr>
-          <w:lang w:val="zh_TW" w:bidi="zh_TW"/>
-        </w:rPr>
-      </w:r>
-    </w:p>
-    <w:p>
-      <w:pPr/>
-      <w:r>
-        <w:rPr>
-          <w:lang w:val="zh_TW" w:bidi="zh_TW"/>
-        </w:rPr>
-      </w:r>
-      <w:r>
-        <w:rPr>
-          <w:lang w:val="zh_TW" w:bidi="zh_TW"/>
-        </w:rPr>
-        <w:t>概述</w:t>
-      </w:r>
-    </w:p>
-    <w:p>
-      <w:pPr>
-        <w:pStyle w:val="ListBullet"/>
-        <w:spacing w:line="240" w:lineRule="auto"/>
-        <w:ind w:left="720"/>
-      </w:pPr>
-      <w:r>
-        <w:rPr>
-          <w:lang w:val="zh_TW" w:bidi="zh_TW"/>
-        </w:rPr>
-      </w:r>
-      <w:r>
-        <w:rPr>
-          <w:lang w:val="zh_TW" w:bidi="zh_TW"/>
-        </w:rPr>
-        <w:t>青銅器時代中期的房屋</w:t>
-      </w:r>
-    </w:p>
-    <w:p>
-      <w:pPr>
-        <w:pStyle w:val="ListBullet"/>
-        <w:spacing w:line="240" w:lineRule="auto"/>
-        <w:ind w:left="720"/>
-      </w:pPr>
-      <w:r>
-        <w:rPr>
-          <w:lang w:val="zh_TW" w:bidi="zh_TW"/>
-        </w:rPr>
-      </w:r>
-      <w:r>
-        <w:rPr>
-          <w:lang w:val="zh_TW" w:bidi="zh_TW"/>
-        </w:rPr>
-        <w:t>青銅器時代晚期的房屋</w:t>
-      </w:r>
-    </w:p>
-    <w:p>
-      <w:pPr>
-        <w:pStyle w:val="ListBullet"/>
-        <w:spacing w:line="240" w:lineRule="auto"/>
-        <w:ind w:left="720"/>
-      </w:pPr>
-      <w:r>
-        <w:rPr>
-          <w:lang w:val="zh_TW" w:bidi="zh_TW"/>
-        </w:rPr>
-      </w:r>
-      <w:r>
-        <w:rPr>
-          <w:lang w:val="zh_TW" w:bidi="zh_TW"/>
-        </w:rPr>
-        <w:t>鐵器時代的以色列人的房屋</w:t>
-      </w:r>
-    </w:p>
-    <w:p>
-      <w:pPr>
-        <w:pStyle w:val="ListBullet"/>
-        <w:spacing w:line="240" w:lineRule="auto"/>
-        <w:ind w:left="720"/>
-      </w:pPr>
-      <w:r>
-        <w:rPr>
-          <w:lang w:val="zh_TW" w:bidi="zh_TW"/>
-        </w:rPr>
-      </w:r>
-      <w:r>
-        <w:rPr>
-          <w:lang w:val="zh_TW" w:bidi="zh_TW"/>
-        </w:rPr>
-        <w:t>新約時代的房屋</w:t>
-      </w:r>
-    </w:p>
-    <w:p>
-      <w:pPr>
-        <w:pStyle w:val="Heading3"/>
-      </w:pPr>
-      <w:r>
-        <w:rPr>
-          <w:lang w:val="zh_TW" w:bidi="zh_TW"/>
-        </w:rPr>
-        <w:t>青銅器時代中期的房屋（約公元前1800–1500年）</w:t>
-      </w:r>
-    </w:p>
-    <w:p>
-      <w:pPr/>
-      <w:r>
-        <w:rPr>
-          <w:lang w:val="zh_TW" w:bidi="zh_TW"/>
-        </w:rPr>
-      </w:r>
-      <w:r>
-        <w:rPr>
-          <w:lang w:val="zh_TW" w:bidi="zh_TW"/>
-        </w:rPr>
-        <w:t>以色列人早期的祖先大多住在帳篷或臨時住所中，但青銅器時代中期的迦南人（以色列人來到他們的土地上）則住在優渥的堅固房屋中，這種房屋是由幾個房間圍繞著庭院建造的。</w:t>
-      </w:r>
-    </w:p>
-    <w:p>
-      <w:pPr/>
-      <w:r>
-        <w:rPr>
-          <w:lang w:val="zh_TW" w:bidi="zh_TW"/>
-        </w:rPr>
-      </w:r>
-      <w:r>
-        <w:rPr>
-          <w:lang w:val="zh_TW" w:bidi="zh_TW"/>
-        </w:rPr>
-        <w:t>這種新型房屋的最簡單的形式是有一個庭院，庭院的一側有一個單間房，通常位於庭院的西側，以避免西風將煙霧吹入房間。儲存穀物的倉庫通常在房間內，而不是在庭院中。這種單間房屋最好的例子是在別是巴西北的納吉拉遺址（Tell Nagila）發現的，可追溯到約公元前1700年。三座這樣的房屋有一個10乘7英尺（3乘2.1米）的房間和一個10乘16英尺（3乘4.9米）的庭院。有時房間內有隔板，牆壁由粗石和泥磚砌成，外屋塗上泥灰，牆壁厚度不足以支撐第二層樓。房屋緊密相連，以利用共同的後牆，庭院的入口大致在平行的街道上。每棟房子沿著牆壁都有一個石頭和黏土製成的長凳。</w:t>
-      </w:r>
-    </w:p>
-    <w:p>
-      <w:pPr/>
-      <w:r>
-        <w:rPr>
-          <w:lang w:val="zh_TW" w:bidi="zh_TW"/>
-        </w:rPr>
-      </w:r>
-      <w:r>
-        <w:rPr>
-          <w:lang w:val="zh_TW" w:bidi="zh_TW"/>
-        </w:rPr>
-        <w:t>有時候，幾個房間會建在庭院的一側。這樣的例子有迄今為止發現的最宏偉的房子來自伯美森廢丘（Tell Beit Mirsim），建於約公元前1600年，可能是當地總督或貴族的住宅。庭院西側有不少於六個房間，庭院大小約為35乘19英尺（10.7乘5.8米）。有屋頂的居住空間，包括底層和二樓，約為1,500平方英尺（139平方米）；根據四周牆壁的厚度推測，應該有二樓。地面可能有多種用途，包括兩個馬廄房間和兩個儲藏區。其他不那麼宏偉的庭院房屋的變體，只有一側有房間，來自同一個遺址的E層（約公元前1700年）。</w:t>
-      </w:r>
-    </w:p>
-    <w:p>
-      <w:pPr/>
-      <w:r>
-        <w:rPr>
-          <w:lang w:val="zh_TW" w:bidi="zh_TW"/>
-        </w:rPr>
-      </w:r>
-      <w:r>
-        <w:rPr>
-          <w:lang w:val="zh_TW" w:bidi="zh_TW"/>
-        </w:rPr>
-        <w:t>青銅時代中期的第二種類型房屋是有一個屋頂的大廳，兩側有房間。這種房屋的一個很好的例子來自伯美森廢丘，約公元前1800年。這個有屋頂的長方形大廳內有三塊沿長軸排列的大平石，用來作為木製屋頂支架的地基。在遺址中發現了木製的椽子和覆蓋著泥土的蘆葦屋頂。西側的三個房間都從大廳進入。石基和泥磚牆足以支撐第二層，並可通過外部木樓梯或梯子到達二樓。地面由泥土、灰燼和稻草鋪成，並仔細磨平。</w:t>
-      </w:r>
-    </w:p>
-    <w:p>
-      <w:pPr/>
-      <w:r>
-        <w:rPr>
-          <w:lang w:val="zh_TW" w:bidi="zh_TW"/>
-        </w:rPr>
-      </w:r>
-      <w:r>
-        <w:rPr>
-          <w:lang w:val="zh_TW" w:bidi="zh_TW"/>
-        </w:rPr>
-        <w:t>第三種類型的房屋由一個開放的庭院和庭院兩側相鄰的房間組成。一個很好的例子來自伯美森廢丘，建在有屋頂大廳的房屋遺址上。屋頂大廳改造成庭院。他納遺址（Tell Taanach）的一座房屋，來自青銅時代中期IIB期（約公元前1700年），結構非常堅固，牆壁厚度超過三英尺（0.9米），用砂漿砌成。庭院內有一口水池，東側房間內發現了一個烤爐。地面鋪有灰泥，總面積約為2,300平方英尺（214平方米）。內部有樓梯通往二樓。</w:t>
-      </w:r>
-    </w:p>
-    <w:p>
-      <w:pPr/>
-      <w:r>
-        <w:rPr>
-          <w:lang w:val="zh_TW" w:bidi="zh_TW"/>
-        </w:rPr>
-      </w:r>
-      <w:r>
-        <w:rPr>
-          <w:lang w:val="zh_TW" w:bidi="zh_TW"/>
-        </w:rPr>
-        <w:t>在一些房屋中，房間位於庭院的兩側。伯示麥（魯梅拉遺址〔Tell er-Rumeilah〕）和米吉多提供了很好的例子。在伯示麥，城牆構成了房屋的南牆，房間位於庭院的東側和西側。入口從街道進入其中一個房間，穿過庭院才能進入其他房間。外牆厚度超過三英尺（91.4厘米），內牆厚度為一英尺半（45.7厘米）。牆壁塗有泥和石灰灰泥。</w:t>
-      </w:r>
-    </w:p>
-    <w:p>
-      <w:pPr/>
-      <w:r>
-        <w:rPr>
-          <w:lang w:val="zh_TW" w:bidi="zh_TW"/>
-        </w:rPr>
-      </w:r>
-      <w:r>
-        <w:rPr>
-          <w:lang w:val="zh_TW" w:bidi="zh_TW"/>
-        </w:rPr>
-        <w:t>在米吉多，房屋是靠北城牆而建。在第十二層（約公元前1750–1700年），發現了三座保存完好的這類房屋。這些房屋由與城牆成直角的牆壁分隔，每座房屋只有一扇門通往街道，經過一個房間，進入房屋後再通往鋪有小石頭和鵝卵石的庭院。庭院裡有烤爐，其中一座房屋有一口水池。</w:t>
-      </w:r>
-    </w:p>
-    <w:p>
-      <w:pPr/>
-      <w:r>
-        <w:rPr>
-          <w:lang w:val="zh_TW" w:bidi="zh_TW"/>
-        </w:rPr>
-      </w:r>
-      <w:r>
-        <w:rPr>
-          <w:lang w:val="zh_TW" w:bidi="zh_TW"/>
-        </w:rPr>
-        <w:t>第四種類型的青銅時代中期房屋在庭院的三側有房間。這些房間的大小和用途差異很大。公元前1600年左右的一個很好的例子來自米吉多第九層。這座房屋的尺寸為42乘39英尺（12.8乘11.9米），包含九個大小不一的房間。庭院鋪有石灰，中央有一個大烤爐，另一個烤爐則在東側的房間內。每個房間都有一扇通向庭院的門。這座房屋像青銅時代中期的其他房屋一樣，地板下有墓葬（參</w:t>
-      </w:r>
-      <w:hyperlink r:id="rId27">
-        <w:r>
-          <w:rPr>
-            <w:lang w:val="zh_TW" w:bidi="zh_TW"/>
-          </w:rPr>
-          <w:rPr>
-            <w:color w:val="0000EE"/>
-            <w:u w:val="single"/>
-          </w:rPr>
-          <w:t>撒上25:1；</w:t>
-        </w:r>
-      </w:hyperlink>
-      <w:hyperlink r:id="rId28">
-        <w:r>
-          <w:rPr>
-            <w:lang w:val="zh_TW" w:bidi="zh_TW"/>
-          </w:rPr>
-          <w:rPr>
-            <w:color w:val="0000EE"/>
-            <w:u w:val="single"/>
-          </w:rPr>
-          <w:t>王上2:34</w:t>
-        </w:r>
-      </w:hyperlink>
-      <w:r>
-        <w:rPr>
-          <w:lang w:val="zh_TW" w:bidi="zh_TW"/>
-        </w:rPr>
-        <w:t>，有關鐵器時代的聖經參考）。</w:t>
-      </w:r>
-    </w:p>
-    <w:p>
-      <w:pPr/>
-      <w:r>
-        <w:rPr>
-          <w:lang w:val="zh_TW" w:bidi="zh_TW"/>
-        </w:rPr>
-      </w:r>
-      <w:r>
-        <w:rPr>
-          <w:lang w:val="zh_TW" w:bidi="zh_TW"/>
-        </w:rPr>
-        <w:t>在青銅時代中期，巴勒斯坦房屋的多樣性表明其繁榮程度遠高於青銅時代初期。房屋和墓葬中都出土了大量優雅且製作精良的家居用品。</w:t>
-      </w:r>
-    </w:p>
-    <w:p>
-      <w:pPr>
-        <w:pStyle w:val="Heading3"/>
-      </w:pPr>
-      <w:r>
-        <w:rPr>
-          <w:lang w:val="zh_TW" w:bidi="zh_TW"/>
-        </w:rPr>
-        <w:t>青銅器時代晚期的房屋（約公元前1550–1200年）</w:t>
-      </w:r>
-    </w:p>
-    <w:p>
-      <w:pPr/>
-      <w:r>
-        <w:rPr>
-          <w:lang w:val="zh_TW" w:bidi="zh_TW"/>
-        </w:rPr>
-      </w:r>
-      <w:r>
-        <w:rPr>
-          <w:lang w:val="zh_TW" w:bidi="zh_TW"/>
-        </w:rPr>
-        <w:t>這一時期的信息有限，部分原因是挖掘過程中的偶然意外，部分原因是在時代結束時，許多遺址遭到以色列人、海上民族、埃及人和其他人的嚴重破壞。</w:t>
-      </w:r>
-    </w:p>
-    <w:p>
-      <w:pPr>
-        <w:pStyle w:val="Heading3"/>
-      </w:pPr>
-      <w:r>
-        <w:rPr>
-          <w:lang w:val="zh_TW" w:bidi="zh_TW"/>
-        </w:rPr>
-        <w:t>鐵器時代的以色列人的房屋（約公元前1200–600年）</w:t>
-      </w:r>
-    </w:p>
-    <w:p>
-      <w:pPr/>
-      <w:r>
-        <w:rPr>
-          <w:lang w:val="zh_TW" w:bidi="zh_TW"/>
-        </w:rPr>
-      </w:r>
-      <w:r>
-        <w:rPr>
-          <w:lang w:val="zh_TW" w:bidi="zh_TW"/>
-        </w:rPr>
-        <w:t>這一時期出土了許多民宅建築的範例。以色列人的建築起初相當簡陋，但品質隨後有所提高。因此，在公元前12世紀的卡斯勒遺址（Tell Qasil），發現了一些簡陋房屋，這些房屋設有一個庭院，一側有單間房。在當代的伯示麥，有一座較大的房子，地基由大型未切割石頭建成，庭院約34乘20英尺（10.4乘6.1米），一側有三個房間，大小為11乘10½英尺（3.4乘3.2米）。庭院和其中兩個房間內都用粗糙的石頭鋪地。在夏瑣發現了一座約公元前900年的房屋，該房屋有一個庭院，一側有房間。庭院的一半被覆蓋，屋頂由石柱支撐。這些石柱是巴勒斯坦鐵器時代房屋的典型特徵，並且在全國各地的遺址中都有發現。</w:t>
-      </w:r>
-    </w:p>
-    <w:p>
-      <w:pPr/>
-      <w:r>
-        <w:rPr>
-          <w:lang w:val="zh_TW" w:bidi="zh_TW"/>
-        </w:rPr>
-      </w:r>
-      <w:r>
-        <w:rPr>
-          <w:lang w:val="zh_TW" w:bidi="zh_TW"/>
-        </w:rPr>
-        <w:t>猶大和以色列王時代最常見的房屋類型是三面建有房間的庭院式房屋。這種房屋有時被稱為「四房屋（four-room house）」。沿庭院短軸建造了一個長房間，另兩間房間分別位於庭院長軸的兩側。庭院被兩排延伸到庭院長軸的柱子分成三部分，這些柱子支撐屋頂，並為半高或全高的牆壁提供支撐。房屋的入口位於街道上，進入房屋的入口可從街道通向庭院，庭院中通常有烤爐和穀倉，但具體位置可能有所不同。這樣的框架可以通過在庭院長軸現有房間外添加一排房間來擴展。有許多方法可以將長房間分隔成較小的房間。有些牆壁足夠堅固，還可以加建第二層樓。在示劍出土的四間房屋就是一個範例，這座房屋後來被擴建，約可追溯至公元前748–724年。庭院內有一個儲物箱、一個開放式的大壁爐、一個磨盤（手磨）、石磨和放置在石基座上的陶罐底座。在新增的房間中，有一個從屋頂接水的裝置，並將水輸送到地下供水系統。一個房間內的大穀倉與廚房相連。</w:t>
-      </w:r>
-    </w:p>
-    <w:p>
-      <w:pPr/>
-      <w:r>
-        <w:rPr>
-          <w:lang w:val="zh_TW" w:bidi="zh_TW"/>
-        </w:rPr>
-      </w:r>
-      <w:r>
-        <w:rPr>
-          <w:lang w:val="zh_TW" w:bidi="zh_TW"/>
-        </w:rPr>
-        <w:t>有證據顯示較大的鐵器時代房屋有工業或商業用途。在</w:t>
-      </w:r>
-      <w:r>
-        <w:rPr>
-          <w:lang w:val="zh_TW" w:bidi="zh_TW"/>
-        </w:rPr>
-        <w:t>伯美森廢丘</w:t>
-      </w:r>
-      <w:r>
-        <w:rPr>
-          <w:lang w:val="zh_TW" w:bidi="zh_TW"/>
-        </w:rPr>
-        <w:t>發現的某些房屋內有染缸和織布機配件。在其它地方，大量的磨盤暗示這些地方可能是小麥加工業的中心。也有證據顯示有酒缸、陶器設備和商店。有些房屋設有專門用於宗教用途的房間，內有香爐、雕像、小型祭壇等。</w:t>
-      </w:r>
-    </w:p>
-    <w:p>
-      <w:pPr/>
-      <w:r>
-        <w:rPr>
-          <w:lang w:val="zh_TW" w:bidi="zh_TW"/>
-        </w:rPr>
-      </w:r>
-      <w:r>
-        <w:rPr>
-          <w:lang w:val="zh_TW" w:bidi="zh_TW"/>
-        </w:rPr>
-        <w:t>凱瑟琳·凱尼恩（Kathleen Kenyon）在耶路撒冷的挖掘工作中揭示了猶大末期的房屋。這些房屋相當小且設計不規則，但其總體設計與猶大山區遺址的房屋相同——庭院被一排支撐屋頂的石柱分隔。</w:t>
-      </w:r>
-    </w:p>
-    <w:p>
-      <w:pPr/>
-      <w:r>
-        <w:rPr>
-          <w:lang w:val="zh_TW" w:bidi="zh_TW"/>
-        </w:rPr>
-      </w:r>
-      <w:r>
-        <w:rPr>
-          <w:lang w:val="zh_TW" w:bidi="zh_TW"/>
-        </w:rPr>
-        <w:t>在一些城中，大房屋和小房屋之間的差異可能反映出先知們所提到的社會不平等現象。在公元前10和9世紀，有許多小房屋和少數大房屋的情況相當一致。到了公元前8世紀，在像得撒這樣的城，有三四個大房子和許多簡陋的建築。</w:t>
-      </w:r>
-    </w:p>
-    <w:p>
-      <w:pPr>
-        <w:pStyle w:val="Heading3"/>
-      </w:pPr>
-      <w:r>
-        <w:rPr>
-          <w:lang w:val="zh_TW" w:bidi="zh_TW"/>
-        </w:rPr>
-        <w:t>新約時代的房屋</w:t>
-      </w:r>
-    </w:p>
-    <w:p>
-      <w:pPr/>
-      <w:r>
-        <w:rPr>
-          <w:lang w:val="zh_TW" w:bidi="zh_TW"/>
-        </w:rPr>
-      </w:r>
-      <w:r>
-        <w:rPr>
-          <w:lang w:val="zh_TW" w:bidi="zh_TW"/>
-        </w:rPr>
-        <w:t>新約中提到房屋、屋頂、門、地基、樓房和燈。耶穌的一個比喻提到好的和壞的根基（</w:t>
-      </w:r>
-      <w:hyperlink r:id="rId29">
-        <w:r>
-          <w:rPr>
-            <w:lang w:val="zh_TW" w:bidi="zh_TW"/>
-          </w:rPr>
-          <w:rPr>
-            <w:color w:val="0000EE"/>
-            <w:u w:val="single"/>
-          </w:rPr>
-          <w:t>太7:25</w:t>
-        </w:r>
-      </w:hyperlink>
-      <w:r>
-        <w:rPr>
-          <w:lang w:val="zh_TW" w:bidi="zh_TW"/>
-        </w:rPr>
-        <w:t>）。在一次事件中，朋友們把一個癱瘓的人帶到屋頂，並拆開屋頂，把他送到耶穌所在的房子裡（</w:t>
-      </w:r>
-      <w:hyperlink r:id="rId30">
-        <w:r>
-          <w:rPr>
-            <w:lang w:val="zh_TW" w:bidi="zh_TW"/>
-          </w:rPr>
-          <w:rPr>
-            <w:color w:val="0000EE"/>
-            <w:u w:val="single"/>
-          </w:rPr>
-          <w:t>可2:4</w:t>
-        </w:r>
-      </w:hyperlink>
-      <w:r>
-        <w:rPr>
-          <w:lang w:val="zh_TW" w:bidi="zh_TW"/>
-        </w:rPr>
-        <w:t>）。耶穌提到從房上宣告的話（</w:t>
-      </w:r>
-      <w:hyperlink r:id="rId31">
-        <w:r>
-          <w:rPr>
-            <w:lang w:val="zh_TW" w:bidi="zh_TW"/>
-          </w:rPr>
-          <w:rPr>
-            <w:color w:val="0000EE"/>
-            <w:u w:val="single"/>
-          </w:rPr>
-          <w:t>太10:27</w:t>
-        </w:r>
-      </w:hyperlink>
-      <w:r>
-        <w:rPr>
-          <w:lang w:val="zh_TW" w:bidi="zh_TW"/>
-        </w:rPr>
-        <w:t>；</w:t>
-      </w:r>
-      <w:hyperlink r:id="rId32">
-        <w:r>
-          <w:rPr>
-            <w:lang w:val="zh_TW" w:bidi="zh_TW"/>
-          </w:rPr>
-          <w:rPr>
-            <w:color w:val="0000EE"/>
-            <w:u w:val="single"/>
-          </w:rPr>
-          <w:t>路12:3</w:t>
-        </w:r>
-      </w:hyperlink>
-      <w:r>
-        <w:rPr>
-          <w:lang w:val="zh_TW" w:bidi="zh_TW"/>
-        </w:rPr>
-        <w:t>），彼得上房頂禱告（</w:t>
-      </w:r>
-      <w:hyperlink r:id="rId33">
-        <w:r>
-          <w:rPr>
-            <w:lang w:val="zh_TW" w:bidi="zh_TW"/>
-          </w:rPr>
-          <w:rPr>
-            <w:color w:val="0000EE"/>
-            <w:u w:val="single"/>
-          </w:rPr>
-          <w:t>徒10:9</w:t>
-        </w:r>
-      </w:hyperlink>
-      <w:r>
-        <w:rPr>
-          <w:lang w:val="zh_TW" w:bidi="zh_TW"/>
-        </w:rPr>
-        <w:t>）。打掃屋子以尋找失物（</w:t>
-      </w:r>
-      <w:hyperlink r:id="rId34">
-        <w:r>
-          <w:rPr>
-            <w:lang w:val="zh_TW" w:bidi="zh_TW"/>
-          </w:rPr>
-          <w:rPr>
-            <w:color w:val="0000EE"/>
-            <w:u w:val="single"/>
-          </w:rPr>
-          <w:t>路15:8</w:t>
-        </w:r>
-      </w:hyperlink>
-      <w:r>
-        <w:rPr>
-          <w:lang w:val="zh_TW" w:bidi="zh_TW"/>
-        </w:rPr>
-        <w:t>），並用燈照亮（</w:t>
-      </w:r>
-      <w:hyperlink r:id="rId35">
-        <w:r>
-          <w:rPr>
-            <w:lang w:val="zh_TW" w:bidi="zh_TW"/>
-          </w:rPr>
-          <w:rPr>
-            <w:color w:val="0000EE"/>
-            <w:u w:val="single"/>
-          </w:rPr>
-          <w:t>太5:15</w:t>
-        </w:r>
-      </w:hyperlink>
-      <w:r>
-        <w:rPr>
-          <w:lang w:val="zh_TW" w:bidi="zh_TW"/>
-        </w:rPr>
-        <w:t>）。有幾處提到具體個人的房屋（</w:t>
-      </w:r>
-      <w:hyperlink r:id="rId36">
-        <w:r>
-          <w:rPr>
-            <w:lang w:val="zh_TW" w:bidi="zh_TW"/>
-          </w:rPr>
-          <w:rPr>
-            <w:color w:val="0000EE"/>
-            <w:u w:val="single"/>
-          </w:rPr>
-          <w:t>可8:3</w:t>
-        </w:r>
-      </w:hyperlink>
-      <w:r>
-        <w:rPr>
-          <w:lang w:val="zh_TW" w:bidi="zh_TW"/>
-        </w:rPr>
-        <w:t>；</w:t>
-      </w:r>
-      <w:hyperlink r:id="rId37">
-        <w:r>
-          <w:rPr>
-            <w:lang w:val="zh_TW" w:bidi="zh_TW"/>
-          </w:rPr>
-          <w:rPr>
-            <w:color w:val="0000EE"/>
-            <w:u w:val="single"/>
-          </w:rPr>
-          <w:t>路10:5</w:t>
-        </w:r>
-      </w:hyperlink>
-      <w:r>
-        <w:rPr>
-          <w:lang w:val="zh_TW" w:bidi="zh_TW"/>
-        </w:rPr>
-        <w:t>，</w:t>
-      </w:r>
-      <w:hyperlink r:id="rId38">
-        <w:r>
-          <w:rPr>
-            <w:lang w:val="zh_TW" w:bidi="zh_TW"/>
-          </w:rPr>
-          <w:rPr>
-            <w:color w:val="0000EE"/>
-            <w:u w:val="single"/>
-          </w:rPr>
-          <w:t>16:4</w:t>
-        </w:r>
-      </w:hyperlink>
-      <w:r>
-        <w:rPr>
-          <w:lang w:val="zh_TW" w:bidi="zh_TW"/>
-        </w:rPr>
-        <w:t>，</w:t>
-      </w:r>
-      <w:hyperlink r:id="rId39">
-        <w:r>
-          <w:rPr>
-            <w:lang w:val="zh_TW" w:bidi="zh_TW"/>
-          </w:rPr>
-          <w:rPr>
-            <w:color w:val="0000EE"/>
-            <w:u w:val="single"/>
-          </w:rPr>
-          <w:t>19:9</w:t>
-        </w:r>
-      </w:hyperlink>
-      <w:r>
-        <w:rPr>
-          <w:lang w:val="zh_TW" w:bidi="zh_TW"/>
-        </w:rPr>
-        <w:t>；</w:t>
-      </w:r>
-      <w:hyperlink r:id="rId40">
-        <w:r>
-          <w:rPr>
-            <w:lang w:val="zh_TW" w:bidi="zh_TW"/>
-          </w:rPr>
-          <w:rPr>
-            <w:color w:val="0000EE"/>
-            <w:u w:val="single"/>
-          </w:rPr>
-          <w:t>約11:20</w:t>
-        </w:r>
-      </w:hyperlink>
-      <w:r>
-        <w:rPr>
-          <w:lang w:val="zh_TW" w:bidi="zh_TW"/>
-        </w:rPr>
-        <w:t>；</w:t>
-      </w:r>
-      <w:hyperlink r:id="rId41">
-        <w:r>
-          <w:rPr>
-            <w:lang w:val="zh_TW" w:bidi="zh_TW"/>
-          </w:rPr>
-          <w:rPr>
-            <w:color w:val="0000EE"/>
-            <w:u w:val="single"/>
-          </w:rPr>
-          <w:t>徒4:34，</w:t>
-        </w:r>
-      </w:hyperlink>
-      <w:hyperlink r:id="rId42">
-        <w:r>
-          <w:rPr>
-            <w:lang w:val="zh_TW" w:bidi="zh_TW"/>
-          </w:rPr>
-          <w:rPr>
-            <w:color w:val="0000EE"/>
-            <w:u w:val="single"/>
-          </w:rPr>
-          <w:t>9:11</w:t>
-        </w:r>
-      </w:hyperlink>
-      <w:r>
-        <w:rPr>
-          <w:lang w:val="zh_TW" w:bidi="zh_TW"/>
-        </w:rPr>
-        <w:t>，</w:t>
-      </w:r>
-      <w:hyperlink r:id="rId43">
-        <w:r>
-          <w:rPr>
-            <w:lang w:val="zh_TW" w:bidi="zh_TW"/>
-          </w:rPr>
-          <w:rPr>
-            <w:color w:val="0000EE"/>
-            <w:u w:val="single"/>
-          </w:rPr>
-          <w:t>10:32</w:t>
-        </w:r>
-      </w:hyperlink>
-      <w:r>
-        <w:rPr>
-          <w:lang w:val="zh_TW" w:bidi="zh_TW"/>
-        </w:rPr>
-        <w:t>）。有些房屋有通往屋頂的外部樓梯。逾越節的晚餐是在這樣一間大的樓上房間裡準備的（</w:t>
-      </w:r>
-      <w:hyperlink r:id="rId44">
-        <w:r>
-          <w:rPr>
-            <w:lang w:val="zh_TW" w:bidi="zh_TW"/>
-          </w:rPr>
-          <w:rPr>
-            <w:color w:val="0000EE"/>
-            <w:u w:val="single"/>
-          </w:rPr>
-          <w:t>可14:12–15</w:t>
-        </w:r>
-      </w:hyperlink>
-      <w:r>
-        <w:rPr>
-          <w:lang w:val="zh_TW" w:bidi="zh_TW"/>
-        </w:rPr>
-        <w:t>）。耶穌死而復活後，門徒住在類似的房間裡（</w:t>
-      </w:r>
-      <w:hyperlink r:id="rId45">
-        <w:r>
-          <w:rPr>
-            <w:lang w:val="zh_TW" w:bidi="zh_TW"/>
-          </w:rPr>
-          <w:rPr>
-            <w:color w:val="0000EE"/>
-            <w:u w:val="single"/>
-          </w:rPr>
-          <w:t>徒1:13</w:t>
-        </w:r>
-      </w:hyperlink>
-      <w:r>
-        <w:rPr>
-          <w:lang w:val="zh_TW" w:bidi="zh_TW"/>
-        </w:rPr>
-        <w:t>）。在這樣的房屋裡有時會有僕人（</w:t>
-      </w:r>
-      <w:hyperlink r:id="rId46">
-        <w:r>
-          <w:rPr>
-            <w:lang w:val="zh_TW" w:bidi="zh_TW"/>
-          </w:rPr>
-          <w:rPr>
-            <w:color w:val="0000EE"/>
-            <w:u w:val="single"/>
-          </w:rPr>
-          <w:t>10:7</w:t>
-        </w:r>
-      </w:hyperlink>
-      <w:r>
-        <w:rPr>
-          <w:lang w:val="zh_TW" w:bidi="zh_TW"/>
-        </w:rPr>
-        <w:t>），有些有客房（</w:t>
-      </w:r>
-      <w:hyperlink r:id="rId47">
-        <w:r>
-          <w:rPr>
-            <w:lang w:val="zh_TW" w:bidi="zh_TW"/>
-          </w:rPr>
-          <w:rPr>
-            <w:color w:val="0000EE"/>
-            <w:u w:val="single"/>
-          </w:rPr>
-          <w:t>可14:14</w:t>
-        </w:r>
-      </w:hyperlink>
-      <w:r>
-        <w:rPr>
-          <w:lang w:val="zh_TW" w:bidi="zh_TW"/>
-        </w:rPr>
-        <w:t>）。我們從新約的資料得出結論，耶穌時代的房屋在大小和華麗程度上有多種多樣。在猶太或加利利的一條典型街道上，房屋從小房屋（25到30平方英尺或2.3到2.8平方米）到上層階級的豪宅不等，豪宅可能有兩層或更多層，並以柱子和建築裝飾點綴。</w:t>
-      </w:r>
-    </w:p>
-    <w:p>
-      <w:pPr/>
-      <w:r>
-        <w:rPr>
-          <w:lang w:val="zh_TW" w:bidi="zh_TW"/>
-        </w:rPr>
-      </w:r>
-      <w:r>
-        <w:rPr>
-          <w:lang w:val="zh_TW" w:bidi="zh_TW"/>
-        </w:rPr>
-        <w:t>要了解這些房屋的具體特徵，我們需要依靠考古和文學資料。拉比和約瑟夫的著作補充了許多細節。早期羅馬（希律王）時期（公元前37年–公元70年）的考古遺址發掘提供了更多具體的證據。耶路撒冷舊猶太區的發掘是一個豐富的資訊來源。一座約209平方碼的大房屋有一個中央庭院，內有三個烹飪爐和一個水池。一些牆壁上的大壁龕裡有破碎的陶器，可能是壁櫥。馬賽克地板和抹灰牆壁的痕跡展示了這座房屋的美麗。庭院外有幾個房間，可能多達十個。在更西邊的地方，尤其是在錫安山的亞蘭公墓區，發現了第二聖殿時期晚期的其它精美房屋遺跡，其中保存了獨特的鳥類壁畫。還有一些出土的房屋有純幾何圖案的馬賽克地板，這與遵守禁止描繪動物形象的禁令相一致。</w:t>
+        <w:t>），因其罪惡極深，而遭神毀滅。</w:t>
       </w:r>
     </w:p>
     <w:p>
@@ -1400,7 +264,7 @@
           <w:i/>
           <w:lang w:val="zh_TW" w:bidi="zh_TW"/>
         </w:rPr>
-        <w:t>另見</w:t>
+        <w:t>見</w:t>
       </w:r>
       <w:r>
         <w:rPr>
@@ -1412,7 +276,19 @@
         <w:rPr>
           <w:lang w:val="zh_TW" w:bidi="zh_TW"/>
         </w:rPr>
-        <w:t>建築</w:t>
+        <w:t>平原上的城</w:t>
+      </w:r>
+      <w:r>
+        <w:rPr>
+          <w:lang w:val="zh_TW" w:bidi="zh_TW"/>
+        </w:rPr>
+        <w:t>；</w:t>
+      </w:r>
+      <w:r>
+        <w:rPr>
+          <w:lang w:val="zh_TW" w:bidi="zh_TW"/>
+        </w:rPr>
+        <w:t>所多瑪和蛾摩拉</w:t>
       </w:r>
       <w:r>
         <w:rPr>

--- a/zht/docx/033.content.docx
+++ b/zht/docx/033.content.docx
@@ -149,7 +149,7 @@
         <w:rPr>
           <w:lang w:val="zh_TW" w:bidi="zh_TW"/>
         </w:rPr>
-        <w:t>E</w:t>
+        <w:t>duo</w:t>
       </w:r>
       <w:r>
         <w:rPr>
@@ -212,12 +212,29 @@
         <w:rPr>
           <w:lang w:val="zh_TW" w:bidi="zh_TW"/>
         </w:rPr>
-        <w:t>蛾摩拉</w:t>
+        <w:t>多單</w:t>
       </w:r>
       <w:r>
         <w:rPr>
           <w:lang w:val="zh_TW" w:bidi="zh_TW"/>
         </w:rPr>
+      </w:r>
+    </w:p>
+    <w:p>
+      <w:pPr>
+        <w:pStyle w:val="Heading2"/>
+      </w:pPr>
+      <w:r>
+        <w:rPr>
+          <w:lang w:val="zh_TW" w:bidi="zh_TW"/>
+        </w:rPr>
+        <w:t>多單</w:t>
+      </w:r>
+      <w:r>
+        <w:rPr>
+          <w:lang w:val="zh_TW" w:bidi="zh_TW"/>
+        </w:rPr>
+        <w:t>*</w:t>
       </w:r>
     </w:p>
     <w:p>
@@ -231,7 +248,7 @@
         <w:rPr>
           <w:lang w:val="zh_TW" w:bidi="zh_TW"/>
         </w:rPr>
-        <w:t>蛾摩拉是「平原上的城」之一（</w:t>
+        <w:t>挪亞兒子雅弗的後代（</w:t>
       </w:r>
       <w:hyperlink r:id="rId13">
         <w:r>
@@ -242,22 +259,56 @@
             <w:color w:val="0000EE"/>
             <w:u w:val="single"/>
           </w:rPr>
-          <w:t>創19章</w:t>
+          <w:t>創10:4</w:t>
         </w:r>
       </w:hyperlink>
       <w:r>
         <w:rPr>
           <w:lang w:val="zh_TW" w:bidi="zh_TW"/>
         </w:rPr>
-        <w:t>），因其罪惡極深，而遭神毀滅。</w:t>
+        <w:t>，譯註：英文譯本在此處通常作</w:t>
       </w:r>
-    </w:p>
-    <w:p>
-      <w:pPr/>
       <w:r>
         <w:rPr>
           <w:lang w:val="zh_TW" w:bidi="zh_TW"/>
         </w:rPr>
+        <w:t>Rodanites</w:t>
+      </w:r>
+      <w:r>
+        <w:rPr>
+          <w:lang w:val="zh_TW" w:bidi="zh_TW"/>
+        </w:rPr>
+        <w:t>）。這個名字在</w:t>
+      </w:r>
+      <w:hyperlink r:id="rId14">
+        <w:r>
+          <w:rPr>
+            <w:lang w:val="zh_TW" w:bidi="zh_TW"/>
+          </w:rPr>
+          <w:rPr>
+            <w:color w:val="0000EE"/>
+            <w:u w:val="single"/>
+          </w:rPr>
+          <w:t>歷代志上一章7節</w:t>
+        </w:r>
+      </w:hyperlink>
+      <w:r>
+        <w:rPr>
+          <w:lang w:val="zh_TW" w:bidi="zh_TW"/>
+        </w:rPr>
+        <w:t>中被修正為多單（譯註：英文譯本在此處為</w:t>
+      </w:r>
+      <w:r>
+        <w:rPr>
+          <w:lang w:val="zh_TW" w:bidi="zh_TW"/>
+        </w:rPr>
+        <w:t>Dodanim</w:t>
+      </w:r>
+      <w:r>
+        <w:rPr>
+          <w:lang w:val="zh_TW" w:bidi="zh_TW"/>
+        </w:rPr>
+        <w:t>）。</w:t>
       </w:r>
       <w:r>
         <w:rPr>
@@ -270,25 +321,7 @@
         <w:rPr>
           <w:lang w:val="zh_TW" w:bidi="zh_TW"/>
         </w:rPr>
-        <w:t xml:space="preserve"> </w:t>
-      </w:r>
-      <w:r>
-        <w:rPr>
-          <w:lang w:val="zh_TW" w:bidi="zh_TW"/>
-        </w:rPr>
-        <w:t>平原上的城</w:t>
-      </w:r>
-      <w:r>
-        <w:rPr>
-          <w:lang w:val="zh_TW" w:bidi="zh_TW"/>
-        </w:rPr>
-        <w:t>；</w:t>
-      </w:r>
-      <w:r>
-        <w:rPr>
-          <w:lang w:val="zh_TW" w:bidi="zh_TW"/>
-        </w:rPr>
-        <w:t>所多瑪和蛾摩拉</w:t>
+        <w:t>多單</w:t>
       </w:r>
       <w:r>
         <w:rPr>

--- a/zht/docx/033.content.docx
+++ b/zht/docx/033.content.docx
@@ -149,7 +149,7 @@
         <w:rPr>
           <w:lang w:val="zh_TW" w:bidi="zh_TW"/>
         </w:rPr>
-        <w:t>duo</w:t>
+        <w:t>dui</w:t>
       </w:r>
       <w:r>
         <w:rPr>
@@ -212,29 +212,12 @@
         <w:rPr>
           <w:lang w:val="zh_TW" w:bidi="zh_TW"/>
         </w:rPr>
-        <w:t>多單</w:t>
-      </w:r>
-      <w:r>
-        <w:rPr>
-          <w:lang w:val="zh_TW" w:bidi="zh_TW"/>
-        </w:rPr>
-      </w:r>
-    </w:p>
-    <w:p>
-      <w:pPr>
-        <w:pStyle w:val="Heading2"/>
-      </w:pPr>
-      <w:r>
-        <w:rPr>
-          <w:lang w:val="zh_TW" w:bidi="zh_TW"/>
-        </w:rPr>
-        <w:t>多單</w:t>
-      </w:r>
-      <w:r>
-        <w:rPr>
-          <w:lang w:val="zh_TW" w:bidi="zh_TW"/>
-        </w:rPr>
-        <w:t>*</w:t>
+        <w:t>兌換銀錢的人，兌換銀錢</w:t>
+      </w:r>
+      <w:r>
+        <w:rPr>
+          <w:lang w:val="zh_TW" w:bidi="zh_TW"/>
+        </w:rPr>
       </w:r>
     </w:p>
     <w:p>
@@ -248,7 +231,35 @@
         <w:rPr>
           <w:lang w:val="zh_TW" w:bidi="zh_TW"/>
         </w:rPr>
-        <w:t>挪亞兒子雅弗的後代（</w:t>
+        <w:t>兌換銀錢的人是指從事與金錢相關工作的人。他們借出資金，兌換不同類型的貨幣，並發行新貨幣。</w:t>
+      </w:r>
+    </w:p>
+    <w:p>
+      <w:pPr/>
+      <w:r>
+        <w:rPr>
+          <w:lang w:val="zh_TW" w:bidi="zh_TW"/>
+        </w:rPr>
+      </w:r>
+      <w:r>
+        <w:rPr>
+          <w:lang w:val="zh_TW" w:bidi="zh_TW"/>
+        </w:rPr>
+        <w:t>隨著不同國家之間的貿易增長，人們需要一種簡便的方式來轉移資金。這促成了兌換銀錢行業的誕生。當硬幣在公元前七世紀首次製造時，兌換銀錢的人變得重要起來。他們負責將一種硬幣兌換成另一種貨幣。</w:t>
+      </w:r>
+    </w:p>
+    <w:p>
+      <w:pPr/>
+      <w:r>
+        <w:rPr>
+          <w:lang w:val="zh_TW" w:bidi="zh_TW"/>
+        </w:rPr>
+      </w:r>
+      <w:r>
+        <w:rPr>
+          <w:lang w:val="zh_TW" w:bidi="zh_TW"/>
+        </w:rPr>
+        <w:t>過去，王和女王控制所有貿易（</w:t>
       </w:r>
       <w:hyperlink r:id="rId13">
         <w:r>
@@ -259,27 +270,9 @@
             <w:color w:val="0000EE"/>
             <w:u w:val="single"/>
           </w:rPr>
-          <w:t>創10:4</w:t>
+          <w:t>撒下5:11；</w:t>
         </w:r>
       </w:hyperlink>
-      <w:r>
-        <w:rPr>
-          <w:lang w:val="zh_TW" w:bidi="zh_TW"/>
-        </w:rPr>
-        <w:t>，譯註：英文譯本在此處通常作</w:t>
-      </w:r>
-      <w:r>
-        <w:rPr>
-          <w:lang w:val="zh_TW" w:bidi="zh_TW"/>
-        </w:rPr>
-        <w:t>Rodanites</w:t>
-      </w:r>
-      <w:r>
-        <w:rPr>
-          <w:lang w:val="zh_TW" w:bidi="zh_TW"/>
-        </w:rPr>
-        <w:t>）。這個名字在</w:t>
-      </w:r>
       <w:hyperlink r:id="rId14">
         <w:r>
           <w:rPr>
@@ -289,39 +282,1140 @@
             <w:color w:val="0000EE"/>
             <w:u w:val="single"/>
           </w:rPr>
-          <w:t>歷代志上一章7節</w:t>
+          <w:t>王上10:14</w:t>
         </w:r>
       </w:hyperlink>
       <w:r>
         <w:rPr>
           <w:lang w:val="zh_TW" w:bidi="zh_TW"/>
         </w:rPr>
-        <w:t>中被修正為多單（譯註：英文譯本在此處為</w:t>
-      </w:r>
-      <w:r>
-        <w:rPr>
-          <w:lang w:val="zh_TW" w:bidi="zh_TW"/>
-        </w:rPr>
-        <w:t>Dodanim</w:t>
-      </w:r>
+        <w:t>–</w:t>
+      </w:r>
+      <w:hyperlink r:id="rId14">
+        <w:r>
+          <w:rPr>
+            <w:lang w:val="zh_TW" w:bidi="zh_TW"/>
+          </w:rPr>
+          <w:rPr>
+            <w:color w:val="0000EE"/>
+            <w:u w:val="single"/>
+          </w:rPr>
+          <w:t>29</w:t>
+        </w:r>
+      </w:hyperlink>
+      <w:r>
+        <w:rPr>
+          <w:lang w:val="zh_TW" w:bidi="zh_TW"/>
+        </w:rPr>
+        <w:t>）。但是後來這種情況發生了變化。一種類似於我們今天銀行業的新系統發展起來。</w:t>
+      </w:r>
+    </w:p>
+    <w:p>
+      <w:pPr/>
+      <w:r>
+        <w:rPr>
+          <w:lang w:val="zh_TW" w:bidi="zh_TW"/>
+        </w:rPr>
+      </w:r>
+      <w:r>
+        <w:rPr>
+          <w:lang w:val="zh_TW" w:bidi="zh_TW"/>
+        </w:rPr>
+        <w:t>在新約時代，兌換銀錢的人是銀行系統的一部分。他們的工作是將羅馬貨幣兌換成特別的聖殿用幣。人們需要這些特殊硬幣來支付聖殿稅。這種稅是以一種叫半舍客勒的硬幣支付的。新約聖經提到兌換銀錢的人的經文包括：</w:t>
+      </w:r>
+    </w:p>
+    <w:p>
+      <w:pPr>
+        <w:pStyle w:val="ListBullet"/>
+        <w:spacing w:line="240" w:lineRule="auto"/>
+        <w:ind w:left="720"/>
+      </w:pPr>
+      <w:r>
+        <w:rPr>
+          <w:lang w:val="zh_TW" w:bidi="zh_TW"/>
+        </w:rPr>
+      </w:r>
+      <w:hyperlink r:id="rId15">
+        <w:r>
+          <w:rPr>
+            <w:lang w:val="zh_TW" w:bidi="zh_TW"/>
+          </w:rPr>
+          <w:rPr>
+            <w:color w:val="0000EE"/>
+            <w:u w:val="single"/>
+          </w:rPr>
+          <w:t>馬太福音17:24</w:t>
+        </w:r>
+      </w:hyperlink>
+    </w:p>
+    <w:p>
+      <w:pPr>
+        <w:pStyle w:val="ListBullet"/>
+        <w:spacing w:line="240" w:lineRule="auto"/>
+        <w:ind w:left="720"/>
+      </w:pPr>
+      <w:r>
+        <w:rPr>
+          <w:lang w:val="zh_TW" w:bidi="zh_TW"/>
+        </w:rPr>
+      </w:r>
+      <w:hyperlink r:id="rId16">
+        <w:r>
+          <w:rPr>
+            <w:lang w:val="zh_TW" w:bidi="zh_TW"/>
+          </w:rPr>
+          <w:rPr>
+            <w:color w:val="0000EE"/>
+            <w:u w:val="single"/>
+          </w:rPr>
+          <w:t>馬太福音21:12</w:t>
+        </w:r>
+      </w:hyperlink>
+    </w:p>
+    <w:p>
+      <w:pPr>
+        <w:pStyle w:val="ListBullet"/>
+        <w:spacing w:line="240" w:lineRule="auto"/>
+        <w:ind w:left="720"/>
+      </w:pPr>
+      <w:r>
+        <w:rPr>
+          <w:lang w:val="zh_TW" w:bidi="zh_TW"/>
+        </w:rPr>
+      </w:r>
+      <w:hyperlink r:id="rId17">
+        <w:r>
+          <w:rPr>
+            <w:lang w:val="zh_TW" w:bidi="zh_TW"/>
+          </w:rPr>
+          <w:rPr>
+            <w:color w:val="0000EE"/>
+            <w:u w:val="single"/>
+          </w:rPr>
+          <w:t>馬太福音25:27</w:t>
+        </w:r>
+      </w:hyperlink>
+    </w:p>
+    <w:p>
+      <w:pPr>
+        <w:pStyle w:val="ListBullet"/>
+        <w:spacing w:line="240" w:lineRule="auto"/>
+        <w:ind w:left="720"/>
+      </w:pPr>
+      <w:r>
+        <w:rPr>
+          <w:lang w:val="zh_TW" w:bidi="zh_TW"/>
+        </w:rPr>
+      </w:r>
+      <w:hyperlink r:id="rId18">
+        <w:r>
+          <w:rPr>
+            <w:lang w:val="zh_TW" w:bidi="zh_TW"/>
+          </w:rPr>
+          <w:rPr>
+            <w:color w:val="0000EE"/>
+            <w:u w:val="single"/>
+          </w:rPr>
+          <w:t>馬可福音11:15</w:t>
+        </w:r>
+      </w:hyperlink>
+    </w:p>
+    <w:p>
+      <w:pPr>
+        <w:pStyle w:val="ListBullet"/>
+        <w:spacing w:line="240" w:lineRule="auto"/>
+        <w:ind w:left="720"/>
+      </w:pPr>
+      <w:r>
+        <w:rPr>
+          <w:lang w:val="zh_TW" w:bidi="zh_TW"/>
+        </w:rPr>
+      </w:r>
+      <w:hyperlink r:id="rId19">
+        <w:r>
+          <w:rPr>
+            <w:lang w:val="zh_TW" w:bidi="zh_TW"/>
+          </w:rPr>
+          <w:rPr>
+            <w:color w:val="0000EE"/>
+            <w:u w:val="single"/>
+          </w:rPr>
+          <w:t>路加福音19:23</w:t>
+        </w:r>
+      </w:hyperlink>
+    </w:p>
+    <w:p>
+      <w:pPr>
+        <w:pStyle w:val="ListBullet"/>
+        <w:spacing w:line="240" w:lineRule="auto"/>
+        <w:ind w:left="720"/>
+      </w:pPr>
+      <w:r>
+        <w:rPr>
+          <w:lang w:val="zh_TW" w:bidi="zh_TW"/>
+        </w:rPr>
+      </w:r>
+      <w:hyperlink r:id="rId20">
+        <w:r>
+          <w:rPr>
+            <w:lang w:val="zh_TW" w:bidi="zh_TW"/>
+          </w:rPr>
+          <w:rPr>
+            <w:color w:val="0000EE"/>
+            <w:u w:val="single"/>
+          </w:rPr>
+          <w:t>約翰福音2:14</w:t>
+        </w:r>
+      </w:hyperlink>
+      <w:r>
+        <w:rPr>
+          <w:lang w:val="zh_TW" w:bidi="zh_TW"/>
+        </w:rPr>
+        <w:t>–</w:t>
+      </w:r>
+      <w:hyperlink r:id="rId20">
+        <w:r>
+          <w:rPr>
+            <w:lang w:val="zh_TW" w:bidi="zh_TW"/>
+          </w:rPr>
+          <w:rPr>
+            <w:color w:val="0000EE"/>
+            <w:u w:val="single"/>
+          </w:rPr>
+          <w:t>15</w:t>
+        </w:r>
+      </w:hyperlink>
+    </w:p>
+    <w:p>
+      <w:pPr/>
+      <w:r>
+        <w:rPr>
+          <w:lang w:val="zh_TW" w:bidi="zh_TW"/>
+        </w:rPr>
+      </w:r>
+      <w:r>
+        <w:rPr>
+          <w:lang w:val="zh_TW" w:bidi="zh_TW"/>
+        </w:rPr>
+        <w:t>借款的人（借貸者）與提供信貸的人（債主）受到保護。借款人必須提供有價值的物品作為擔保，保證償還貸款。</w:t>
+      </w:r>
+    </w:p>
+    <w:p>
+      <w:pPr/>
+      <w:r>
+        <w:rPr>
+          <w:lang w:val="zh_TW" w:bidi="zh_TW"/>
+        </w:rPr>
+      </w:r>
+      <w:r>
+        <w:rPr>
+          <w:lang w:val="zh_TW" w:bidi="zh_TW"/>
+        </w:rPr>
+        <w:t>以色列的律法規定，借貸時不可收取利息（</w:t>
+      </w:r>
+      <w:hyperlink r:id="rId21">
+        <w:r>
+          <w:rPr>
+            <w:lang w:val="zh_TW" w:bidi="zh_TW"/>
+          </w:rPr>
+          <w:rPr>
+            <w:color w:val="0000EE"/>
+            <w:u w:val="single"/>
+          </w:rPr>
+          <w:t>出22:25；</w:t>
+        </w:r>
+      </w:hyperlink>
+      <w:hyperlink r:id="rId22">
+        <w:r>
+          <w:rPr>
+            <w:lang w:val="zh_TW" w:bidi="zh_TW"/>
+          </w:rPr>
+          <w:rPr>
+            <w:color w:val="0000EE"/>
+            <w:u w:val="single"/>
+          </w:rPr>
+          <w:t>申15:1–18</w:t>
+        </w:r>
+      </w:hyperlink>
+      <w:r>
+        <w:rPr>
+          <w:lang w:val="zh_TW" w:bidi="zh_TW"/>
+        </w:rPr>
+        <w:t>）。然而，一些人無視此律法，向借款人收取極高的利息。先知和領袖對這種行為提出譴責（</w:t>
+      </w:r>
+      <w:hyperlink r:id="rId23">
+        <w:r>
+          <w:rPr>
+            <w:lang w:val="zh_TW" w:bidi="zh_TW"/>
+          </w:rPr>
+          <w:rPr>
+            <w:color w:val="0000EE"/>
+            <w:u w:val="single"/>
+          </w:rPr>
+          <w:t>尼5:6</w:t>
+        </w:r>
+      </w:hyperlink>
+      <w:r>
+        <w:rPr>
+          <w:lang w:val="zh_TW" w:bidi="zh_TW"/>
+        </w:rPr>
+        <w:t>–</w:t>
+      </w:r>
+      <w:hyperlink r:id="rId23">
+        <w:r>
+          <w:rPr>
+            <w:lang w:val="zh_TW" w:bidi="zh_TW"/>
+          </w:rPr>
+          <w:rPr>
+            <w:color w:val="0000EE"/>
+            <w:u w:val="single"/>
+          </w:rPr>
+          <w:t>13；</w:t>
+        </w:r>
+      </w:hyperlink>
+      <w:hyperlink r:id="rId24">
+        <w:r>
+          <w:rPr>
+            <w:lang w:val="zh_TW" w:bidi="zh_TW"/>
+          </w:rPr>
+          <w:rPr>
+            <w:color w:val="0000EE"/>
+            <w:u w:val="single"/>
+          </w:rPr>
+          <w:t>結18:8、13、7，</w:t>
+        </w:r>
+      </w:hyperlink>
+      <w:hyperlink r:id="rId25">
+        <w:r>
+          <w:rPr>
+            <w:lang w:val="zh_TW" w:bidi="zh_TW"/>
+          </w:rPr>
+          <w:rPr>
+            <w:color w:val="0000EE"/>
+            <w:u w:val="single"/>
+          </w:rPr>
+          <w:t>22:12</w:t>
+        </w:r>
+      </w:hyperlink>
       <w:r>
         <w:rPr>
           <w:lang w:val="zh_TW" w:bidi="zh_TW"/>
         </w:rPr>
         <w:t>）。</w:t>
       </w:r>
+    </w:p>
+    <w:p>
+      <w:pPr/>
+      <w:r>
+        <w:rPr>
+          <w:lang w:val="zh_TW" w:bidi="zh_TW"/>
+        </w:rPr>
+      </w:r>
+      <w:r>
+        <w:rPr>
+          <w:lang w:val="zh_TW" w:bidi="zh_TW"/>
+        </w:rPr>
+        <w:t>以色列人經常害怕債主（</w:t>
+      </w:r>
+      <w:hyperlink r:id="rId26">
+        <w:r>
+          <w:rPr>
+            <w:lang w:val="zh_TW" w:bidi="zh_TW"/>
+          </w:rPr>
+          <w:rPr>
+            <w:color w:val="0000EE"/>
+            <w:u w:val="single"/>
+          </w:rPr>
+          <w:t>王下4:1；</w:t>
+        </w:r>
+      </w:hyperlink>
+      <w:hyperlink r:id="rId27">
+        <w:r>
+          <w:rPr>
+            <w:lang w:val="zh_TW" w:bidi="zh_TW"/>
+          </w:rPr>
+          <w:rPr>
+            <w:color w:val="0000EE"/>
+            <w:u w:val="single"/>
+          </w:rPr>
+          <w:t>詩109:11；</w:t>
+        </w:r>
+      </w:hyperlink>
+      <w:hyperlink r:id="rId28">
+        <w:r>
+          <w:rPr>
+            <w:lang w:val="zh_TW" w:bidi="zh_TW"/>
+          </w:rPr>
+          <w:rPr>
+            <w:color w:val="0000EE"/>
+            <w:u w:val="single"/>
+          </w:rPr>
+          <w:t>賽24:2，</w:t>
+        </w:r>
+      </w:hyperlink>
+      <w:hyperlink r:id="rId29">
+        <w:r>
+          <w:rPr>
+            <w:lang w:val="zh_TW" w:bidi="zh_TW"/>
+          </w:rPr>
+          <w:rPr>
+            <w:color w:val="0000EE"/>
+            <w:u w:val="single"/>
+          </w:rPr>
+          <w:t>50:1</w:t>
+        </w:r>
+      </w:hyperlink>
+      <w:r>
+        <w:rPr>
+          <w:lang w:val="zh_TW" w:bidi="zh_TW"/>
+        </w:rPr>
+        <w:t>）。債主可以進入欠債人的家中，取走用以償還債務的物品。他們甚至可以把孩子作為奴僕以抵償債務（</w:t>
+      </w:r>
+      <w:hyperlink r:id="rId26">
+        <w:r>
+          <w:rPr>
+            <w:lang w:val="zh_TW" w:bidi="zh_TW"/>
+          </w:rPr>
+          <w:rPr>
+            <w:color w:val="0000EE"/>
+            <w:u w:val="single"/>
+          </w:rPr>
+          <w:t>王下4:1；</w:t>
+        </w:r>
+      </w:hyperlink>
+      <w:hyperlink r:id="rId29">
+        <w:r>
+          <w:rPr>
+            <w:lang w:val="zh_TW" w:bidi="zh_TW"/>
+          </w:rPr>
+          <w:rPr>
+            <w:color w:val="0000EE"/>
+            <w:u w:val="single"/>
+          </w:rPr>
+          <w:t>賽50:1</w:t>
+        </w:r>
+      </w:hyperlink>
+      <w:r>
+        <w:rPr>
+          <w:lang w:val="zh_TW" w:bidi="zh_TW"/>
+        </w:rPr>
+        <w:t>）。在</w:t>
+      </w:r>
+      <w:hyperlink r:id="rId30">
+        <w:r>
+          <w:rPr>
+            <w:lang w:val="zh_TW" w:bidi="zh_TW"/>
+          </w:rPr>
+          <w:rPr>
+            <w:color w:val="0000EE"/>
+            <w:u w:val="single"/>
+          </w:rPr>
+          <w:t>路加福音七章41至42節</w:t>
+        </w:r>
+      </w:hyperlink>
+      <w:r>
+        <w:rPr>
+          <w:lang w:val="zh_TW" w:bidi="zh_TW"/>
+        </w:rPr>
+        <w:t>中，耶穌講述了一個關於仁慈債主的故事。這個故事被稱為比喻。類似的故事還記載於</w:t>
+      </w:r>
+      <w:hyperlink r:id="rId31">
+        <w:r>
+          <w:rPr>
+            <w:lang w:val="zh_TW" w:bidi="zh_TW"/>
+          </w:rPr>
+          <w:rPr>
+            <w:color w:val="0000EE"/>
+            <w:u w:val="single"/>
+          </w:rPr>
+          <w:t>馬太福音二十五章14至30節</w:t>
+        </w:r>
+      </w:hyperlink>
+      <w:r>
+        <w:rPr>
+          <w:lang w:val="zh_TW" w:bidi="zh_TW"/>
+        </w:rPr>
+        <w:t>和</w:t>
+      </w:r>
+      <w:hyperlink r:id="rId32">
+        <w:r>
+          <w:rPr>
+            <w:lang w:val="zh_TW" w:bidi="zh_TW"/>
+          </w:rPr>
+          <w:rPr>
+            <w:color w:val="0000EE"/>
+            <w:u w:val="single"/>
+          </w:rPr>
+          <w:t>路加福音十九章11至27節</w:t>
+        </w:r>
+      </w:hyperlink>
+      <w:r>
+        <w:rPr>
+          <w:lang w:val="zh_TW" w:bidi="zh_TW"/>
+        </w:rPr>
+        <w:t>。</w:t>
+      </w:r>
+    </w:p>
+    <w:p>
+      <w:pPr/>
+      <w:r>
+        <w:rPr>
+          <w:lang w:val="zh_TW" w:bidi="zh_TW"/>
+        </w:rPr>
+      </w:r>
       <w:r>
         <w:rPr>
           <w:i/>
           <w:lang w:val="zh_TW" w:bidi="zh_TW"/>
         </w:rPr>
+        <w:t>另見</w:t>
+      </w:r>
+      <w:r>
+        <w:rPr>
+          <w:lang w:val="zh_TW" w:bidi="zh_TW"/>
+        </w:rPr>
+        <w:t>銀子；</w:t>
+      </w:r>
+      <w:r>
+        <w:rPr>
+          <w:lang w:val="zh_TW" w:bidi="zh_TW"/>
+        </w:rPr>
+        <w:t>兌換銀錢的人</w:t>
+      </w:r>
+      <w:r>
+        <w:rPr>
+          <w:lang w:val="zh_TW" w:bidi="zh_TW"/>
+        </w:rPr>
+      </w:r>
+      <w:r>
+        <w:rPr>
+          <w:lang w:val="zh_TW" w:bidi="zh_TW"/>
+        </w:rPr>
+      </w:r>
+    </w:p>
+    <w:p>
+      <w:pPr/>
+      <w:r>
+        <w:rPr>
+          <w:lang w:val="zh_TW" w:bidi="zh_TW"/>
+        </w:rPr>
+      </w:r>
+    </w:p>
+    <w:p>
+      <w:pPr>
+        <w:pStyle w:val="Heading2"/>
+      </w:pPr>
+      <w:r>
+        <w:rPr>
+          <w:lang w:val="zh_TW" w:bidi="zh_TW"/>
+        </w:rPr>
+        <w:t>兌換銀錢之人</w:t>
+      </w:r>
+      <w:r>
+        <w:rPr>
+          <w:lang w:val="zh_TW" w:bidi="zh_TW"/>
+        </w:rPr>
+      </w:r>
+    </w:p>
+    <w:p>
+      <w:pPr/>
+      <w:r>
+        <w:rPr>
+          <w:lang w:val="zh_TW" w:bidi="zh_TW"/>
+        </w:rPr>
+      </w:r>
+      <w:r>
+        <w:rPr>
+          <w:lang w:val="zh_TW" w:bidi="zh_TW"/>
+        </w:rPr>
+        <w:t xml:space="preserve">古老的職業，負責執行許多現代銀行提供的服務，特別是在將一個國或省份的貨幣兌換成另一個國或省份的貨幣，或將小面額銀錢兌換成大面額銀錢，或反之的兌換業務。當然，這種服務是要收費的。 </w:t>
+      </w:r>
+    </w:p>
+    <w:p>
+      <w:pPr/>
+      <w:r>
+        <w:rPr>
+          <w:lang w:val="zh_TW" w:bidi="zh_TW"/>
+        </w:rPr>
+      </w:r>
+      <w:r>
+        <w:rPr>
+          <w:lang w:val="zh_TW" w:bidi="zh_TW"/>
+        </w:rPr>
+        <w:t>標準化銀錢的出現不早於公元前七世紀。在此之前，人們用稱重的銀塊來支付商品的要價（</w:t>
+      </w:r>
+      <w:hyperlink r:id="rId33">
+        <w:r>
+          <w:rPr>
+            <w:lang w:val="zh_TW" w:bidi="zh_TW"/>
+          </w:rPr>
+          <w:rPr>
+            <w:color w:val="0000EE"/>
+            <w:u w:val="single"/>
+          </w:rPr>
+          <w:t>創20:16</w:t>
+        </w:r>
+      </w:hyperlink>
+      <w:r>
+        <w:rPr>
+          <w:lang w:val="zh_TW" w:bidi="zh_TW"/>
+        </w:rPr>
+        <w:t>，</w:t>
+      </w:r>
+      <w:hyperlink r:id="rId34">
+        <w:r>
+          <w:rPr>
+            <w:lang w:val="zh_TW" w:bidi="zh_TW"/>
+          </w:rPr>
+          <w:rPr>
+            <w:color w:val="0000EE"/>
+            <w:u w:val="single"/>
+          </w:rPr>
+          <w:t>37:28</w:t>
+        </w:r>
+      </w:hyperlink>
+      <w:r>
+        <w:rPr>
+          <w:lang w:val="zh_TW" w:bidi="zh_TW"/>
+        </w:rPr>
+        <w:t>；</w:t>
+      </w:r>
+      <w:hyperlink r:id="rId35">
+        <w:r>
+          <w:rPr>
+            <w:lang w:val="zh_TW" w:bidi="zh_TW"/>
+          </w:rPr>
+          <w:rPr>
+            <w:color w:val="0000EE"/>
+            <w:u w:val="single"/>
+          </w:rPr>
+          <w:t>士17:2</w:t>
+        </w:r>
+      </w:hyperlink>
+      <w:r>
+        <w:rPr>
+          <w:lang w:val="zh_TW" w:bidi="zh_TW"/>
+        </w:rPr>
+        <w:t>）。小亞細亞地區採用了標準化銀錢的做法後，其它地區也開始效仿，但由於各國的銀錢不同，需要兌換銀錢之人來計算這些銀錢的等值兌換。</w:t>
+      </w:r>
+    </w:p>
+    <w:p>
+      <w:pPr/>
+      <w:r>
+        <w:rPr>
+          <w:lang w:val="zh_TW" w:bidi="zh_TW"/>
+        </w:rPr>
+      </w:r>
+      <w:r>
+        <w:rPr>
+          <w:lang w:val="zh_TW" w:bidi="zh_TW"/>
+        </w:rPr>
+        <w:t>這些程序在巴勒斯坦特別重要，因為每個成年猶太男子都必須繳納半舍客勒的奉獻（</w:t>
+      </w:r>
+      <w:hyperlink r:id="rId36">
+        <w:r>
+          <w:rPr>
+            <w:lang w:val="zh_TW" w:bidi="zh_TW"/>
+          </w:rPr>
+          <w:rPr>
+            <w:color w:val="0000EE"/>
+            <w:u w:val="single"/>
+          </w:rPr>
+          <w:t>出30:11–16</w:t>
+        </w:r>
+      </w:hyperlink>
+      <w:r>
+        <w:rPr>
+          <w:lang w:val="zh_TW" w:bidi="zh_TW"/>
+        </w:rPr>
+        <w:t>）。來自各國的猶太人來繳納這筆款項時，可能會帶來各種不同的銀錢。聖殿當局必須授權一種適合此用途的銀錢。這就是泰爾的銀幣，即半舍客勒或四德拉克馬（tetradrachma，參</w:t>
+      </w:r>
+      <w:hyperlink r:id="rId37">
+        <w:r>
+          <w:rPr>
+            <w:lang w:val="zh_TW" w:bidi="zh_TW"/>
+          </w:rPr>
+          <w:rPr>
+            <w:color w:val="0000EE"/>
+            <w:u w:val="single"/>
+          </w:rPr>
+          <w:t>太17:27</w:t>
+        </w:r>
+      </w:hyperlink>
+      <w:r>
+        <w:rPr>
+          <w:lang w:val="zh_TW" w:bidi="zh_TW"/>
+        </w:rPr>
+        <w:t>，彼得被告知用他在魚口中找到的一塊錢為耶穌和自己繳納聖殿稅）。米示拿指出（</w:t>
+      </w:r>
+      <w:r>
+        <w:rPr>
+          <w:i/>
+          <w:lang w:val="zh_TW" w:bidi="zh_TW"/>
+        </w:rPr>
+        <w:t>論半舍客勒的稅款〔Sheqalim〕</w:t>
+      </w:r>
+      <w:r>
+        <w:rPr>
+          <w:lang w:val="zh_TW" w:bidi="zh_TW"/>
+        </w:rPr>
+        <w:t>1:3），兌換銀錢之人在亞達月（逾越節前一個月）15日於各省徵收這項稅款。逾越節前十天，兌換銀錢之人移至聖殿的院子，以協助來自外邦的猶太人。</w:t>
+      </w:r>
+    </w:p>
+    <w:p>
+      <w:pPr/>
+      <w:r>
+        <w:rPr>
+          <w:lang w:val="zh_TW" w:bidi="zh_TW"/>
+        </w:rPr>
+      </w:r>
+      <w:r>
+        <w:rPr>
+          <w:lang w:val="zh_TW" w:bidi="zh_TW"/>
+        </w:rPr>
+        <w:t>耶穌在「潔淨聖殿」時遇到了聖殿院子裡的兌換銀錢之人（</w:t>
+      </w:r>
+      <w:hyperlink r:id="rId38">
+        <w:r>
+          <w:rPr>
+            <w:lang w:val="zh_TW" w:bidi="zh_TW"/>
+          </w:rPr>
+          <w:rPr>
+            <w:color w:val="0000EE"/>
+            <w:u w:val="single"/>
+          </w:rPr>
+          <w:t>太21:12–13</w:t>
+        </w:r>
+      </w:hyperlink>
+      <w:r>
+        <w:rPr>
+          <w:lang w:val="zh_TW" w:bidi="zh_TW"/>
+        </w:rPr>
+        <w:t>；</w:t>
+      </w:r>
+      <w:hyperlink r:id="rId39">
+        <w:r>
+          <w:rPr>
+            <w:lang w:val="zh_TW" w:bidi="zh_TW"/>
+          </w:rPr>
+          <w:rPr>
+            <w:color w:val="0000EE"/>
+            <w:u w:val="single"/>
+          </w:rPr>
+          <w:t>可11:15–16</w:t>
+        </w:r>
+      </w:hyperlink>
+      <w:r>
+        <w:rPr>
+          <w:lang w:val="zh_TW" w:bidi="zh_TW"/>
+        </w:rPr>
+        <w:t>；</w:t>
+      </w:r>
+      <w:hyperlink r:id="rId40">
+        <w:r>
+          <w:rPr>
+            <w:lang w:val="zh_TW" w:bidi="zh_TW"/>
+          </w:rPr>
+          <w:rPr>
+            <w:color w:val="0000EE"/>
+            <w:u w:val="single"/>
+          </w:rPr>
+          <w:t>路19:45–46</w:t>
+        </w:r>
+      </w:hyperlink>
+      <w:r>
+        <w:rPr>
+          <w:lang w:val="zh_TW" w:bidi="zh_TW"/>
+        </w:rPr>
+        <w:t>；</w:t>
+      </w:r>
+      <w:hyperlink r:id="rId41">
+        <w:r>
+          <w:rPr>
+            <w:lang w:val="zh_TW" w:bidi="zh_TW"/>
+          </w:rPr>
+          <w:rPr>
+            <w:color w:val="0000EE"/>
+            <w:u w:val="single"/>
+          </w:rPr>
+          <w:t>約2:13–22</w:t>
+        </w:r>
+      </w:hyperlink>
+      <w:r>
+        <w:rPr>
+          <w:lang w:val="zh_TW" w:bidi="zh_TW"/>
+        </w:rPr>
+        <w:t>）。耶穌採取這一行動的原因一直存在爭議。敬拜者需要兌換半舍客勒來繳納稅款，但在某些情況下他們也需要購買鳥類、動物或獻祭的餅。這種大規模的買賣和兌換活動似乎不適合在聖殿的院子內進行，因為這是一片神聖的區域（參</w:t>
+      </w:r>
+      <w:hyperlink r:id="rId42">
+        <w:r>
+          <w:rPr>
+            <w:lang w:val="zh_TW" w:bidi="zh_TW"/>
+          </w:rPr>
+          <w:rPr>
+            <w:color w:val="0000EE"/>
+            <w:u w:val="single"/>
+          </w:rPr>
+          <w:t>可11:16</w:t>
+        </w:r>
+      </w:hyperlink>
+      <w:r>
+        <w:rPr>
+          <w:lang w:val="zh_TW" w:bidi="zh_TW"/>
+        </w:rPr>
+        <w:t>），即便耶穌明顯認可繳納聖殿稅這事（</w:t>
+      </w:r>
+      <w:hyperlink r:id="rId43">
+        <w:r>
+          <w:rPr>
+            <w:lang w:val="zh_TW" w:bidi="zh_TW"/>
+          </w:rPr>
+          <w:rPr>
+            <w:color w:val="0000EE"/>
+            <w:u w:val="single"/>
+          </w:rPr>
+          <w:t>太8:4</w:t>
+        </w:r>
+      </w:hyperlink>
+      <w:r>
+        <w:rPr>
+          <w:lang w:val="zh_TW" w:bidi="zh_TW"/>
+        </w:rPr>
+        <w:t>，</w:t>
+      </w:r>
+      <w:hyperlink r:id="rId44">
+        <w:r>
+          <w:rPr>
+            <w:lang w:val="zh_TW" w:bidi="zh_TW"/>
+          </w:rPr>
+          <w:rPr>
+            <w:color w:val="0000EE"/>
+            <w:u w:val="single"/>
+          </w:rPr>
+          <w:t>17:24–26</w:t>
+        </w:r>
+      </w:hyperlink>
+      <w:r>
+        <w:rPr>
+          <w:lang w:val="zh_TW" w:bidi="zh_TW"/>
+        </w:rPr>
+        <w:t>；</w:t>
+      </w:r>
+      <w:hyperlink r:id="rId45">
+        <w:r>
+          <w:rPr>
+            <w:lang w:val="zh_TW" w:bidi="zh_TW"/>
+          </w:rPr>
+          <w:rPr>
+            <w:color w:val="0000EE"/>
+            <w:u w:val="single"/>
+          </w:rPr>
+          <w:t>可1:44；</w:t>
+        </w:r>
+      </w:hyperlink>
+      <w:hyperlink r:id="rId46">
+        <w:r>
+          <w:rPr>
+            <w:lang w:val="zh_TW" w:bidi="zh_TW"/>
+          </w:rPr>
+          <w:rPr>
+            <w:color w:val="0000EE"/>
+            <w:u w:val="single"/>
+          </w:rPr>
+          <w:t>路5:14</w:t>
+        </w:r>
+      </w:hyperlink>
+      <w:r>
+        <w:rPr>
+          <w:lang w:val="zh_TW" w:bidi="zh_TW"/>
+        </w:rPr>
+        <w:t>）。也有可能是兌換銀錢之人和那些出售獻祭的鳥類和動物的人，收取的費用過高，不論是為了他們自己的利益還是為了聖殿當局的利益。這些交易完全可以在離神聖區域適當的距離之外進行，這樣一來，與這類活動相關的討價還價和喧鬧聲，就不會不必要地干擾聖殿院子中的禱告和獻祭活動（參</w:t>
+      </w:r>
+      <w:hyperlink r:id="rId47">
+        <w:r>
+          <w:rPr>
+            <w:lang w:val="zh_TW" w:bidi="zh_TW"/>
+          </w:rPr>
+          <w:rPr>
+            <w:color w:val="0000EE"/>
+            <w:u w:val="single"/>
+          </w:rPr>
+          <w:t>耶7:11</w:t>
+        </w:r>
+      </w:hyperlink>
+      <w:r>
+        <w:rPr>
+          <w:lang w:val="zh_TW" w:bidi="zh_TW"/>
+        </w:rPr>
+        <w:t>）。</w:t>
+      </w:r>
+    </w:p>
+    <w:p>
+      <w:pPr/>
+      <w:r>
+        <w:rPr>
+          <w:lang w:val="zh_TW" w:bidi="zh_TW"/>
+        </w:rPr>
+      </w:r>
+      <w:r>
+        <w:rPr>
+          <w:i/>
+          <w:lang w:val="zh_TW" w:bidi="zh_TW"/>
+        </w:rPr>
+        <w:t>另見</w:t>
+      </w:r>
+      <w:r>
+        <w:rPr>
+          <w:lang w:val="zh_TW" w:bidi="zh_TW"/>
+        </w:rPr>
+        <w:t xml:space="preserve"> </w:t>
+      </w:r>
+      <w:r>
+        <w:rPr>
+          <w:lang w:val="zh_TW" w:bidi="zh_TW"/>
+        </w:rPr>
+        <w:t>銀錢</w:t>
+      </w:r>
+      <w:r>
+        <w:rPr>
+          <w:lang w:val="zh_TW" w:bidi="zh_TW"/>
+        </w:rPr>
+        <w:t>；</w:t>
+      </w:r>
+      <w:r>
+        <w:rPr>
+          <w:lang w:val="zh_TW" w:bidi="zh_TW"/>
+        </w:rPr>
+        <w:t>銀子</w:t>
+      </w:r>
+      <w:r>
+        <w:rPr>
+          <w:lang w:val="zh_TW" w:bidi="zh_TW"/>
+        </w:rPr>
+        <w:t>。</w:t>
+      </w:r>
+      <w:r>
+        <w:rPr>
+          <w:lang w:val="zh_TW" w:bidi="zh_TW"/>
+        </w:rPr>
+      </w:r>
+      <w:r>
+        <w:rPr>
+          <w:lang w:val="zh_TW" w:bidi="zh_TW"/>
+        </w:rPr>
+      </w:r>
+    </w:p>
+    <w:p>
+      <w:pPr/>
+      <w:r>
+        <w:rPr>
+          <w:lang w:val="zh_TW" w:bidi="zh_TW"/>
+        </w:rPr>
+      </w:r>
+    </w:p>
+    <w:p>
+      <w:pPr>
+        <w:pStyle w:val="Heading2"/>
+      </w:pPr>
+      <w:r>
+        <w:rPr>
+          <w:lang w:val="zh_TW" w:bidi="zh_TW"/>
+        </w:rPr>
+        <w:t>對觀福音書</w:t>
+      </w:r>
+      <w:r>
+        <w:rPr>
+          <w:lang w:val="zh_TW" w:bidi="zh_TW"/>
+        </w:rPr>
+      </w:r>
+    </w:p>
+    <w:p>
+      <w:pPr/>
+      <w:r>
+        <w:rPr>
+          <w:lang w:val="zh_TW" w:bidi="zh_TW"/>
+        </w:rPr>
+      </w:r>
+      <w:r>
+        <w:rPr>
+          <w:lang w:val="zh_TW" w:bidi="zh_TW"/>
+        </w:rPr>
+        <w:t>這個術語（字面意思是「相同的觀點」）適用與馬太福音、馬可福音和路加福音三卷福音書，因為它們在耶穌事工的描寫上從大致相同的角度出發，這與約翰福音的敘述風格截然不同。</w:t>
+      </w:r>
+    </w:p>
+    <w:p>
+      <w:pPr/>
+      <w:r>
+        <w:rPr>
+          <w:lang w:val="zh_TW" w:bidi="zh_TW"/>
+        </w:rPr>
+      </w:r>
+      <w:r>
+        <w:rPr>
+          <w:lang w:val="zh_TW" w:bidi="zh_TW"/>
+        </w:rPr>
+        <w:t>這三卷福音書的相似之處包括它們使用了相似的大綱：序言、施洗約翰的事工，耶穌的洗禮和受試探，耶穌在加利利的主要事工，祂在撒馬利亞、比利亞（Perea）和猶太鄉村的旅程和事工；以及在耶路撒冷的受難週、受死和復活。這些書卷也同樣記錄了耶穌教導中重點——神國的臨在、性質和實行。此外，這三卷福音書記載了大量相同的材料，通常順序相同，甚至字詞上也經常相似或一致。</w:t>
+      </w:r>
+    </w:p>
+    <w:p>
+      <w:pPr/>
+      <w:r>
+        <w:rPr>
+          <w:lang w:val="zh_TW" w:bidi="zh_TW"/>
+        </w:rPr>
+      </w:r>
+      <w:r>
+        <w:rPr>
+          <w:lang w:val="zh_TW" w:bidi="zh_TW"/>
+        </w:rPr>
+        <w:t>除了相似之處外，馬太福音、馬可福音和路加福音之間也有顯著的差異。這些差異與相似之處大致相同——大綱、材料、組織結構和措辭。馬太福音和路加福音也有大量的共同材料是馬可福音所找不到的，除了百夫長僕人的醫治外，這些共同材料幾乎完全是耶穌的言論和教導。每卷福音書也包含一些獨特的故事和教導。因此，雖然三卷福音書保持著整體的一致性，但每卷書都從不同角度豐富了對耶穌的描述。馬太福音強調耶穌的猶太人身份，並顯示出耶穌個人和工作與舊約信息的延續性。馬可福音則以快速推進的敘述描繪耶穌是一個行動者，是人子，卻在人們中間是僕人。路加福音以精緻的希臘文學風格，似乎是針對有文化的外邦人，並展示耶穌是弱勢群體的朋友。</w:t>
+      </w:r>
+    </w:p>
+    <w:p>
+      <w:pPr/>
+      <w:r>
+        <w:rPr>
+          <w:lang w:val="zh_TW" w:bidi="zh_TW"/>
+        </w:rPr>
+      </w:r>
+      <w:r>
+        <w:rPr>
+          <w:lang w:val="zh_TW" w:bidi="zh_TW"/>
+        </w:rPr>
+        <w:t>如何解釋這三卷福音書的相似性和差異，構成了「對觀福音問題（synoptic problem）」。學者們提出了許多不同的解決方案。早在公元二世紀，他提安（Tatian）就把四卷福音書合成一卷；自此以來，無數的福音書</w:t>
+      </w:r>
+      <w:r>
+        <w:rPr>
+          <w:lang w:val="zh_TW" w:bidi="zh_TW"/>
+        </w:rPr>
+        <w:t>合參（</w:t>
+      </w:r>
+      <w:r>
+        <w:rPr>
+          <w:lang w:val="zh_TW" w:bidi="zh_TW"/>
+        </w:rPr>
+        <w:t>harmonies</w:t>
+      </w:r>
+      <w:r>
+        <w:rPr>
+          <w:lang w:val="zh_TW" w:bidi="zh_TW"/>
+        </w:rPr>
+        <w:t>）</w:t>
+      </w:r>
+      <w:r>
+        <w:rPr>
+          <w:lang w:val="zh_TW" w:bidi="zh_TW"/>
+        </w:rPr>
+        <w:t>版本不斷出現。自公元17世紀以來，學者們嘗試通過檢視福音材料形成的各個階段，來解釋它們之間的相似與不同。形式鑑別學（Form criticism）試圖識別口述傳播過程中可能受到的影響；來源鑑別學（source criticism）或文學鑑別學（literary criticism）則考慮到福音書作者可能引用的書面材料；</w:t>
+      </w:r>
+      <w:r>
+        <w:rPr>
+          <w:lang w:val="zh_TW" w:bidi="zh_TW"/>
+        </w:rPr>
+        <w:t>編修</w:t>
+      </w:r>
+      <w:r>
+        <w:rPr>
+          <w:lang w:val="zh_TW" w:bidi="zh_TW"/>
+        </w:rPr>
+        <w:t>鑑別學</w:t>
+      </w:r>
+      <w:r>
+        <w:rPr>
+          <w:lang w:val="zh_TW" w:bidi="zh_TW"/>
+        </w:rPr>
+        <w:t>（r</w:t>
+      </w:r>
+      <w:r>
+        <w:rPr>
+          <w:lang w:val="zh_TW" w:bidi="zh_TW"/>
+        </w:rPr>
+        <w:t>edaction criticism）或編輯鑑別學（editorial criticism）則試圖揭示福音書的最終編輯者如何表達其目的和個人特點，影響了耶穌活動和教導的記述。還有其他的解釋，例如強調材料根據特定受眾進行調整的影響，或探討耶穌教導的章節記載與猶太拉比教導在塔木德中的平行記載的相似性等。然而，迄今為止，尚未有完全滿意的解決方案。事實是，聖經從不同的角度呈現了耶穌，體貼神心意的讀者必須從相似與差異中來尋求神聖的旨意，這些異同之處也正是對「</w:t>
+      </w:r>
+      <w:r>
+        <w:rPr>
+          <w:lang w:val="zh_TW" w:bidi="zh_TW"/>
+        </w:rPr>
+        <w:t>神的兒子，耶穌基督福音</w:t>
+      </w:r>
+      <w:r>
+        <w:rPr>
+          <w:lang w:val="zh_TW" w:bidi="zh_TW"/>
+        </w:rPr>
+        <w:t>」的宣告（</w:t>
+      </w:r>
+      <w:hyperlink r:id="rId48">
+        <w:r>
+          <w:rPr>
+            <w:lang w:val="zh_TW" w:bidi="zh_TW"/>
+          </w:rPr>
+          <w:rPr>
+            <w:color w:val="0000EE"/>
+            <w:u w:val="single"/>
+          </w:rPr>
+          <w:t>可1:1</w:t>
+        </w:r>
+      </w:hyperlink>
+      <w:r>
+        <w:rPr>
+          <w:lang w:val="zh_TW" w:bidi="zh_TW"/>
+        </w:rPr>
+        <w:t>）。</w:t>
+      </w:r>
+      <w:r>
+        <w:rPr>
+          <w:i/>
+          <w:lang w:val="zh_TW" w:bidi="zh_TW"/>
+        </w:rPr>
         <w:t>見</w:t>
       </w:r>
       <w:r>
         <w:rPr>
           <w:lang w:val="zh_TW" w:bidi="zh_TW"/>
         </w:rPr>
-        <w:t>多單</w:t>
+        <w:t xml:space="preserve"> </w:t>
+      </w:r>
+      <w:r>
+        <w:rPr>
+          <w:lang w:val="zh_TW" w:bidi="zh_TW"/>
+        </w:rPr>
+        <w:t>福音書</w:t>
+      </w:r>
+      <w:r>
+        <w:rPr>
+          <w:lang w:val="zh_TW" w:bidi="zh_TW"/>
+        </w:rPr>
+        <w:t>；</w:t>
+      </w:r>
+      <w:r>
+        <w:rPr>
+          <w:lang w:val="zh_TW" w:bidi="zh_TW"/>
+        </w:rPr>
+        <w:t>路加福音</w:t>
+      </w:r>
+      <w:r>
+        <w:rPr>
+          <w:lang w:val="zh_TW" w:bidi="zh_TW"/>
+        </w:rPr>
+        <w:t>；</w:t>
+      </w:r>
+      <w:r>
+        <w:rPr>
+          <w:lang w:val="zh_TW" w:bidi="zh_TW"/>
+        </w:rPr>
+        <w:t>馬可福音</w:t>
+      </w:r>
+      <w:r>
+        <w:rPr>
+          <w:lang w:val="zh_TW" w:bidi="zh_TW"/>
+        </w:rPr>
+        <w:t>；</w:t>
+      </w:r>
+      <w:r>
+        <w:rPr>
+          <w:lang w:val="zh_TW" w:bidi="zh_TW"/>
+        </w:rPr>
+        <w:t>馬太福音</w:t>
       </w:r>
       <w:r>
         <w:rPr>

--- a/zht/docx/033.content.docx
+++ b/zht/docx/033.content.docx
@@ -19,7 +19,7 @@
         <w:rPr>
           <w:lang w:val="zh_TW" w:bidi="zh_TW"/>
         </w:rPr>
-        <w:t>Resource: Tyndale Open Bible Dictionary</w:t>
+        <w:t>Resource: Aquifer Open Bible Dictionary</w:t>
       </w:r>
       <w:r>
         <w:rPr>
@@ -112,7 +112,7 @@
         <w:rPr>
           <w:lang w:val="zh_TW" w:bidi="zh_TW"/>
         </w:rPr>
-        <w:t>Tyndale Open Bible Dictionary</w:t>
+        <w:t>Aquifer Open Bible Dictionary</w:t>
       </w:r>
     </w:p>
     <w:p>

--- a/zht/docx/033.content.docx
+++ b/zht/docx/033.content.docx
@@ -376,72 +376,48 @@
         </w:rPr>
         <w:t>舊約聖經中猶太人使用一種不同的釘死形式，與耶穌基督不同。掃羅王的屍體被非利士人斬首並掛在城牆上（</w:t>
       </w:r>
-      <w:hyperlink r:id="rId13">
-        <w:r>
-          <w:rPr>
-            <w:lang w:val="zh_TW" w:bidi="zh_TW"/>
-          </w:rPr>
-          <w:rPr>
-            <w:color w:val="0000EE"/>
-            <w:u w:val="single"/>
-          </w:rPr>
-          <w:t>撒上31:9–10</w:t>
-        </w:r>
-      </w:hyperlink>
+      <w:r>
+        <w:rPr>
+          <w:lang w:val="zh_TW" w:bidi="zh_TW"/>
+        </w:rPr>
+        <w:t>撒上31:9–10</w:t>
+      </w:r>
       <w:r>
         <w:rPr>
           <w:lang w:val="zh_TW" w:bidi="zh_TW"/>
         </w:rPr>
         <w:t>），波斯王大流士將更改他的法令的人判處「插在樑上」（</w:t>
       </w:r>
-      <w:hyperlink r:id="rId14">
-        <w:r>
-          <w:rPr>
-            <w:lang w:val="zh_TW" w:bidi="zh_TW"/>
-          </w:rPr>
-          <w:rPr>
-            <w:color w:val="0000EE"/>
-            <w:u w:val="single"/>
-          </w:rPr>
-          <w:t>拉6:11</w:t>
-        </w:r>
-      </w:hyperlink>
+      <w:r>
+        <w:rPr>
+          <w:lang w:val="zh_TW" w:bidi="zh_TW"/>
+        </w:rPr>
+        <w:t>拉6:11</w:t>
+      </w:r>
       <w:r>
         <w:rPr>
           <w:lang w:val="zh_TW" w:bidi="zh_TW"/>
         </w:rPr>
         <w:t>）的刑罰。根據</w:t>
       </w:r>
-      <w:hyperlink r:id="rId15">
-        <w:r>
-          <w:rPr>
-            <w:lang w:val="zh_TW" w:bidi="zh_TW"/>
-          </w:rPr>
-          <w:rPr>
-            <w:color w:val="0000EE"/>
-            <w:u w:val="single"/>
-          </w:rPr>
-          <w:t>申命記21:22–23</w:t>
-        </w:r>
-      </w:hyperlink>
+      <w:r>
+        <w:rPr>
+          <w:lang w:val="zh_TW" w:bidi="zh_TW"/>
+        </w:rPr>
+        <w:t>申命記21:22–23</w:t>
+      </w:r>
       <w:r>
         <w:rPr>
           <w:lang w:val="zh_TW" w:bidi="zh_TW"/>
         </w:rPr>
         <w:t>，猶太人採用了東方的刑罰，並附加了一個條件，即屍體必須在日落前從「木頭」上取下，因為受害者是「被咒詛的」（參</w:t>
       </w:r>
-      <w:hyperlink r:id="rId16">
-        <w:r>
-          <w:rPr>
-            <w:lang w:val="zh_TW" w:bidi="zh_TW"/>
-          </w:rPr>
-          <w:rPr>
-            <w:color w:val="0000EE"/>
-            <w:u w:val="single"/>
-          </w:rPr>
-          <w:t>加3:13</w:t>
-        </w:r>
-      </w:hyperlink>
+      <w:r>
+        <w:rPr>
+          <w:lang w:val="zh_TW" w:bidi="zh_TW"/>
+        </w:rPr>
+        <w:t>加3:13</w:t>
+      </w:r>
       <w:r>
         <w:rPr>
           <w:lang w:val="zh_TW" w:bidi="zh_TW"/>
@@ -522,108 +498,72 @@
         </w:rPr>
         <w:t>福音書記載了基督對自己被釘十字架的三次預言（</w:t>
       </w:r>
-      <w:hyperlink r:id="rId17">
-        <w:r>
-          <w:rPr>
-            <w:lang w:val="zh_TW" w:bidi="zh_TW"/>
-          </w:rPr>
-          <w:rPr>
-            <w:color w:val="0000EE"/>
-            <w:u w:val="single"/>
-          </w:rPr>
-          <w:t>可8:31</w:t>
-        </w:r>
-      </w:hyperlink>
+      <w:r>
+        <w:rPr>
+          <w:lang w:val="zh_TW" w:bidi="zh_TW"/>
+        </w:rPr>
+        <w:t>可8:31</w:t>
+      </w:r>
       <w:r>
         <w:rPr>
           <w:lang w:val="zh_TW" w:bidi="zh_TW"/>
         </w:rPr>
         <w:t>，</w:t>
       </w:r>
-      <w:hyperlink r:id="rId18">
-        <w:r>
-          <w:rPr>
-            <w:lang w:val="zh_TW" w:bidi="zh_TW"/>
-          </w:rPr>
-          <w:rPr>
-            <w:color w:val="0000EE"/>
-            <w:u w:val="single"/>
-          </w:rPr>
-          <w:t>9:31</w:t>
-        </w:r>
-      </w:hyperlink>
+      <w:r>
+        <w:rPr>
+          <w:lang w:val="zh_TW" w:bidi="zh_TW"/>
+        </w:rPr>
+        <w:t>9:31</w:t>
+      </w:r>
       <w:r>
         <w:rPr>
           <w:lang w:val="zh_TW" w:bidi="zh_TW"/>
         </w:rPr>
         <w:t>，</w:t>
       </w:r>
-      <w:hyperlink r:id="rId19">
-        <w:r>
-          <w:rPr>
-            <w:lang w:val="zh_TW" w:bidi="zh_TW"/>
-          </w:rPr>
-          <w:rPr>
-            <w:color w:val="0000EE"/>
-            <w:u w:val="single"/>
-          </w:rPr>
-          <w:t>10:33–34</w:t>
-        </w:r>
-      </w:hyperlink>
+      <w:r>
+        <w:rPr>
+          <w:lang w:val="zh_TW" w:bidi="zh_TW"/>
+        </w:rPr>
+        <w:t>10:33–34</w:t>
+      </w:r>
       <w:r>
         <w:rPr>
           <w:lang w:val="zh_TW" w:bidi="zh_TW"/>
         </w:rPr>
         <w:t>及平行經文）。 此外，約翰記錄了三句有關人子被「舉起」的話語（</w:t>
       </w:r>
-      <w:hyperlink r:id="rId20">
-        <w:r>
-          <w:rPr>
-            <w:lang w:val="zh_TW" w:bidi="zh_TW"/>
-          </w:rPr>
-          <w:rPr>
-            <w:color w:val="0000EE"/>
-            <w:u w:val="single"/>
-          </w:rPr>
-          <w:t>約3:14</w:t>
-        </w:r>
-      </w:hyperlink>
+      <w:r>
+        <w:rPr>
+          <w:lang w:val="zh_TW" w:bidi="zh_TW"/>
+        </w:rPr>
+        <w:t>約3:14</w:t>
+      </w:r>
       <w:r>
         <w:rPr>
           <w:lang w:val="zh_TW" w:bidi="zh_TW"/>
         </w:rPr>
         <w:t>，</w:t>
       </w:r>
-      <w:hyperlink r:id="rId21">
-        <w:r>
-          <w:rPr>
-            <w:lang w:val="zh_TW" w:bidi="zh_TW"/>
-          </w:rPr>
-          <w:rPr>
-            <w:color w:val="0000EE"/>
-            <w:u w:val="single"/>
-          </w:rPr>
-          <w:t>8:28</w:t>
-        </w:r>
-      </w:hyperlink>
+      <w:r>
+        <w:rPr>
+          <w:lang w:val="zh_TW" w:bidi="zh_TW"/>
+        </w:rPr>
+        <w:t>8:28</w:t>
+      </w:r>
       <w:r>
         <w:rPr>
           <w:lang w:val="zh_TW" w:bidi="zh_TW"/>
         </w:rPr>
         <w:t>，</w:t>
       </w:r>
-      <w:hyperlink r:id="rId22">
-        <w:r>
-          <w:rPr>
-            <w:lang w:val="zh_TW" w:bidi="zh_TW"/>
-          </w:rPr>
-          <w:rPr>
-            <w:color w:val="0000EE"/>
-            <w:u w:val="single"/>
-          </w:rPr>
-          <w:t>12:32–33</w:t>
-        </w:r>
-      </w:hyperlink>
+      <w:r>
+        <w:rPr>
+          <w:lang w:val="zh_TW" w:bidi="zh_TW"/>
+        </w:rPr>
+        <w:t>12:32–33</w:t>
+      </w:r>
       <w:r>
         <w:rPr>
           <w:lang w:val="zh_TW" w:bidi="zh_TW"/>
@@ -652,18 +592,12 @@
         </w:rPr>
         <w:t>基督的受難（指祂在十字架上受苦）是神救贖計劃的一部分（</w:t>
       </w:r>
-      <w:hyperlink r:id="rId17">
-        <w:r>
-          <w:rPr>
-            <w:lang w:val="zh_TW" w:bidi="zh_TW"/>
-          </w:rPr>
-          <w:rPr>
-            <w:color w:val="0000EE"/>
-            <w:u w:val="single"/>
-          </w:rPr>
-          <w:t>可8:31</w:t>
-        </w:r>
-      </w:hyperlink>
+      <w:r>
+        <w:rPr>
+          <w:lang w:val="zh_TW" w:bidi="zh_TW"/>
+        </w:rPr>
+        <w:t>可8:31</w:t>
+      </w:r>
       <w:r>
         <w:rPr>
           <w:lang w:val="zh_TW" w:bidi="zh_TW"/>
@@ -724,126 +658,84 @@
         </w:rPr>
         <w:t>祂的死亡本身，以一種看似矛盾的方式，被視為祂進入「榮耀」的途徑（見約翰附加於「舉起」的象徵意義）。其它暗示耶穌命運的話語包括祂對先知被殺害的評論（</w:t>
       </w:r>
-      <w:hyperlink r:id="rId23">
-        <w:r>
-          <w:rPr>
-            <w:lang w:val="zh_TW" w:bidi="zh_TW"/>
-          </w:rPr>
-          <w:rPr>
-            <w:color w:val="0000EE"/>
-            <w:u w:val="single"/>
-          </w:rPr>
-          <w:t>太23:29–30</w:t>
-        </w:r>
-      </w:hyperlink>
+      <w:r>
+        <w:rPr>
+          <w:lang w:val="zh_TW" w:bidi="zh_TW"/>
+        </w:rPr>
+        <w:t>太23:29–30</w:t>
+      </w:r>
       <w:r>
         <w:rPr>
           <w:lang w:val="zh_TW" w:bidi="zh_TW"/>
         </w:rPr>
         <w:t>；</w:t>
       </w:r>
-      <w:hyperlink r:id="rId24">
-        <w:r>
-          <w:rPr>
-            <w:lang w:val="zh_TW" w:bidi="zh_TW"/>
-          </w:rPr>
-          <w:rPr>
-            <w:color w:val="0000EE"/>
-            <w:u w:val="single"/>
-          </w:rPr>
-          <w:t>路13:33</w:t>
-        </w:r>
-      </w:hyperlink>
+      <w:r>
+        <w:rPr>
+          <w:lang w:val="zh_TW" w:bidi="zh_TW"/>
+        </w:rPr>
+        <w:t>路13:33</w:t>
+      </w:r>
       <w:r>
         <w:rPr>
           <w:lang w:val="zh_TW" w:bidi="zh_TW"/>
         </w:rPr>
         <w:t>），祂對先知和「兒子」的死亡的比喻（婚宴，</w:t>
       </w:r>
-      <w:hyperlink r:id="rId25">
-        <w:r>
-          <w:rPr>
-            <w:lang w:val="zh_TW" w:bidi="zh_TW"/>
-          </w:rPr>
-          <w:rPr>
-            <w:color w:val="0000EE"/>
-            <w:u w:val="single"/>
-          </w:rPr>
-          <w:t>太22:1–14</w:t>
-        </w:r>
-      </w:hyperlink>
+      <w:r>
+        <w:rPr>
+          <w:lang w:val="zh_TW" w:bidi="zh_TW"/>
+        </w:rPr>
+        <w:t>太22:1–14</w:t>
+      </w:r>
       <w:r>
         <w:rPr>
           <w:lang w:val="zh_TW" w:bidi="zh_TW"/>
         </w:rPr>
         <w:t>；惡園戶，</w:t>
       </w:r>
-      <w:hyperlink r:id="rId26">
-        <w:r>
-          <w:rPr>
-            <w:lang w:val="zh_TW" w:bidi="zh_TW"/>
-          </w:rPr>
-          <w:rPr>
-            <w:color w:val="0000EE"/>
-            <w:u w:val="single"/>
-          </w:rPr>
-          <w:t>可12:1–10</w:t>
-        </w:r>
-      </w:hyperlink>
+      <w:r>
+        <w:rPr>
+          <w:lang w:val="zh_TW" w:bidi="zh_TW"/>
+        </w:rPr>
+        <w:t>可12:1–10</w:t>
+      </w:r>
       <w:r>
         <w:rPr>
           <w:lang w:val="zh_TW" w:bidi="zh_TW"/>
         </w:rPr>
         <w:t>），以及祂對門徒將承受類似苦難的教導（</w:t>
       </w:r>
-      <w:hyperlink r:id="rId27">
-        <w:r>
-          <w:rPr>
-            <w:lang w:val="zh_TW" w:bidi="zh_TW"/>
-          </w:rPr>
-          <w:rPr>
-            <w:color w:val="0000EE"/>
-            <w:u w:val="single"/>
-          </w:rPr>
-          <w:t>太10:24–28</w:t>
-        </w:r>
-      </w:hyperlink>
+      <w:r>
+        <w:rPr>
+          <w:lang w:val="zh_TW" w:bidi="zh_TW"/>
+        </w:rPr>
+        <w:t>太10:24–28</w:t>
+      </w:r>
       <w:r>
         <w:rPr>
           <w:lang w:val="zh_TW" w:bidi="zh_TW"/>
         </w:rPr>
         <w:t>；</w:t>
       </w:r>
-      <w:hyperlink r:id="rId28">
-        <w:r>
-          <w:rPr>
-            <w:lang w:val="zh_TW" w:bidi="zh_TW"/>
-          </w:rPr>
-          <w:rPr>
-            <w:color w:val="0000EE"/>
-            <w:u w:val="single"/>
-          </w:rPr>
-          <w:t>可8:34–35</w:t>
-        </w:r>
-      </w:hyperlink>
+      <w:r>
+        <w:rPr>
+          <w:lang w:val="zh_TW" w:bidi="zh_TW"/>
+        </w:rPr>
+        <w:t>可8:34–35</w:t>
+      </w:r>
       <w:r>
         <w:rPr>
           <w:lang w:val="zh_TW" w:bidi="zh_TW"/>
         </w:rPr>
         <w:t>；</w:t>
       </w:r>
-      <w:hyperlink r:id="rId29">
-        <w:r>
-          <w:rPr>
-            <w:lang w:val="zh_TW" w:bidi="zh_TW"/>
-          </w:rPr>
-          <w:rPr>
-            <w:color w:val="0000EE"/>
-            <w:u w:val="single"/>
-          </w:rPr>
-          <w:t>約15:18–25</w:t>
-        </w:r>
-      </w:hyperlink>
+      <w:r>
+        <w:rPr>
+          <w:lang w:val="zh_TW" w:bidi="zh_TW"/>
+        </w:rPr>
+        <w:t>約15:18–25</w:t>
+      </w:r>
       <w:r>
         <w:rPr>
           <w:lang w:val="zh_TW" w:bidi="zh_TW"/>
@@ -875,54 +767,36 @@
         </w:rPr>
         <w:t>耶穌被釘十字架結合了羅馬和猶太的元素。雖然福音書的作者強調了猶太人犯罪是為了他們自己辯論的目的，但他們還是小心地區分了領袖和普通百姓。是領袖們發起了逮捕耶穌的行動（</w:t>
       </w:r>
-      <w:hyperlink r:id="rId30">
-        <w:r>
-          <w:rPr>
-            <w:lang w:val="zh_TW" w:bidi="zh_TW"/>
-          </w:rPr>
-          <w:rPr>
-            <w:color w:val="0000EE"/>
-            <w:u w:val="single"/>
-          </w:rPr>
-          <w:t>可14:43</w:t>
-        </w:r>
-      </w:hyperlink>
+      <w:r>
+        <w:rPr>
+          <w:lang w:val="zh_TW" w:bidi="zh_TW"/>
+        </w:rPr>
+        <w:t>可14:43</w:t>
+      </w:r>
       <w:r>
         <w:rPr>
           <w:lang w:val="zh_TW" w:bidi="zh_TW"/>
         </w:rPr>
         <w:t>）並將耶穌交由公會審判（</w:t>
       </w:r>
-      <w:hyperlink r:id="rId31">
-        <w:r>
-          <w:rPr>
-            <w:lang w:val="zh_TW" w:bidi="zh_TW"/>
-          </w:rPr>
-          <w:rPr>
-            <w:color w:val="0000EE"/>
-            <w:u w:val="single"/>
-          </w:rPr>
-          <w:t>53–64節</w:t>
-        </w:r>
-      </w:hyperlink>
+      <w:r>
+        <w:rPr>
+          <w:lang w:val="zh_TW" w:bidi="zh_TW"/>
+        </w:rPr>
+        <w:t>53–64節</w:t>
+      </w:r>
       <w:r>
         <w:rPr>
           <w:lang w:val="zh_TW" w:bidi="zh_TW"/>
         </w:rPr>
         <w:t>）。雖然彼拉多似乎猶豫不決，最後卻軟弱地屈服於群眾，通過「洗手」來表示自己無罪（</w:t>
       </w:r>
-      <w:hyperlink r:id="rId32">
-        <w:r>
-          <w:rPr>
-            <w:lang w:val="zh_TW" w:bidi="zh_TW"/>
-          </w:rPr>
-          <w:rPr>
-            <w:color w:val="0000EE"/>
-            <w:u w:val="single"/>
-          </w:rPr>
-          <w:t>太27:24</w:t>
-        </w:r>
-      </w:hyperlink>
+      <w:r>
+        <w:rPr>
+          <w:lang w:val="zh_TW" w:bidi="zh_TW"/>
+        </w:rPr>
+        <w:t>太27:24</w:t>
+      </w:r>
       <w:r>
         <w:rPr>
           <w:lang w:val="zh_TW" w:bidi="zh_TW"/>
@@ -943,54 +817,36 @@
         </w:rPr>
         <w:t>在耶穌的釘十字架過程中，遵循了羅馬的習俗，如鞭打、嘲弄性的加冕並剝奪衣物、背負自己的橫梁、被釘在十字架上，以及打斷兩個強盜的腿。高架的刑場符合將某些罪犯公開示眾的習俗。耶穌十字架的高度也是如此，可能有七到九英尺（2到3米）。十字架上有一塊刻著「猶太人的王」的牌子，表明十字架的橫樑是固定在木桩頂以下的位置。猶太元素見於摻有沒藥的酒（</w:t>
       </w:r>
-      <w:hyperlink r:id="rId33">
-        <w:r>
-          <w:rPr>
-            <w:lang w:val="zh_TW" w:bidi="zh_TW"/>
-          </w:rPr>
-          <w:rPr>
-            <w:color w:val="0000EE"/>
-            <w:u w:val="single"/>
-          </w:rPr>
-          <w:t>可15:23</w:t>
-        </w:r>
-      </w:hyperlink>
+      <w:r>
+        <w:rPr>
+          <w:lang w:val="zh_TW" w:bidi="zh_TW"/>
+        </w:rPr>
+        <w:t>可15:23</w:t>
+      </w:r>
       <w:r>
         <w:rPr>
           <w:lang w:val="zh_TW" w:bidi="zh_TW"/>
         </w:rPr>
         <w:t>）、牛膝草蘆葦杆上的的醋（</w:t>
       </w:r>
-      <w:hyperlink r:id="rId34">
-        <w:r>
-          <w:rPr>
-            <w:lang w:val="zh_TW" w:bidi="zh_TW"/>
-          </w:rPr>
-          <w:rPr>
-            <w:color w:val="0000EE"/>
-            <w:u w:val="single"/>
-          </w:rPr>
-          <w:t>36</w:t>
-        </w:r>
-      </w:hyperlink>
+      <w:r>
+        <w:rPr>
+          <w:lang w:val="zh_TW" w:bidi="zh_TW"/>
+        </w:rPr>
+        <w:t>36</w:t>
+      </w:r>
       <w:r>
         <w:rPr>
           <w:lang w:val="zh_TW" w:bidi="zh_TW"/>
         </w:rPr>
         <w:t>），以及日落前和安息日開始前移走屍體（</w:t>
       </w:r>
-      <w:hyperlink r:id="rId35">
-        <w:r>
-          <w:rPr>
-            <w:lang w:val="zh_TW" w:bidi="zh_TW"/>
-          </w:rPr>
-          <w:rPr>
-            <w:color w:val="0000EE"/>
-            <w:u w:val="single"/>
-          </w:rPr>
-          <w:t>約19:31</w:t>
-        </w:r>
-      </w:hyperlink>
+      <w:r>
+        <w:rPr>
+          <w:lang w:val="zh_TW" w:bidi="zh_TW"/>
+        </w:rPr>
+        <w:t>約19:31</w:t>
+      </w:r>
       <w:r>
         <w:rPr>
           <w:lang w:val="zh_TW" w:bidi="zh_TW"/>
@@ -1050,36 +906,24 @@
         </w:rPr>
         <w:t>馬可福音和馬太福音都展示了彌賽亞被人類處死的恐怖場景。馬可福音對耶穌受難的記述，前半部分對比了群眾的嘲弄與耶穌死亡的真正意義。兩種「救自己」的呼喊（</w:t>
       </w:r>
-      <w:hyperlink r:id="rId36">
-        <w:r>
-          <w:rPr>
-            <w:lang w:val="zh_TW" w:bidi="zh_TW"/>
-          </w:rPr>
-          <w:rPr>
-            <w:color w:val="0000EE"/>
-            <w:u w:val="single"/>
-          </w:rPr>
-          <w:t>可15:29–31</w:t>
-        </w:r>
-      </w:hyperlink>
+      <w:r>
+        <w:rPr>
+          <w:lang w:val="zh_TW" w:bidi="zh_TW"/>
+        </w:rPr>
+        <w:t>可15:29–31</w:t>
+      </w:r>
       <w:r>
         <w:rPr>
           <w:lang w:val="zh_TW" w:bidi="zh_TW"/>
         </w:rPr>
         <w:t>）反覆提到了耶穌所說的三天內重建聖殿——預言性地指向復活。後半部分的描述強調了場景的恐怖，從黑暗到被神離棄的呼喊，再到被進一步的嘲弄（</w:t>
       </w:r>
-      <w:hyperlink r:id="rId37">
-        <w:r>
-          <w:rPr>
-            <w:lang w:val="zh_TW" w:bidi="zh_TW"/>
-          </w:rPr>
-          <w:rPr>
-            <w:color w:val="0000EE"/>
-            <w:u w:val="single"/>
-          </w:rPr>
-          <w:t>33–36</w:t>
-        </w:r>
-      </w:hyperlink>
+      <w:r>
+        <w:rPr>
+          <w:lang w:val="zh_TW" w:bidi="zh_TW"/>
+        </w:rPr>
+        <w:t>33–36</w:t>
+      </w:r>
       <w:r>
         <w:rPr>
           <w:lang w:val="zh_TW" w:bidi="zh_TW"/>
@@ -1100,90 +944,60 @@
         </w:rPr>
         <w:t>馬太福音在某些重要方向上擴展了馬可福音的意象，增加了耶穌「嘗了」苦酒（意在減輕他的痛苦）後拒絕飲用的細節（</w:t>
       </w:r>
-      <w:hyperlink r:id="rId38">
-        <w:r>
-          <w:rPr>
-            <w:lang w:val="zh_TW" w:bidi="zh_TW"/>
-          </w:rPr>
-          <w:rPr>
-            <w:color w:val="0000EE"/>
-            <w:u w:val="single"/>
-          </w:rPr>
-          <w:t>太27:34</w:t>
-        </w:r>
-      </w:hyperlink>
+      <w:r>
+        <w:rPr>
+          <w:lang w:val="zh_TW" w:bidi="zh_TW"/>
+        </w:rPr>
+        <w:t>太27:34</w:t>
+      </w:r>
       <w:r>
         <w:rPr>
           <w:lang w:val="zh_TW" w:bidi="zh_TW"/>
         </w:rPr>
         <w:t>），並在死亡場景中添加了「氣就斷了」（</w:t>
       </w:r>
-      <w:hyperlink r:id="rId39">
-        <w:r>
-          <w:rPr>
-            <w:lang w:val="zh_TW" w:bidi="zh_TW"/>
-          </w:rPr>
-          <w:rPr>
-            <w:color w:val="0000EE"/>
-            <w:u w:val="single"/>
-          </w:rPr>
-          <w:t>50</w:t>
-        </w:r>
-      </w:hyperlink>
+      <w:r>
+        <w:rPr>
+          <w:lang w:val="zh_TW" w:bidi="zh_TW"/>
+        </w:rPr>
+        <w:t>50</w:t>
+      </w:r>
       <w:r>
         <w:rPr>
           <w:lang w:val="zh_TW" w:bidi="zh_TW"/>
         </w:rPr>
         <w:t>）。因此，馬太福音強調耶穌是自願面對死亡，祂完全清醒並完全控制自己。馬太福音的諷刺和暗示也帶出耶穌受難與祂被平反之間的差異。平反的元素包括聖殿幔子的裂開（</w:t>
       </w:r>
-      <w:hyperlink r:id="rId40">
-        <w:r>
-          <w:rPr>
-            <w:lang w:val="zh_TW" w:bidi="zh_TW"/>
-          </w:rPr>
-          <w:rPr>
-            <w:color w:val="0000EE"/>
-            <w:u w:val="single"/>
-          </w:rPr>
-          <w:t>51</w:t>
-        </w:r>
-      </w:hyperlink>
+      <w:r>
+        <w:rPr>
+          <w:lang w:val="zh_TW" w:bidi="zh_TW"/>
+        </w:rPr>
+        <w:t>51</w:t>
+      </w:r>
       <w:r>
         <w:rPr>
           <w:lang w:val="zh_TW" w:bidi="zh_TW"/>
         </w:rPr>
         <w:t>節）和百夫長的見證（</w:t>
       </w:r>
-      <w:hyperlink r:id="rId41">
-        <w:r>
-          <w:rPr>
-            <w:lang w:val="zh_TW" w:bidi="zh_TW"/>
-          </w:rPr>
-          <w:rPr>
-            <w:color w:val="0000EE"/>
-            <w:u w:val="single"/>
-          </w:rPr>
-          <w:t>54</w:t>
-        </w:r>
-      </w:hyperlink>
+      <w:r>
+        <w:rPr>
+          <w:lang w:val="zh_TW" w:bidi="zh_TW"/>
+        </w:rPr>
+        <w:t>54</w:t>
+      </w:r>
       <w:r>
         <w:rPr>
           <w:lang w:val="zh_TW" w:bidi="zh_TW"/>
         </w:rPr>
         <w:t>節）。在</w:t>
       </w:r>
-      <w:hyperlink r:id="rId42">
-        <w:r>
-          <w:rPr>
-            <w:lang w:val="zh_TW" w:bidi="zh_TW"/>
-          </w:rPr>
-          <w:rPr>
-            <w:color w:val="0000EE"/>
-            <w:u w:val="single"/>
-          </w:rPr>
-          <w:t>馬太福音二十七章52至53節</w:t>
-        </w:r>
-      </w:hyperlink>
+      <w:r>
+        <w:rPr>
+          <w:lang w:val="zh_TW" w:bidi="zh_TW"/>
+        </w:rPr>
+        <w:t>馬太福音二十七章52至53節</w:t>
+      </w:r>
       <w:r>
         <w:rPr>
           <w:lang w:val="zh_TW" w:bidi="zh_TW"/>
@@ -1204,36 +1018,24 @@
         </w:rPr>
         <w:t>路加福音中的記載也相當引人注目。它有兩個主要的重點。首先，耶穌被描繪成義人殉道的完美典範，祂寬恕了敵人，並且通過祂的態度改變了一些對手。當群眾回家時「捶著胸」（</w:t>
       </w:r>
-      <w:hyperlink r:id="rId43">
-        <w:r>
-          <w:rPr>
-            <w:lang w:val="zh_TW" w:bidi="zh_TW"/>
-          </w:rPr>
-          <w:rPr>
-            <w:color w:val="0000EE"/>
-            <w:u w:val="single"/>
-          </w:rPr>
-          <w:t>路23:48</w:t>
-        </w:r>
-      </w:hyperlink>
+      <w:r>
+        <w:rPr>
+          <w:lang w:val="zh_TW" w:bidi="zh_TW"/>
+        </w:rPr>
+        <w:t>路23:48</w:t>
+      </w:r>
       <w:r>
         <w:rPr>
           <w:lang w:val="zh_TW" w:bidi="zh_TW"/>
         </w:rPr>
         <w:t>）以及百夫長的呼喊「這真是個義人！」（</w:t>
       </w:r>
-      <w:hyperlink r:id="rId44">
-        <w:r>
-          <w:rPr>
-            <w:lang w:val="zh_TW" w:bidi="zh_TW"/>
-          </w:rPr>
-          <w:rPr>
-            <w:color w:val="0000EE"/>
-            <w:u w:val="single"/>
-          </w:rPr>
-          <w:t>47</w:t>
-        </w:r>
-      </w:hyperlink>
+      <w:r>
+        <w:rPr>
+          <w:lang w:val="zh_TW" w:bidi="zh_TW"/>
+        </w:rPr>
+        <w:t>47</w:t>
+      </w:r>
       <w:r>
         <w:rPr>
           <w:lang w:val="zh_TW" w:bidi="zh_TW"/>
@@ -1254,72 +1056,48 @@
         </w:rPr>
         <w:t>在約翰福音中，神學重點也發生了變化。與路加福音相比，約翰福音更進一步刪除了黑暗和嘲弄等令人震驚的細節，整個敘述中瀰漫著平靜的氛圍。經文強調耶穌對自己處境的主權控制，因為釘十字架幾乎成為一場加冕遊行。只有約翰福音記載十字架上的銘文是用希伯來文、拉丁文和希臘文寫的——這樣的指控成為了基督登基的普世宣告。銘文「拿撒勒人耶穌，猶太人的王」延續了彼拉多在耶穌受審後關於王權的對話。約翰福音因此補充了馬太福音的觀點：耶穌不僅成為了王，而且一直以來都是主宰。這位王被描繪成執行祭司的職責，並且祂自己成為祭物。只有約翰福音提到牛膝草（曾用來在逾越節灑羊羔的血，</w:t>
       </w:r>
-      <w:hyperlink r:id="rId45">
-        <w:r>
-          <w:rPr>
-            <w:lang w:val="zh_TW" w:bidi="zh_TW"/>
-          </w:rPr>
-          <w:rPr>
-            <w:color w:val="0000EE"/>
-            <w:u w:val="single"/>
-          </w:rPr>
-          <w:t>出12:22</w:t>
-        </w:r>
-      </w:hyperlink>
+      <w:r>
+        <w:rPr>
+          <w:lang w:val="zh_TW" w:bidi="zh_TW"/>
+        </w:rPr>
+        <w:t>出12:22</w:t>
+      </w:r>
       <w:r>
         <w:rPr>
           <w:lang w:val="zh_TW" w:bidi="zh_TW"/>
         </w:rPr>
         <w:t>）和耶穌的呼喊：「成了！」（</w:t>
       </w:r>
-      <w:hyperlink r:id="rId46">
-        <w:r>
-          <w:rPr>
-            <w:lang w:val="zh_TW" w:bidi="zh_TW"/>
-          </w:rPr>
-          <w:rPr>
-            <w:color w:val="0000EE"/>
-            <w:u w:val="single"/>
-          </w:rPr>
-          <w:t>約19:29–30</w:t>
-        </w:r>
-      </w:hyperlink>
+      <w:r>
+        <w:rPr>
+          <w:lang w:val="zh_TW" w:bidi="zh_TW"/>
+        </w:rPr>
+        <w:t>約19:29–30</w:t>
+      </w:r>
       <w:r>
         <w:rPr>
           <w:lang w:val="zh_TW" w:bidi="zh_TW"/>
         </w:rPr>
         <w:t>）。此外，耶穌肋旁被扎（</w:t>
       </w:r>
-      <w:hyperlink r:id="rId47">
-        <w:r>
-          <w:rPr>
-            <w:lang w:val="zh_TW" w:bidi="zh_TW"/>
-          </w:rPr>
-          <w:rPr>
-            <w:color w:val="0000EE"/>
-            <w:u w:val="single"/>
-          </w:rPr>
-          <w:t>31–37</w:t>
-        </w:r>
-      </w:hyperlink>
+      <w:r>
+        <w:rPr>
+          <w:lang w:val="zh_TW" w:bidi="zh_TW"/>
+        </w:rPr>
+        <w:t>31–37</w:t>
+      </w:r>
       <w:r>
         <w:rPr>
           <w:lang w:val="zh_TW" w:bidi="zh_TW"/>
         </w:rPr>
         <w:t>節），顯示了祂真實的死亡，也可以象徵性地與「活水的江河」（</w:t>
       </w:r>
-      <w:hyperlink r:id="rId48">
-        <w:r>
-          <w:rPr>
-            <w:lang w:val="zh_TW" w:bidi="zh_TW"/>
-          </w:rPr>
-          <w:rPr>
-            <w:color w:val="0000EE"/>
-            <w:u w:val="single"/>
-          </w:rPr>
-          <w:t>7:37–38</w:t>
-        </w:r>
-      </w:hyperlink>
+      <w:r>
+        <w:rPr>
+          <w:lang w:val="zh_TW" w:bidi="zh_TW"/>
+        </w:rPr>
+        <w:t>7:37–38</w:t>
+      </w:r>
       <w:r>
         <w:rPr>
           <w:lang w:val="zh_TW" w:bidi="zh_TW"/>
@@ -1379,18 +1157,12 @@
         </w:rPr>
         <w:t>拿撒勒人耶穌的死亡和復活是基督教神學的核心事件。十字架之所以有意義，是因為被釘死在十字架上的人的重要性，以及祂的死亡所成就的事。「十字架的道理」是早期教會宣講救恩的核心。最重要的是，十字架事件是神在歷史上主要的救贖行動；因此，雖然十字架是一個過去的事件，但它在當下仍具有深遠的意義。基督被釘十字架並復活是教會信息的核心（</w:t>
       </w:r>
-      <w:hyperlink r:id="rId49">
-        <w:r>
-          <w:rPr>
-            <w:lang w:val="zh_TW" w:bidi="zh_TW"/>
-          </w:rPr>
-          <w:rPr>
-            <w:color w:val="0000EE"/>
-            <w:u w:val="single"/>
-          </w:rPr>
-          <w:t>加3:1</w:t>
-        </w:r>
-      </w:hyperlink>
+      <w:r>
+        <w:rPr>
+          <w:lang w:val="zh_TW" w:bidi="zh_TW"/>
+        </w:rPr>
+        <w:t>加3:1</w:t>
+      </w:r>
       <w:r>
         <w:rPr>
           <w:lang w:val="zh_TW" w:bidi="zh_TW"/>
@@ -1411,126 +1183,84 @@
         </w:rPr>
         <w:t>核心經文是</w:t>
       </w:r>
-      <w:hyperlink r:id="rId50">
-        <w:r>
-          <w:rPr>
-            <w:lang w:val="zh_TW" w:bidi="zh_TW"/>
-          </w:rPr>
-          <w:rPr>
-            <w:color w:val="0000EE"/>
-            <w:u w:val="single"/>
-          </w:rPr>
-          <w:t>哥林多前書一章17節至二章5節</w:t>
-        </w:r>
-      </w:hyperlink>
+      <w:r>
+        <w:rPr>
+          <w:lang w:val="zh_TW" w:bidi="zh_TW"/>
+        </w:rPr>
+        <w:t>哥林多前書一章17節至二章5節</w:t>
+      </w:r>
       <w:r>
         <w:rPr>
           <w:lang w:val="zh_TW" w:bidi="zh_TW"/>
         </w:rPr>
         <w:t>。那裡的「十字架的道理」（</w:t>
       </w:r>
-      <w:hyperlink r:id="rId51">
-        <w:r>
-          <w:rPr>
-            <w:lang w:val="zh_TW" w:bidi="zh_TW"/>
-          </w:rPr>
-          <w:rPr>
-            <w:color w:val="0000EE"/>
-            <w:u w:val="single"/>
-          </w:rPr>
-          <w:t>1:18</w:t>
-        </w:r>
-      </w:hyperlink>
+      <w:r>
+        <w:rPr>
+          <w:lang w:val="zh_TW" w:bidi="zh_TW"/>
+        </w:rPr>
+        <w:t>1:18</w:t>
+      </w:r>
       <w:r>
         <w:rPr>
           <w:lang w:val="zh_TW" w:bidi="zh_TW"/>
         </w:rPr>
         <w:t>）與「智慧的言語」（</w:t>
       </w:r>
-      <w:hyperlink r:id="rId52">
-        <w:r>
-          <w:rPr>
-            <w:lang w:val="zh_TW" w:bidi="zh_TW"/>
-          </w:rPr>
-          <w:rPr>
-            <w:color w:val="0000EE"/>
-            <w:u w:val="single"/>
-          </w:rPr>
-          <w:t>17</w:t>
-        </w:r>
-      </w:hyperlink>
+      <w:r>
+        <w:rPr>
+          <w:lang w:val="zh_TW" w:bidi="zh_TW"/>
+        </w:rPr>
+        <w:t>17</w:t>
+      </w:r>
       <w:r>
         <w:rPr>
           <w:lang w:val="zh_TW" w:bidi="zh_TW"/>
         </w:rPr>
         <w:t>節）形成對比。雖然聽起來像愚拙，這對希臘哲學和猶太律法主義來說都是冒犯（參</w:t>
       </w:r>
-      <w:hyperlink r:id="rId53">
-        <w:r>
-          <w:rPr>
-            <w:lang w:val="zh_TW" w:bidi="zh_TW"/>
-          </w:rPr>
-          <w:rPr>
-            <w:color w:val="0000EE"/>
-            <w:u w:val="single"/>
-          </w:rPr>
-          <w:t>加6:12–15</w:t>
-        </w:r>
-      </w:hyperlink>
+      <w:r>
+        <w:rPr>
+          <w:lang w:val="zh_TW" w:bidi="zh_TW"/>
+        </w:rPr>
+        <w:t>加6:12–15</w:t>
+      </w:r>
       <w:r>
         <w:rPr>
           <w:lang w:val="zh_TW" w:bidi="zh_TW"/>
         </w:rPr>
         <w:t>），但正是這種在人看來的「軟弱」卻為「神的能力」打開了門（</w:t>
       </w:r>
-      <w:hyperlink r:id="rId51">
-        <w:r>
-          <w:rPr>
-            <w:lang w:val="zh_TW" w:bidi="zh_TW"/>
-          </w:rPr>
-          <w:rPr>
-            <w:color w:val="0000EE"/>
-            <w:u w:val="single"/>
-          </w:rPr>
-          <w:t>林前1:18</w:t>
-        </w:r>
-      </w:hyperlink>
+      <w:r>
+        <w:rPr>
+          <w:lang w:val="zh_TW" w:bidi="zh_TW"/>
+        </w:rPr>
+        <w:t>林前1:18</w:t>
+      </w:r>
       <w:r>
         <w:rPr>
           <w:lang w:val="zh_TW" w:bidi="zh_TW"/>
         </w:rPr>
         <w:t>）。教會宣告中的十字架展示了神行事的模式：祂從生命中的軟弱之處創造出能力和智慧（</w:t>
       </w:r>
-      <w:hyperlink r:id="rId54">
-        <w:r>
-          <w:rPr>
-            <w:lang w:val="zh_TW" w:bidi="zh_TW"/>
-          </w:rPr>
-          <w:rPr>
-            <w:color w:val="0000EE"/>
-            <w:u w:val="single"/>
-          </w:rPr>
-          <w:t>26–30節</w:t>
-        </w:r>
-      </w:hyperlink>
+      <w:r>
+        <w:rPr>
+          <w:lang w:val="zh_TW" w:bidi="zh_TW"/>
+        </w:rPr>
+        <w:t>26–30節</w:t>
+      </w:r>
       <w:r>
         <w:rPr>
           <w:lang w:val="zh_TW" w:bidi="zh_TW"/>
         </w:rPr>
         <w:t>）。由於哲學思辯用人的智慧取代了神的信息，從而使十字架失去了意義，保羅拒絕「高言大智」，只傳講「被釘十字架的基督」。因此，「聖靈和大能」在保羅的「軟弱」中顯明出來（</w:t>
       </w:r>
-      <w:hyperlink r:id="rId55">
-        <w:r>
-          <w:rPr>
-            <w:lang w:val="zh_TW" w:bidi="zh_TW"/>
-          </w:rPr>
-          <w:rPr>
-            <w:color w:val="0000EE"/>
-            <w:u w:val="single"/>
-          </w:rPr>
-          <w:t>2:1–5</w:t>
-        </w:r>
-      </w:hyperlink>
+      <w:r>
+        <w:rPr>
+          <w:lang w:val="zh_TW" w:bidi="zh_TW"/>
+        </w:rPr>
+        <w:t>2:1–5</w:t>
+      </w:r>
       <w:r>
         <w:rPr>
           <w:lang w:val="zh_TW" w:bidi="zh_TW"/>
@@ -1551,120 +1281,78 @@
         </w:rPr>
         <w:t>書信中主要強調十字架是贖罪（atonement）的基礎（見</w:t>
       </w:r>
-      <w:hyperlink r:id="rId56">
-        <w:r>
-          <w:rPr>
-            <w:lang w:val="zh_TW" w:bidi="zh_TW"/>
-          </w:rPr>
-          <w:rPr>
-            <w:color w:val="0000EE"/>
-            <w:u w:val="single"/>
-          </w:rPr>
-          <w:t>弗2:16</w:t>
-        </w:r>
-      </w:hyperlink>
+      <w:r>
+        <w:rPr>
+          <w:lang w:val="zh_TW" w:bidi="zh_TW"/>
+        </w:rPr>
+        <w:t>弗2:16</w:t>
+      </w:r>
       <w:r>
         <w:rPr>
           <w:lang w:val="zh_TW" w:bidi="zh_TW"/>
         </w:rPr>
         <w:t>；</w:t>
       </w:r>
-      <w:hyperlink r:id="rId57">
-        <w:r>
-          <w:rPr>
-            <w:lang w:val="zh_TW" w:bidi="zh_TW"/>
-          </w:rPr>
-          <w:rPr>
-            <w:color w:val="0000EE"/>
-            <w:u w:val="single"/>
-          </w:rPr>
-          <w:t>西1:20</w:t>
-        </w:r>
-      </w:hyperlink>
+      <w:r>
+        <w:rPr>
+          <w:lang w:val="zh_TW" w:bidi="zh_TW"/>
+        </w:rPr>
+        <w:t>西1:20</w:t>
+      </w:r>
       <w:r>
         <w:rPr>
           <w:lang w:val="zh_TW" w:bidi="zh_TW"/>
         </w:rPr>
         <w:t>，</w:t>
       </w:r>
-      <w:hyperlink r:id="rId58">
-        <w:r>
-          <w:rPr>
-            <w:lang w:val="zh_TW" w:bidi="zh_TW"/>
-          </w:rPr>
-          <w:rPr>
-            <w:color w:val="0000EE"/>
-            <w:u w:val="single"/>
-          </w:rPr>
-          <w:t>2:14</w:t>
-        </w:r>
-      </w:hyperlink>
+      <w:r>
+        <w:rPr>
+          <w:lang w:val="zh_TW" w:bidi="zh_TW"/>
+        </w:rPr>
+        <w:t>2:14</w:t>
+      </w:r>
       <w:r>
         <w:rPr>
           <w:lang w:val="zh_TW" w:bidi="zh_TW"/>
         </w:rPr>
         <w:t>），而在使徒行傳中，復活似乎是更重要的主題（見</w:t>
       </w:r>
-      <w:hyperlink r:id="rId59">
-        <w:r>
-          <w:rPr>
-            <w:lang w:val="zh_TW" w:bidi="zh_TW"/>
-          </w:rPr>
-          <w:rPr>
-            <w:color w:val="0000EE"/>
-            <w:u w:val="single"/>
-          </w:rPr>
-          <w:t>徒2:33–36</w:t>
-        </w:r>
-      </w:hyperlink>
+      <w:r>
+        <w:rPr>
+          <w:lang w:val="zh_TW" w:bidi="zh_TW"/>
+        </w:rPr>
+        <w:t>徒2:33–36</w:t>
+      </w:r>
       <w:r>
         <w:rPr>
           <w:lang w:val="zh_TW" w:bidi="zh_TW"/>
         </w:rPr>
         <w:t>，</w:t>
       </w:r>
-      <w:hyperlink r:id="rId60">
-        <w:r>
-          <w:rPr>
-            <w:lang w:val="zh_TW" w:bidi="zh_TW"/>
-          </w:rPr>
-          <w:rPr>
-            <w:color w:val="0000EE"/>
-            <w:u w:val="single"/>
-          </w:rPr>
-          <w:t>3:19–26，</w:t>
-        </w:r>
-      </w:hyperlink>
-      <w:hyperlink r:id="rId61">
-        <w:r>
-          <w:rPr>
-            <w:lang w:val="zh_TW" w:bidi="zh_TW"/>
-          </w:rPr>
-          <w:rPr>
-            <w:color w:val="0000EE"/>
-            <w:u w:val="single"/>
-          </w:rPr>
-          <w:t>13:37–39</w:t>
-        </w:r>
-      </w:hyperlink>
+      <w:r>
+        <w:rPr>
+          <w:lang w:val="zh_TW" w:bidi="zh_TW"/>
+        </w:rPr>
+        <w:t>3:19–26，</w:t>
+      </w:r>
+      <w:r>
+        <w:rPr>
+          <w:lang w:val="zh_TW" w:bidi="zh_TW"/>
+        </w:rPr>
+        <w:t>13:37–39</w:t>
+      </w:r>
       <w:r>
         <w:rPr>
           <w:lang w:val="zh_TW" w:bidi="zh_TW"/>
         </w:rPr>
         <w:t>）。這是因為這些著作的目的不同：十字架常被用於教導的部分，而復活則在說服（或護教）部分中成為核心，當談到救恩的基礎時，往往會強調復活。事實上，這兩者在救恩歷史中是一個單一事件。耶穌「被交給人，是為我們的過犯；復活，是為叫我們稱義」（</w:t>
       </w:r>
-      <w:hyperlink r:id="rId62">
-        <w:r>
-          <w:rPr>
-            <w:lang w:val="zh_TW" w:bidi="zh_TW"/>
-          </w:rPr>
-          <w:rPr>
-            <w:color w:val="0000EE"/>
-            <w:u w:val="single"/>
-          </w:rPr>
-          <w:t>羅4:25</w:t>
-        </w:r>
-      </w:hyperlink>
+      <w:r>
+        <w:rPr>
+          <w:lang w:val="zh_TW" w:bidi="zh_TW"/>
+        </w:rPr>
+        <w:t>羅4:25</w:t>
+      </w:r>
       <w:r>
         <w:rPr>
           <w:lang w:val="zh_TW" w:bidi="zh_TW"/>
@@ -1685,300 +1373,198 @@
         </w:rPr>
         <w:t>保羅用「救贖（redemption）」、「挽回祭（propitiation）」和「稱義（justification）」來表達十字架的重要性。前兩個概念具有「為我們」的主題，這與受苦的僕人（</w:t>
       </w:r>
-      <w:hyperlink r:id="rId63">
-        <w:r>
-          <w:rPr>
-            <w:lang w:val="zh_TW" w:bidi="zh_TW"/>
-          </w:rPr>
-          <w:rPr>
-            <w:color w:val="0000EE"/>
-            <w:u w:val="single"/>
-          </w:rPr>
-          <w:t>賽53:10–12</w:t>
-        </w:r>
-      </w:hyperlink>
+      <w:r>
+        <w:rPr>
+          <w:lang w:val="zh_TW" w:bidi="zh_TW"/>
+        </w:rPr>
+        <w:t>賽53:10–12</w:t>
+      </w:r>
       <w:r>
         <w:rPr>
           <w:lang w:val="zh_TW" w:bidi="zh_TW"/>
         </w:rPr>
         <w:t>）相關聯，其死亡是為了「多人的罪」。在新約和舊約中，救贖的概念是支付代價以「贖回（ransom）」那些被擄的人。新約解釋說，那個代價在十字架上付了，從而使人從罪中得以釋放（</w:t>
       </w:r>
-      <w:hyperlink r:id="rId64">
-        <w:r>
-          <w:rPr>
-            <w:lang w:val="zh_TW" w:bidi="zh_TW"/>
-          </w:rPr>
-          <w:rPr>
-            <w:color w:val="0000EE"/>
-            <w:u w:val="single"/>
-          </w:rPr>
-          <w:t>可10:45</w:t>
-        </w:r>
-      </w:hyperlink>
+      <w:r>
+        <w:rPr>
+          <w:lang w:val="zh_TW" w:bidi="zh_TW"/>
+        </w:rPr>
+        <w:t>可10:45</w:t>
+      </w:r>
       <w:r>
         <w:rPr>
           <w:lang w:val="zh_TW" w:bidi="zh_TW"/>
         </w:rPr>
         <w:t>；</w:t>
       </w:r>
-      <w:hyperlink r:id="rId65">
-        <w:r>
-          <w:rPr>
-            <w:lang w:val="zh_TW" w:bidi="zh_TW"/>
-          </w:rPr>
-          <w:rPr>
-            <w:color w:val="0000EE"/>
-            <w:u w:val="single"/>
-          </w:rPr>
-          <w:t>多2:14</w:t>
-        </w:r>
-      </w:hyperlink>
+      <w:r>
+        <w:rPr>
+          <w:lang w:val="zh_TW" w:bidi="zh_TW"/>
+        </w:rPr>
+        <w:t>多2:14</w:t>
+      </w:r>
       <w:r>
         <w:rPr>
           <w:lang w:val="zh_TW" w:bidi="zh_TW"/>
         </w:rPr>
         <w:t>；</w:t>
       </w:r>
-      <w:hyperlink r:id="rId66">
-        <w:r>
-          <w:rPr>
-            <w:lang w:val="zh_TW" w:bidi="zh_TW"/>
-          </w:rPr>
-          <w:rPr>
-            <w:color w:val="0000EE"/>
-            <w:u w:val="single"/>
-          </w:rPr>
-          <w:t>彼前1:18</w:t>
-        </w:r>
-      </w:hyperlink>
+      <w:r>
+        <w:rPr>
+          <w:lang w:val="zh_TW" w:bidi="zh_TW"/>
+        </w:rPr>
+        <w:t>彼前1:18</w:t>
+      </w:r>
       <w:r>
         <w:rPr>
           <w:lang w:val="zh_TW" w:bidi="zh_TW"/>
         </w:rPr>
         <w:t>）。 耶穌之死與「代替（instead of）」的關係也可見於</w:t>
       </w:r>
-      <w:hyperlink r:id="rId16">
-        <w:r>
-          <w:rPr>
-            <w:lang w:val="zh_TW" w:bidi="zh_TW"/>
-          </w:rPr>
-          <w:rPr>
-            <w:color w:val="0000EE"/>
-            <w:u w:val="single"/>
-          </w:rPr>
-          <w:t>加拉太書三章13節</w:t>
-        </w:r>
-      </w:hyperlink>
+      <w:r>
+        <w:rPr>
+          <w:lang w:val="zh_TW" w:bidi="zh_TW"/>
+        </w:rPr>
+        <w:t>加拉太書三章13節</w:t>
+      </w:r>
       <w:r>
         <w:rPr>
           <w:lang w:val="zh_TW" w:bidi="zh_TW"/>
         </w:rPr>
         <w:t>，該經文將</w:t>
       </w:r>
-      <w:hyperlink r:id="rId67">
-        <w:r>
-          <w:rPr>
-            <w:lang w:val="zh_TW" w:bidi="zh_TW"/>
-          </w:rPr>
-          <w:rPr>
-            <w:color w:val="0000EE"/>
-            <w:u w:val="single"/>
-          </w:rPr>
-          <w:t>申命記二十一章23節</w:t>
-        </w:r>
-      </w:hyperlink>
+      <w:r>
+        <w:rPr>
+          <w:lang w:val="zh_TW" w:bidi="zh_TW"/>
+        </w:rPr>
+        <w:t>申命記二十一章23節</w:t>
+      </w:r>
       <w:r>
         <w:rPr>
           <w:lang w:val="zh_TW" w:bidi="zh_TW"/>
         </w:rPr>
         <w:t>中的咒詛解釋為「為我們」（參</w:t>
       </w:r>
-      <w:hyperlink r:id="rId68">
-        <w:r>
-          <w:rPr>
-            <w:lang w:val="zh_TW" w:bidi="zh_TW"/>
-          </w:rPr>
-          <w:rPr>
-            <w:color w:val="0000EE"/>
-            <w:u w:val="single"/>
-          </w:rPr>
-          <w:t>羅5:10–11、18</w:t>
-        </w:r>
-      </w:hyperlink>
+      <w:r>
+        <w:rPr>
+          <w:lang w:val="zh_TW" w:bidi="zh_TW"/>
+        </w:rPr>
+        <w:t>羅5:10–11、18</w:t>
+      </w:r>
       <w:r>
         <w:rPr>
           <w:lang w:val="zh_TW" w:bidi="zh_TW"/>
         </w:rPr>
         <w:t>；</w:t>
       </w:r>
-      <w:hyperlink r:id="rId69">
-        <w:r>
-          <w:rPr>
-            <w:lang w:val="zh_TW" w:bidi="zh_TW"/>
-          </w:rPr>
-          <w:rPr>
-            <w:color w:val="0000EE"/>
-            <w:u w:val="single"/>
-          </w:rPr>
-          <w:t>林前11:24</w:t>
-        </w:r>
-      </w:hyperlink>
+      <w:r>
+        <w:rPr>
+          <w:lang w:val="zh_TW" w:bidi="zh_TW"/>
+        </w:rPr>
+        <w:t>林前11:24</w:t>
+      </w:r>
       <w:r>
         <w:rPr>
           <w:lang w:val="zh_TW" w:bidi="zh_TW"/>
         </w:rPr>
         <w:t>；</w:t>
       </w:r>
-      <w:hyperlink r:id="rId70">
-        <w:r>
-          <w:rPr>
-            <w:lang w:val="zh_TW" w:bidi="zh_TW"/>
-          </w:rPr>
-          <w:rPr>
-            <w:color w:val="0000EE"/>
-            <w:u w:val="single"/>
-          </w:rPr>
-          <w:t>弗1:7</w:t>
-        </w:r>
-      </w:hyperlink>
+      <w:r>
+        <w:rPr>
+          <w:lang w:val="zh_TW" w:bidi="zh_TW"/>
+        </w:rPr>
+        <w:t>弗1:7</w:t>
+      </w:r>
       <w:r>
         <w:rPr>
           <w:lang w:val="zh_TW" w:bidi="zh_TW"/>
         </w:rPr>
         <w:t>，</w:t>
       </w:r>
-      <w:hyperlink r:id="rId71">
-        <w:r>
-          <w:rPr>
-            <w:lang w:val="zh_TW" w:bidi="zh_TW"/>
-          </w:rPr>
-          <w:rPr>
-            <w:color w:val="0000EE"/>
-            <w:u w:val="single"/>
-          </w:rPr>
-          <w:t>2:13</w:t>
-        </w:r>
-      </w:hyperlink>
+      <w:r>
+        <w:rPr>
+          <w:lang w:val="zh_TW" w:bidi="zh_TW"/>
+        </w:rPr>
+        <w:t>2:13</w:t>
+      </w:r>
       <w:r>
         <w:rPr>
           <w:lang w:val="zh_TW" w:bidi="zh_TW"/>
         </w:rPr>
         <w:t>）。同樣，保羅的稱義觀念也是以十字架為中心。正是「基督被釘十字架」使人得以稱義，並使人脫離罪的自由成為可能（</w:t>
       </w:r>
-      <w:hyperlink r:id="rId72">
-        <w:r>
-          <w:rPr>
-            <w:lang w:val="zh_TW" w:bidi="zh_TW"/>
-          </w:rPr>
-          <w:rPr>
-            <w:color w:val="0000EE"/>
-            <w:u w:val="single"/>
-          </w:rPr>
-          <w:t>羅6:6</w:t>
-        </w:r>
-      </w:hyperlink>
+      <w:r>
+        <w:rPr>
+          <w:lang w:val="zh_TW" w:bidi="zh_TW"/>
+        </w:rPr>
+        <w:t>羅6:6</w:t>
+      </w:r>
       <w:r>
         <w:rPr>
           <w:lang w:val="zh_TW" w:bidi="zh_TW"/>
         </w:rPr>
         <w:t>；</w:t>
       </w:r>
-      <w:hyperlink r:id="rId73">
-        <w:r>
-          <w:rPr>
-            <w:lang w:val="zh_TW" w:bidi="zh_TW"/>
-          </w:rPr>
-          <w:rPr>
-            <w:color w:val="0000EE"/>
-            <w:u w:val="single"/>
-          </w:rPr>
-          <w:t>加2:19–21</w:t>
-        </w:r>
-      </w:hyperlink>
+      <w:r>
+        <w:rPr>
+          <w:lang w:val="zh_TW" w:bidi="zh_TW"/>
+        </w:rPr>
+        <w:t>加2:19–21</w:t>
+      </w:r>
       <w:r>
         <w:rPr>
           <w:lang w:val="zh_TW" w:bidi="zh_TW"/>
         </w:rPr>
         <w:t>）。人的罪被轉移到十字架上，並在那裡得以贖罪，為所有願意接受其能力的人開啟了神的律法赦免之門（</w:t>
       </w:r>
-      <w:hyperlink r:id="rId74">
-        <w:r>
-          <w:rPr>
-            <w:lang w:val="zh_TW" w:bidi="zh_TW"/>
-          </w:rPr>
-          <w:rPr>
-            <w:color w:val="0000EE"/>
-            <w:u w:val="single"/>
-          </w:rPr>
-          <w:t>彼前1:18–21</w:t>
-        </w:r>
-      </w:hyperlink>
+      <w:r>
+        <w:rPr>
+          <w:lang w:val="zh_TW" w:bidi="zh_TW"/>
+        </w:rPr>
+        <w:t>彼前1:18–21</w:t>
+      </w:r>
       <w:r>
         <w:rPr>
           <w:lang w:val="zh_TW" w:bidi="zh_TW"/>
         </w:rPr>
         <w:t>，</w:t>
       </w:r>
-      <w:hyperlink r:id="rId75">
-        <w:r>
-          <w:rPr>
-            <w:lang w:val="zh_TW" w:bidi="zh_TW"/>
-          </w:rPr>
-          <w:rPr>
-            <w:color w:val="0000EE"/>
-            <w:u w:val="single"/>
-          </w:rPr>
-          <w:t>2:24，</w:t>
-        </w:r>
-      </w:hyperlink>
-      <w:hyperlink r:id="rId76">
-        <w:r>
-          <w:rPr>
-            <w:lang w:val="zh_TW" w:bidi="zh_TW"/>
-          </w:rPr>
-          <w:rPr>
-            <w:color w:val="0000EE"/>
-            <w:u w:val="single"/>
-          </w:rPr>
-          <w:t>3:18</w:t>
-        </w:r>
-      </w:hyperlink>
+      <w:r>
+        <w:rPr>
+          <w:lang w:val="zh_TW" w:bidi="zh_TW"/>
+        </w:rPr>
+        <w:t>2:24，</w:t>
+      </w:r>
+      <w:r>
+        <w:rPr>
+          <w:lang w:val="zh_TW" w:bidi="zh_TW"/>
+        </w:rPr>
+        <w:t>3:18</w:t>
+      </w:r>
       <w:r>
         <w:rPr>
           <w:lang w:val="zh_TW" w:bidi="zh_TW"/>
         </w:rPr>
         <w:t>）。最終的結果是「和好（reconciliation）」——這既是縱向的，指人與神之間的和好（</w:t>
       </w:r>
-      <w:hyperlink r:id="rId57">
-        <w:r>
-          <w:rPr>
-            <w:lang w:val="zh_TW" w:bidi="zh_TW"/>
-          </w:rPr>
-          <w:rPr>
-            <w:color w:val="0000EE"/>
-            <w:u w:val="single"/>
-          </w:rPr>
-          <w:t>西1:20</w:t>
-        </w:r>
-      </w:hyperlink>
+      <w:r>
+        <w:rPr>
+          <w:lang w:val="zh_TW" w:bidi="zh_TW"/>
+        </w:rPr>
+        <w:t>西1:20</w:t>
+      </w:r>
       <w:r>
         <w:rPr>
           <w:lang w:val="zh_TW" w:bidi="zh_TW"/>
         </w:rPr>
         <w:t>），也是橫向的，指先前彼此敵對的人類勢力之間的和好（例如，在</w:t>
       </w:r>
-      <w:hyperlink r:id="rId77">
-        <w:r>
-          <w:rPr>
-            <w:lang w:val="zh_TW" w:bidi="zh_TW"/>
-          </w:rPr>
-          <w:rPr>
-            <w:color w:val="0000EE"/>
-            <w:u w:val="single"/>
-          </w:rPr>
-          <w:t>弗2:13–16</w:t>
-        </w:r>
-      </w:hyperlink>
+      <w:r>
+        <w:rPr>
+          <w:lang w:val="zh_TW" w:bidi="zh_TW"/>
+        </w:rPr>
+        <w:t>弗2:13–16</w:t>
+      </w:r>
       <w:r>
         <w:rPr>
           <w:lang w:val="zh_TW" w:bidi="zh_TW"/>
@@ -2013,108 +1599,72 @@
         </w:rPr>
         <w:t>耶穌在五處經文中將「背十字架」作為門徒的條件。這些經文有兩個主要異文（variants）：一個是在馬太福音和路加福音中共同出現的（</w:t>
       </w:r>
-      <w:hyperlink r:id="rId78">
-        <w:r>
-          <w:rPr>
-            <w:lang w:val="zh_TW" w:bidi="zh_TW"/>
-          </w:rPr>
-          <w:rPr>
-            <w:color w:val="0000EE"/>
-            <w:u w:val="single"/>
-          </w:rPr>
-          <w:t>太10:38</w:t>
-        </w:r>
-      </w:hyperlink>
+      <w:r>
+        <w:rPr>
+          <w:lang w:val="zh_TW" w:bidi="zh_TW"/>
+        </w:rPr>
+        <w:t>太10:38</w:t>
+      </w:r>
       <w:r>
         <w:rPr>
           <w:lang w:val="zh_TW" w:bidi="zh_TW"/>
         </w:rPr>
         <w:t>；</w:t>
       </w:r>
-      <w:hyperlink r:id="rId79">
-        <w:r>
-          <w:rPr>
-            <w:lang w:val="zh_TW" w:bidi="zh_TW"/>
-          </w:rPr>
-          <w:rPr>
-            <w:color w:val="0000EE"/>
-            <w:u w:val="single"/>
-          </w:rPr>
-          <w:t>加14:27</w:t>
-        </w:r>
-      </w:hyperlink>
+      <w:r>
+        <w:rPr>
+          <w:lang w:val="zh_TW" w:bidi="zh_TW"/>
+        </w:rPr>
+        <w:t>加14:27</w:t>
+      </w:r>
       <w:r>
         <w:rPr>
           <w:lang w:val="zh_TW" w:bidi="zh_TW"/>
         </w:rPr>
         <w:t>），其表述是負面的（「不能作我的門徒」）；另一個出現在三卷對觀福音書中（</w:t>
       </w:r>
-      <w:hyperlink r:id="rId80">
-        <w:r>
-          <w:rPr>
-            <w:lang w:val="zh_TW" w:bidi="zh_TW"/>
-          </w:rPr>
-          <w:rPr>
-            <w:color w:val="0000EE"/>
-            <w:u w:val="single"/>
-          </w:rPr>
-          <w:t>太16:24</w:t>
-        </w:r>
-      </w:hyperlink>
+      <w:r>
+        <w:rPr>
+          <w:lang w:val="zh_TW" w:bidi="zh_TW"/>
+        </w:rPr>
+        <w:t>太16:24</w:t>
+      </w:r>
       <w:r>
         <w:rPr>
           <w:lang w:val="zh_TW" w:bidi="zh_TW"/>
         </w:rPr>
         <w:t>；</w:t>
       </w:r>
-      <w:hyperlink r:id="rId81">
-        <w:r>
-          <w:rPr>
-            <w:lang w:val="zh_TW" w:bidi="zh_TW"/>
-          </w:rPr>
-          <w:rPr>
-            <w:color w:val="0000EE"/>
-            <w:u w:val="single"/>
-          </w:rPr>
-          <w:t>可8:34</w:t>
-        </w:r>
-      </w:hyperlink>
+      <w:r>
+        <w:rPr>
+          <w:lang w:val="zh_TW" w:bidi="zh_TW"/>
+        </w:rPr>
+        <w:t>可8:34</w:t>
+      </w:r>
       <w:r>
         <w:rPr>
           <w:lang w:val="zh_TW" w:bidi="zh_TW"/>
         </w:rPr>
         <w:t>；</w:t>
       </w:r>
-      <w:hyperlink r:id="rId82">
-        <w:r>
-          <w:rPr>
-            <w:lang w:val="zh_TW" w:bidi="zh_TW"/>
-          </w:rPr>
-          <w:rPr>
-            <w:color w:val="0000EE"/>
-            <w:u w:val="single"/>
-          </w:rPr>
-          <w:t>加9:23</w:t>
-        </w:r>
-      </w:hyperlink>
+      <w:r>
+        <w:rPr>
+          <w:lang w:val="zh_TW" w:bidi="zh_TW"/>
+        </w:rPr>
+        <w:t>加9:23</w:t>
+      </w:r>
       <w:r>
         <w:rPr>
           <w:lang w:val="zh_TW" w:bidi="zh_TW"/>
         </w:rPr>
         <w:t>），其表述是正面的（「若有人要跟從我」）。這些話語中呈現了兩個主要的模式。主要的模式來自於一個被判刑的人背著他的十字架去刑場的意象；門徒訓練的一個必要部分就是天天（</w:t>
       </w:r>
-      <w:hyperlink r:id="rId82">
-        <w:r>
-          <w:rPr>
-            <w:lang w:val="zh_TW" w:bidi="zh_TW"/>
-          </w:rPr>
-          <w:rPr>
-            <w:color w:val="0000EE"/>
-            <w:u w:val="single"/>
-          </w:rPr>
-          <w:t>路9:23</w:t>
-        </w:r>
-      </w:hyperlink>
+      <w:r>
+        <w:rPr>
+          <w:lang w:val="zh_TW" w:bidi="zh_TW"/>
+        </w:rPr>
+        <w:t>路9:23</w:t>
+      </w:r>
       <w:r>
         <w:rPr>
           <w:lang w:val="zh_TW" w:bidi="zh_TW"/>
@@ -2135,126 +1685,84 @@
         </w:rPr>
         <w:t>保羅將基督的比喻延伸到自我的死亡（death of the self）。他可能從早期教會的教導中得到了這個概念，如在</w:t>
       </w:r>
-      <w:hyperlink r:id="rId83">
-        <w:r>
-          <w:rPr>
-            <w:lang w:val="zh_TW" w:bidi="zh_TW"/>
-          </w:rPr>
-          <w:rPr>
-            <w:color w:val="0000EE"/>
-            <w:u w:val="single"/>
-          </w:rPr>
-          <w:t>羅馬書六章1至8節</w:t>
-        </w:r>
-      </w:hyperlink>
+      <w:r>
+        <w:rPr>
+          <w:lang w:val="zh_TW" w:bidi="zh_TW"/>
+        </w:rPr>
+        <w:t>羅馬書六章1至8節</w:t>
+      </w:r>
       <w:r>
         <w:rPr>
           <w:lang w:val="zh_TW" w:bidi="zh_TW"/>
         </w:rPr>
         <w:t>的洗禮信條，其中指出洗禮就是「和他一同埋葬」。保羅將基督徒認同與基督同死亡解釋為「我們的舊人和他同釘十字架，使罪身滅絕，叫我們不再作罪的奴僕」（</w:t>
       </w:r>
-      <w:hyperlink r:id="rId72">
-        <w:r>
-          <w:rPr>
-            <w:lang w:val="zh_TW" w:bidi="zh_TW"/>
-          </w:rPr>
-          <w:rPr>
-            <w:color w:val="0000EE"/>
-            <w:u w:val="single"/>
-          </w:rPr>
-          <w:t>羅6:6</w:t>
-        </w:r>
-      </w:hyperlink>
+      <w:r>
+        <w:rPr>
+          <w:lang w:val="zh_TW" w:bidi="zh_TW"/>
+        </w:rPr>
+        <w:t>羅6:6</w:t>
+      </w:r>
       <w:r>
         <w:rPr>
           <w:lang w:val="zh_TW" w:bidi="zh_TW"/>
         </w:rPr>
         <w:t>）。在</w:t>
       </w:r>
-      <w:hyperlink r:id="rId84">
-        <w:r>
-          <w:rPr>
-            <w:lang w:val="zh_TW" w:bidi="zh_TW"/>
-          </w:rPr>
-          <w:rPr>
-            <w:color w:val="0000EE"/>
-            <w:u w:val="single"/>
-          </w:rPr>
-          <w:t>哥林多後書五章14至17節</w:t>
-        </w:r>
-      </w:hyperlink>
+      <w:r>
+        <w:rPr>
+          <w:lang w:val="zh_TW" w:bidi="zh_TW"/>
+        </w:rPr>
+        <w:t>哥林多後書五章14至17節</w:t>
+      </w:r>
       <w:r>
         <w:rPr>
           <w:lang w:val="zh_TW" w:bidi="zh_TW"/>
         </w:rPr>
         <w:t>中，保羅進一步闡述了這一觀點，信徒參與基督的死亡與復活，使舊的生命過去，新的生命來到（</w:t>
       </w:r>
-      <w:hyperlink r:id="rId85">
-        <w:r>
-          <w:rPr>
-            <w:lang w:val="zh_TW" w:bidi="zh_TW"/>
-          </w:rPr>
-          <w:rPr>
-            <w:color w:val="0000EE"/>
-            <w:u w:val="single"/>
-          </w:rPr>
-          <w:t>5:17</w:t>
-        </w:r>
-      </w:hyperlink>
+      <w:r>
+        <w:rPr>
+          <w:lang w:val="zh_TW" w:bidi="zh_TW"/>
+        </w:rPr>
+        <w:t>5:17</w:t>
+      </w:r>
       <w:r>
         <w:rPr>
           <w:lang w:val="zh_TW" w:bidi="zh_TW"/>
         </w:rPr>
         <w:t>）。在加拉太書中也可以看到相同的觀點，那處經文將自我的神秘性死亡與那些認為基督徒需要遵守猶太律法的律法主義制度作了對比。信徒是「已經與基督同釘十字架」，結果是「現在活著的不再是我」（</w:t>
       </w:r>
-      <w:hyperlink r:id="rId86">
-        <w:r>
-          <w:rPr>
-            <w:lang w:val="zh_TW" w:bidi="zh_TW"/>
-          </w:rPr>
-          <w:rPr>
-            <w:color w:val="0000EE"/>
-            <w:u w:val="single"/>
-          </w:rPr>
-          <w:t>加2:20</w:t>
-        </w:r>
-      </w:hyperlink>
+      <w:r>
+        <w:rPr>
+          <w:lang w:val="zh_TW" w:bidi="zh_TW"/>
+        </w:rPr>
+        <w:t>加2:20</w:t>
+      </w:r>
       <w:r>
         <w:rPr>
           <w:lang w:val="zh_TW" w:bidi="zh_TW"/>
         </w:rPr>
         <w:t>）；「邪情私慾」是「釘在十字架上」（</w:t>
       </w:r>
-      <w:hyperlink r:id="rId87">
-        <w:r>
-          <w:rPr>
-            <w:lang w:val="zh_TW" w:bidi="zh_TW"/>
-          </w:rPr>
-          <w:rPr>
-            <w:color w:val="0000EE"/>
-            <w:u w:val="single"/>
-          </w:rPr>
-          <w:t>5:24</w:t>
-        </w:r>
-      </w:hyperlink>
+      <w:r>
+        <w:rPr>
+          <w:lang w:val="zh_TW" w:bidi="zh_TW"/>
+        </w:rPr>
+        <w:t>5:24</w:t>
+      </w:r>
       <w:r>
         <w:rPr>
           <w:lang w:val="zh_TW" w:bidi="zh_TW"/>
         </w:rPr>
         <w:t>）；並且「但我斷不以別的誇口，只誇我們主耶穌基督的十字架；因這十字架，就我而論，世界已經釘在十字架上；就世界而論，我已經釘在十字架上。」（</w:t>
       </w:r>
-      <w:hyperlink r:id="rId88">
-        <w:r>
-          <w:rPr>
-            <w:lang w:val="zh_TW" w:bidi="zh_TW"/>
-          </w:rPr>
-          <w:rPr>
-            <w:color w:val="0000EE"/>
-            <w:u w:val="single"/>
-          </w:rPr>
-          <w:t>6:14</w:t>
-        </w:r>
-      </w:hyperlink>
+      <w:r>
+        <w:rPr>
+          <w:lang w:val="zh_TW" w:bidi="zh_TW"/>
+        </w:rPr>
+        <w:t>6:14</w:t>
+      </w:r>
       <w:r>
         <w:rPr>
           <w:lang w:val="zh_TW" w:bidi="zh_TW"/>
